--- a/lessons/7-2/downloads/7-2-notes.docx
+++ b/lessons/7-2/downloads/7-2-notes.docx
@@ -311,6 +311,610 @@
         <w:rPr>
           <w:b/>
           <w:bCs/>
+          <w:color w:val="1FA6A2"/>
+          <w:sz w:val="26"/>
+          <w:szCs w:val="26"/>
+        </w:rPr>
+        <w:t xml:space="preserve">Turn &amp; Talk — Discussion Points  (Level 1 support · Level 2)</w:t>
+      </w:r>
+    </w:p>
+    <w:p>
+      <w:pPr>
+        <w:spacing w:after="60"/>
+      </w:pPr>
+      <w:r>
+        <w:rPr>
+          <w:i/>
+          <w:iCs/>
+          <w:color w:val="5F6F80"/>
+          <w:sz w:val="19"/>
+          <w:szCs w:val="19"/>
+        </w:rPr>
+        <w:t xml:space="preserve">Talk with a partner. Use the Level 1 stems if you need help getting started; try the Level 2 question when you are ready for more.</w:t>
+      </w:r>
+    </w:p>
+    <w:p>
+      <w:pPr>
+        <w:spacing w:after="60"/>
+      </w:pPr>
+      <w:r>
+        <w:rPr>
+          <w:b/>
+          <w:bCs/>
+          <w:color w:val="12355B"/>
+          <w:sz w:val="21"/>
+          <w:szCs w:val="21"/>
+        </w:rPr>
+        <w:t xml:space="preserve">1. [Launch] </w:t>
+      </w:r>
+      <w:r>
+        <w:rPr>
+          <w:b/>
+          <w:bCs/>
+          <w:sz w:val="21"/>
+          <w:szCs w:val="21"/>
+        </w:rPr>
+        <w:t xml:space="preserve">Detective Chen's clue is n + 23 = 58, where n is a locker number. Why can't she just 'know' n by looking, and what could she do to both sides to find it?</w:t>
+      </w:r>
+    </w:p>
+    <w:p>
+      <w:pPr>
+        <w:spacing w:after="60"/>
+      </w:pPr>
+      <w:r>
+        <w:rPr>
+          <w:b/>
+          <w:bCs/>
+          <w:color w:val="1FA6A2"/>
+          <w:sz w:val="20"/>
+          <w:szCs w:val="20"/>
+        </w:rPr>
+        <w:t xml:space="preserve">Level 1 — Start here: </w:t>
+      </w:r>
+      <w:r>
+        <w:rPr>
+          <w:sz w:val="20"/>
+          <w:szCs w:val="20"/>
+        </w:rPr>
+        <w:t xml:space="preserve">I can undo the addition to get the variable by itself.</w:t>
+      </w:r>
+    </w:p>
+    <w:p>
+      <w:pPr>
+        <w:spacing w:after="60"/>
+      </w:pPr>
+      <w:r>
+        <w:rPr>
+          <w:sz w:val="21"/>
+          <w:szCs w:val="21"/>
+        </w:rPr>
+        <w:t xml:space="preserve">The variable n is added to ___, so to find n I can ___.</w:t>
+      </w:r>
+      <w:r>
+        <w:rPr>
+          <w:i/>
+          <w:iCs/>
+          <w:color w:val="5F6F80"/>
+          <w:sz w:val="19"/>
+          <w:szCs w:val="19"/>
+        </w:rPr>
+        <w:br/>
+        <w:t xml:space="preserve">
+La variable n está sumada a ___, así que para hallar n puedo ___.</w:t>
+      </w:r>
+    </w:p>
+    <w:p>
+      <w:pPr>
+        <w:spacing w:after="60"/>
+      </w:pPr>
+      <w:r>
+        <w:rPr>
+          <w:sz w:val="21"/>
+          <w:szCs w:val="21"/>
+        </w:rPr>
+        <w:t xml:space="preserve">I would use ___ to undo the ___.</w:t>
+      </w:r>
+      <w:r>
+        <w:rPr>
+          <w:i/>
+          <w:iCs/>
+          <w:color w:val="5F6F80"/>
+          <w:sz w:val="19"/>
+          <w:szCs w:val="19"/>
+        </w:rPr>
+        <w:br/>
+        <w:t xml:space="preserve">
+Usaría ___ para deshacer la ___.</w:t>
+      </w:r>
+    </w:p>
+    <w:p>
+      <w:pPr>
+        <w:spacing w:after="60"/>
+      </w:pPr>
+      <w:r>
+        <w:rPr>
+          <w:b/>
+          <w:bCs/>
+          <w:color w:val="12355B"/>
+          <w:sz w:val="20"/>
+          <w:szCs w:val="20"/>
+        </w:rPr>
+        <w:t xml:space="preserve">Word bank: </w:t>
+      </w:r>
+      <w:r>
+        <w:rPr>
+          <w:color w:val="1FA6A2"/>
+          <w:sz w:val="20"/>
+          <w:szCs w:val="20"/>
+        </w:rPr>
+        <w:t xml:space="preserve">equation, inverse operation, isolate, solution</w:t>
+      </w:r>
+    </w:p>
+    <w:p>
+      <w:pPr>
+        <w:spacing w:after="60"/>
+      </w:pPr>
+      <w:r>
+        <w:rPr>
+          <w:b/>
+          <w:bCs/>
+          <w:color w:val="12355B"/>
+          <w:sz w:val="19"/>
+          <w:szCs w:val="19"/>
+        </w:rPr>
+        <w:t xml:space="preserve">Listen for: </w:t>
+      </w:r>
+      <w:r>
+        <w:rPr>
+          <w:i/>
+          <w:iCs/>
+          <w:color w:val="5F6F80"/>
+          <w:sz w:val="19"/>
+          <w:szCs w:val="19"/>
+        </w:rPr>
+        <w:t xml:space="preserve">Students recognize 23 is added to n and that subtracting 23 (the inverse operation) from both sides will isolate n.</w:t>
+      </w:r>
+    </w:p>
+    <w:p>
+      <w:pPr>
+        <w:spacing w:after="60"/>
+      </w:pPr>
+      <w:r>
+        <w:rPr>
+          <w:b/>
+          <w:bCs/>
+          <w:color w:val="9A6B12"/>
+          <w:sz w:val="20"/>
+          <w:szCs w:val="20"/>
+        </w:rPr>
+        <w:t xml:space="preserve">Level 2: </w:t>
+      </w:r>
+      <w:r>
+        <w:rPr>
+          <w:sz w:val="20"/>
+          <w:szCs w:val="20"/>
+        </w:rPr>
+        <w:t xml:space="preserve">How would your plan change if the clue were n − 23 = 58 instead? Justify which inverse operation you would use.</w:t>
+      </w:r>
+    </w:p>
+    <w:p>
+      <w:pPr>
+        <w:spacing w:after="60"/>
+        <w:ind w:left="360"/>
+      </w:pPr>
+      <w:r>
+        <w:rPr>
+          <w:sz w:val="20"/>
+          <w:szCs w:val="20"/>
+        </w:rPr>
+        <w:t xml:space="preserve">• For n − 23 = 58 I would ___ instead because ___.</w:t>
+      </w:r>
+    </w:p>
+    <w:p>
+      <w:pPr>
+        <w:spacing w:after="60"/>
+        <w:ind w:left="360"/>
+      </w:pPr>
+      <w:r>
+        <w:rPr>
+          <w:sz w:val="20"/>
+          <w:szCs w:val="20"/>
+        </w:rPr>
+        <w:t xml:space="preserve">• The inverse operation changes because ___.</w:t>
+      </w:r>
+    </w:p>
+    <w:p>
+      <w:pPr>
+        <w:spacing w:after="60"/>
+      </w:pPr>
+      <w:r>
+        <w:rPr>
+          <w:b/>
+          <w:bCs/>
+          <w:color w:val="12355B"/>
+          <w:sz w:val="21"/>
+          <w:szCs w:val="21"/>
+        </w:rPr>
+        <w:t xml:space="preserve">2. [Explore] </w:t>
+      </w:r>
+      <w:r>
+        <w:rPr>
+          <w:b/>
+          <w:bCs/>
+          <w:sz w:val="21"/>
+          <w:szCs w:val="21"/>
+        </w:rPr>
+        <w:t xml:space="preserve">What inverse operation did you use to solve n + 23 = 58, and why must you do it to BOTH sides of the balance?</w:t>
+      </w:r>
+    </w:p>
+    <w:p>
+      <w:pPr>
+        <w:spacing w:after="60"/>
+      </w:pPr>
+      <w:r>
+        <w:rPr>
+          <w:b/>
+          <w:bCs/>
+          <w:color w:val="1FA6A2"/>
+          <w:sz w:val="20"/>
+          <w:szCs w:val="20"/>
+        </w:rPr>
+        <w:t xml:space="preserve">Level 1 — Start here: </w:t>
+      </w:r>
+      <w:r>
+        <w:rPr>
+          <w:sz w:val="20"/>
+          <w:szCs w:val="20"/>
+        </w:rPr>
+        <w:t xml:space="preserve">I do the same inverse operation to both sides to keep it balanced.</w:t>
+      </w:r>
+    </w:p>
+    <w:p>
+      <w:pPr>
+        <w:spacing w:after="60"/>
+      </w:pPr>
+      <w:r>
+        <w:rPr>
+          <w:sz w:val="21"/>
+          <w:szCs w:val="21"/>
+        </w:rPr>
+        <w:t xml:space="preserve">I used ___ to undo ___, so the variable equals ___.</w:t>
+      </w:r>
+      <w:r>
+        <w:rPr>
+          <w:i/>
+          <w:iCs/>
+          <w:color w:val="5F6F80"/>
+          <w:sz w:val="19"/>
+          <w:szCs w:val="19"/>
+        </w:rPr>
+        <w:br/>
+        <w:t xml:space="preserve">
+Usé ___ para deshacer ___, así que la variable es igual a ___.</w:t>
+      </w:r>
+    </w:p>
+    <w:p>
+      <w:pPr>
+        <w:spacing w:after="60"/>
+      </w:pPr>
+      <w:r>
+        <w:rPr>
+          <w:sz w:val="21"/>
+          <w:szCs w:val="21"/>
+        </w:rPr>
+        <w:t xml:space="preserve">I do it to both sides because ___.</w:t>
+      </w:r>
+      <w:r>
+        <w:rPr>
+          <w:i/>
+          <w:iCs/>
+          <w:color w:val="5F6F80"/>
+          <w:sz w:val="19"/>
+          <w:szCs w:val="19"/>
+        </w:rPr>
+        <w:br/>
+        <w:t xml:space="preserve">
+Lo hago en ambos lados porque ___.</w:t>
+      </w:r>
+    </w:p>
+    <w:p>
+      <w:pPr>
+        <w:spacing w:after="60"/>
+      </w:pPr>
+      <w:r>
+        <w:rPr>
+          <w:b/>
+          <w:bCs/>
+          <w:color w:val="12355B"/>
+          <w:sz w:val="20"/>
+          <w:szCs w:val="20"/>
+        </w:rPr>
+        <w:t xml:space="preserve">Word bank: </w:t>
+      </w:r>
+      <w:r>
+        <w:rPr>
+          <w:color w:val="1FA6A2"/>
+          <w:sz w:val="20"/>
+          <w:szCs w:val="20"/>
+        </w:rPr>
+        <w:t xml:space="preserve">inverse operation, isolate, solution, equation</w:t>
+      </w:r>
+    </w:p>
+    <w:p>
+      <w:pPr>
+        <w:spacing w:after="60"/>
+      </w:pPr>
+      <w:r>
+        <w:rPr>
+          <w:b/>
+          <w:bCs/>
+          <w:color w:val="12355B"/>
+          <w:sz w:val="19"/>
+          <w:szCs w:val="19"/>
+        </w:rPr>
+        <w:t xml:space="preserve">Listen for: </w:t>
+      </w:r>
+      <w:r>
+        <w:rPr>
+          <w:i/>
+          <w:iCs/>
+          <w:color w:val="5F6F80"/>
+          <w:sz w:val="19"/>
+          <w:szCs w:val="19"/>
+        </w:rPr>
+        <w:t xml:space="preserve">Students subtract 23 from both sides to get n = 35 and explain that doing the same to both sides keeps the equation balanced and the solution true.</w:t>
+      </w:r>
+    </w:p>
+    <w:p>
+      <w:pPr>
+        <w:spacing w:after="60"/>
+      </w:pPr>
+      <w:r>
+        <w:rPr>
+          <w:b/>
+          <w:bCs/>
+          <w:color w:val="9A6B12"/>
+          <w:sz w:val="20"/>
+          <w:szCs w:val="20"/>
+        </w:rPr>
+        <w:t xml:space="preserve">Level 2: </w:t>
+      </w:r>
+      <w:r>
+        <w:rPr>
+          <w:sz w:val="20"/>
+          <w:szCs w:val="20"/>
+        </w:rPr>
+        <w:t xml:space="preserve">How can you check that n = 35 is the solution? Show why checking matters even when your steps look correct.</w:t>
+      </w:r>
+    </w:p>
+    <w:p>
+      <w:pPr>
+        <w:spacing w:after="60"/>
+        <w:ind w:left="360"/>
+      </w:pPr>
+      <w:r>
+        <w:rPr>
+          <w:sz w:val="20"/>
+          <w:szCs w:val="20"/>
+        </w:rPr>
+        <w:t xml:space="preserve">• I can check by ___, which gives ___.</w:t>
+      </w:r>
+    </w:p>
+    <w:p>
+      <w:pPr>
+        <w:spacing w:after="60"/>
+        <w:ind w:left="360"/>
+      </w:pPr>
+      <w:r>
+        <w:rPr>
+          <w:sz w:val="20"/>
+          <w:szCs w:val="20"/>
+        </w:rPr>
+        <w:t xml:space="preserve">• Checking matters because ___.</w:t>
+      </w:r>
+    </w:p>
+    <w:p>
+      <w:pPr>
+        <w:spacing w:after="60"/>
+      </w:pPr>
+      <w:r>
+        <w:rPr>
+          <w:b/>
+          <w:bCs/>
+          <w:color w:val="12355B"/>
+          <w:sz w:val="21"/>
+          <w:szCs w:val="21"/>
+        </w:rPr>
+        <w:t xml:space="preserve">3. [Connect] </w:t>
+      </w:r>
+      <w:r>
+        <w:rPr>
+          <w:b/>
+          <w:bCs/>
+          <w:sz w:val="21"/>
+          <w:szCs w:val="21"/>
+        </w:rPr>
+        <w:t xml:space="preserve">Where might solving a one-step equation help you find a missing amount in real life?</w:t>
+      </w:r>
+    </w:p>
+    <w:p>
+      <w:pPr>
+        <w:spacing w:after="60"/>
+      </w:pPr>
+      <w:r>
+        <w:rPr>
+          <w:b/>
+          <w:bCs/>
+          <w:color w:val="1FA6A2"/>
+          <w:sz w:val="20"/>
+          <w:szCs w:val="20"/>
+        </w:rPr>
+        <w:t xml:space="preserve">Level 1 — Start here: </w:t>
+      </w:r>
+      <w:r>
+        <w:rPr>
+          <w:sz w:val="20"/>
+          <w:szCs w:val="20"/>
+        </w:rPr>
+        <w:t xml:space="preserve">A one-step equation finds an unknown when I know a total and a part.</w:t>
+      </w:r>
+    </w:p>
+    <w:p>
+      <w:pPr>
+        <w:spacing w:after="60"/>
+      </w:pPr>
+      <w:r>
+        <w:rPr>
+          <w:sz w:val="21"/>
+          <w:szCs w:val="21"/>
+        </w:rPr>
+        <w:t xml:space="preserve">A one-step equation would help me find ___ when I know ___.</w:t>
+      </w:r>
+      <w:r>
+        <w:rPr>
+          <w:i/>
+          <w:iCs/>
+          <w:color w:val="5F6F80"/>
+          <w:sz w:val="19"/>
+          <w:szCs w:val="19"/>
+        </w:rPr>
+        <w:br/>
+        <w:t xml:space="preserve">
+Una ecuación de un paso me ayudaría a hallar ___ cuando sé ___.</w:t>
+      </w:r>
+    </w:p>
+    <w:p>
+      <w:pPr>
+        <w:spacing w:after="60"/>
+      </w:pPr>
+      <w:r>
+        <w:rPr>
+          <w:sz w:val="21"/>
+          <w:szCs w:val="21"/>
+        </w:rPr>
+        <w:t xml:space="preserve">I would use the inverse operation ___ to solve it.</w:t>
+      </w:r>
+      <w:r>
+        <w:rPr>
+          <w:i/>
+          <w:iCs/>
+          <w:color w:val="5F6F80"/>
+          <w:sz w:val="19"/>
+          <w:szCs w:val="19"/>
+        </w:rPr>
+        <w:br/>
+        <w:t xml:space="preserve">
+Usaría la operación inversa ___ para resolverla.</w:t>
+      </w:r>
+    </w:p>
+    <w:p>
+      <w:pPr>
+        <w:spacing w:after="60"/>
+      </w:pPr>
+      <w:r>
+        <w:rPr>
+          <w:b/>
+          <w:bCs/>
+          <w:color w:val="12355B"/>
+          <w:sz w:val="20"/>
+          <w:szCs w:val="20"/>
+        </w:rPr>
+        <w:t xml:space="preserve">Word bank: </w:t>
+      </w:r>
+      <w:r>
+        <w:rPr>
+          <w:color w:val="1FA6A2"/>
+          <w:sz w:val="20"/>
+          <w:szCs w:val="20"/>
+        </w:rPr>
+        <w:t xml:space="preserve">equation, inverse operation, isolate, solution</w:t>
+      </w:r>
+    </w:p>
+    <w:p>
+      <w:pPr>
+        <w:spacing w:after="60"/>
+      </w:pPr>
+      <w:r>
+        <w:rPr>
+          <w:b/>
+          <w:bCs/>
+          <w:color w:val="12355B"/>
+          <w:sz w:val="19"/>
+          <w:szCs w:val="19"/>
+        </w:rPr>
+        <w:t xml:space="preserve">Listen for: </w:t>
+      </w:r>
+      <w:r>
+        <w:rPr>
+          <w:i/>
+          <w:iCs/>
+          <w:color w:val="5F6F80"/>
+          <w:sz w:val="19"/>
+          <w:szCs w:val="19"/>
+        </w:rPr>
+        <w:t xml:space="preserve">Students give a realistic context (money saved, distance left, missing count) and connect it to isolating a variable using an inverse operation.</w:t>
+      </w:r>
+    </w:p>
+    <w:p>
+      <w:pPr>
+        <w:spacing w:after="60"/>
+      </w:pPr>
+      <w:r>
+        <w:rPr>
+          <w:b/>
+          <w:bCs/>
+          <w:color w:val="9A6B12"/>
+          <w:sz w:val="20"/>
+          <w:szCs w:val="20"/>
+        </w:rPr>
+        <w:t xml:space="preserve">Level 2: </w:t>
+      </w:r>
+      <w:r>
+        <w:rPr>
+          <w:sz w:val="20"/>
+          <w:szCs w:val="20"/>
+        </w:rPr>
+        <w:t xml:space="preserve">Critique: 'Adding the same number to both sides changes the answer.' Use the idea of keeping the equation balanced to explain why this is false.</w:t>
+      </w:r>
+    </w:p>
+    <w:p>
+      <w:pPr>
+        <w:spacing w:after="60"/>
+        <w:ind w:left="360"/>
+      </w:pPr>
+      <w:r>
+        <w:rPr>
+          <w:sz w:val="20"/>
+          <w:szCs w:val="20"/>
+        </w:rPr>
+        <w:t xml:space="preserve">• This is false because ___.</w:t>
+      </w:r>
+    </w:p>
+    <w:p>
+      <w:pPr>
+        <w:spacing w:after="60"/>
+        <w:ind w:left="360"/>
+      </w:pPr>
+      <w:r>
+        <w:rPr>
+          <w:sz w:val="20"/>
+          <w:szCs w:val="20"/>
+        </w:rPr>
+        <w:t xml:space="preserve">• Doing the same operation to both sides keeps ___.</w:t>
+      </w:r>
+    </w:p>
+    <w:p>
+      <w:pPr>
+        <w:pStyle w:val="Heading2"/>
+        <w:pBdr>
+          <w:left w:val="single" w:color="1FA6A2" w:sz="18" w:space="8"/>
+        </w:pBdr>
+        <w:spacing w:after="100" w:before="200"/>
+      </w:pPr>
+      <w:r>
+        <w:rPr>
+          <w:b/>
+          <w:bCs/>
           <w:color w:val="9A6B12"/>
           <w:sz w:val="26"/>
           <w:szCs w:val="26"/>
@@ -883,7 +1487,7 @@
           <w:sz w:val="21"/>
           <w:szCs w:val="21"/>
         </w:rPr>
-        <w:t xml:space="preserve">I used ___ to undo ___.</w:t>
+        <w:t xml:space="preserve">The variable n is added to ___, so to find n I can ___.</w:t>
       </w:r>
       <w:r>
         <w:rPr>
@@ -895,19 +1499,19 @@
         </w:rPr>
         <w:br/>
         <w:t xml:space="preserve">
-Usé ___ para deshacer ___.</w:t>
-      </w:r>
-    </w:p>
-    <w:p>
-      <w:pPr>
-        <w:spacing w:after="60"/>
-      </w:pPr>
-      <w:r>
-        <w:rPr>
-          <w:sz w:val="21"/>
-          <w:szCs w:val="21"/>
-        </w:rPr>
-        <w:t xml:space="preserve">So the variable equals ___.</w:t>
+La variable n está sumada a ___, así que para hallar n puedo ___.</w:t>
+      </w:r>
+    </w:p>
+    <w:p>
+      <w:pPr>
+        <w:spacing w:after="60"/>
+      </w:pPr>
+      <w:r>
+        <w:rPr>
+          <w:sz w:val="21"/>
+          <w:szCs w:val="21"/>
+        </w:rPr>
+        <w:t xml:space="preserve">I would use ___ to undo the ___.</w:t>
       </w:r>
       <w:r>
         <w:rPr>
@@ -919,19 +1523,19 @@
         </w:rPr>
         <w:br/>
         <w:t xml:space="preserve">
-Entonces la variable es igual a ___.</w:t>
-      </w:r>
-    </w:p>
-    <w:p>
-      <w:pPr>
-        <w:spacing w:after="60"/>
-      </w:pPr>
-      <w:r>
-        <w:rPr>
-          <w:sz w:val="21"/>
-          <w:szCs w:val="21"/>
-        </w:rPr>
-        <w:t xml:space="preserve">This helps me find ___.</w:t>
+Usaría ___ para deshacer la ___.</w:t>
+      </w:r>
+    </w:p>
+    <w:p>
+      <w:pPr>
+        <w:spacing w:after="60"/>
+      </w:pPr>
+      <w:r>
+        <w:rPr>
+          <w:sz w:val="21"/>
+          <w:szCs w:val="21"/>
+        </w:rPr>
+        <w:t xml:space="preserve">I used ___ to undo ___, so the variable equals ___.</w:t>
       </w:r>
       <w:r>
         <w:rPr>
@@ -943,7 +1547,7 @@
         </w:rPr>
         <w:br/>
         <w:t xml:space="preserve">
-Esto me ayuda a hallar ___.</w:t>
+Usé ___ para deshacer ___, así que la variable es igual a ___.</w:t>
       </w:r>
     </w:p>
     <w:p>

--- a/lessons/7-2/downloads/7-2-notes.docx
+++ b/lessons/7-2/downloads/7-2-notes.docx
@@ -385,6 +385,43 @@
       </w:pPr>
       <w:r>
         <w:rPr>
+          <w:b/>
+          <w:bCs/>
+          <w:color w:val="1FA6A2"/>
+          <w:sz w:val="20"/>
+          <w:szCs w:val="20"/>
+        </w:rPr>
+        <w:t xml:space="preserve">Hint (optional): </w:t>
+      </w:r>
+      <w:r>
+        <w:rPr>
+          <w:sz w:val="20"/>
+          <w:szCs w:val="20"/>
+        </w:rPr>
+        <w:t xml:space="preserve">Try starting with the word "equation" or "inverse operation". Re-read the question and underline what it is asking you to compare or find. Use one number or word from the problem as your evidence.</w:t>
+      </w:r>
+    </w:p>
+    <w:p>
+      <w:pPr>
+        <w:spacing w:after="60"/>
+      </w:pPr>
+      <w:r>
+        <w:rPr>
+          <w:b/>
+          <w:bCs/>
+          <w:color w:val="12355B"/>
+          <w:sz w:val="19"/>
+          <w:szCs w:val="19"/>
+        </w:rPr>
+        <w:t xml:space="preserve">Sentence starters (optional)</w:t>
+      </w:r>
+    </w:p>
+    <w:p>
+      <w:pPr>
+        <w:spacing w:after="60"/>
+      </w:pPr>
+      <w:r>
+        <w:rPr>
           <w:sz w:val="21"/>
           <w:szCs w:val="21"/>
         </w:rPr>
@@ -575,6 +612,43 @@
       </w:pPr>
       <w:r>
         <w:rPr>
+          <w:b/>
+          <w:bCs/>
+          <w:color w:val="1FA6A2"/>
+          <w:sz w:val="20"/>
+          <w:szCs w:val="20"/>
+        </w:rPr>
+        <w:t xml:space="preserve">Hint (optional): </w:t>
+      </w:r>
+      <w:r>
+        <w:rPr>
+          <w:sz w:val="20"/>
+          <w:szCs w:val="20"/>
+        </w:rPr>
+        <w:t xml:space="preserve">Try starting with the word "inverse operation" or "isolate". Re-read the question and underline what it is asking you to compare or find. Use one number or word from the problem as your evidence.</w:t>
+      </w:r>
+    </w:p>
+    <w:p>
+      <w:pPr>
+        <w:spacing w:after="60"/>
+      </w:pPr>
+      <w:r>
+        <w:rPr>
+          <w:b/>
+          <w:bCs/>
+          <w:color w:val="12355B"/>
+          <w:sz w:val="19"/>
+          <w:szCs w:val="19"/>
+        </w:rPr>
+        <w:t xml:space="preserve">Sentence starters (optional)</w:t>
+      </w:r>
+    </w:p>
+    <w:p>
+      <w:pPr>
+        <w:spacing w:after="60"/>
+      </w:pPr>
+      <w:r>
+        <w:rPr>
           <w:sz w:val="21"/>
           <w:szCs w:val="21"/>
         </w:rPr>
@@ -757,6 +831,43 @@
           <w:szCs w:val="20"/>
         </w:rPr>
         <w:t xml:space="preserve">A one-step equation finds an unknown when I know a total and a part.</w:t>
+      </w:r>
+    </w:p>
+    <w:p>
+      <w:pPr>
+        <w:spacing w:after="60"/>
+      </w:pPr>
+      <w:r>
+        <w:rPr>
+          <w:b/>
+          <w:bCs/>
+          <w:color w:val="1FA6A2"/>
+          <w:sz w:val="20"/>
+          <w:szCs w:val="20"/>
+        </w:rPr>
+        <w:t xml:space="preserve">Hint (optional): </w:t>
+      </w:r>
+      <w:r>
+        <w:rPr>
+          <w:sz w:val="20"/>
+          <w:szCs w:val="20"/>
+        </w:rPr>
+        <w:t xml:space="preserve">Try starting with the word "equation" or "inverse operation". Re-read the question and underline what it is asking you to compare or find. Use one number or word from the problem as your evidence.</w:t>
+      </w:r>
+    </w:p>
+    <w:p>
+      <w:pPr>
+        <w:spacing w:after="60"/>
+      </w:pPr>
+      <w:r>
+        <w:rPr>
+          <w:b/>
+          <w:bCs/>
+          <w:color w:val="12355B"/>
+          <w:sz w:val="19"/>
+          <w:szCs w:val="19"/>
+        </w:rPr>
+        <w:t xml:space="preserve">Sentence starters (optional)</w:t>
       </w:r>
     </w:p>
     <w:p>

--- a/lessons/7-2/downloads/7-2-notes.docx
+++ b/lessons/7-2/downloads/7-2-notes.docx
@@ -97,6 +97,69 @@
       </w:pPr>
       <w:r>
         <w:rPr>
+          <w:i/>
+          <w:iCs/>
+          <w:color w:val="5F6F80"/>
+          <w:sz w:val="19"/>
+          <w:szCs w:val="19"/>
+        </w:rPr>
+        <w:t xml:space="preserve">Picture first, then the word, then a plain-language meaning.</w:t>
+      </w:r>
+    </w:p>
+    <w:p>
+      <w:pPr>
+        <w:keepNext/>
+        <w:spacing w:after="20" w:before="120"/>
+        <w:jc w:val="center"/>
+      </w:pPr>
+      <w:r>
+        <w:drawing>
+          <wp:inline distT="0" distB="0" distL="0" distR="0">
+            <wp:extent cx="1238250" cy="933450"/>
+            <wp:effectExtent t="0" r="0" b="0" l="0"/>
+            <wp:docPr id="1" name="" descr="" title=""/>
+            <wp:cNvGraphicFramePr>
+              <a:graphicFrameLocks xmlns:a="http://schemas.openxmlformats.org/drawingml/2006/main" noChangeAspect="1"/>
+            </wp:cNvGraphicFramePr>
+            <a:graphic xmlns:a="http://schemas.openxmlformats.org/drawingml/2006/main">
+              <a:graphicData uri="http://schemas.openxmlformats.org/drawingml/2006/picture">
+                <pic:pic xmlns:pic="http://schemas.openxmlformats.org/drawingml/2006/picture">
+                  <pic:nvPicPr>
+                    <pic:cNvPr id="0" name="" descr=""/>
+                    <pic:cNvPicPr>
+                      <a:picLocks noChangeAspect="1" noChangeArrowheads="1"/>
+                    </pic:cNvPicPr>
+                  </pic:nvPicPr>
+                  <pic:blipFill>
+                    <a:blip r:embed="rId9" cstate="none"/>
+                    <a:srcRect/>
+                    <a:stretch>
+                      <a:fillRect/>
+                    </a:stretch>
+                  </pic:blipFill>
+                  <pic:spPr bwMode="auto">
+                    <a:xfrm>
+                      <a:off x="0" y="0"/>
+                      <a:ext cx="1238250" cy="933450"/>
+                    </a:xfrm>
+                    <a:prstGeom prst="rect">
+                      <a:avLst/>
+                    </a:prstGeom>
+                  </pic:spPr>
+                </pic:pic>
+              </a:graphicData>
+            </a:graphic>
+          </wp:inline>
+        </w:drawing>
+      </w:r>
+    </w:p>
+    <w:p>
+      <w:pPr>
+        <w:keepNext/>
+        <w:spacing w:after="20"/>
+      </w:pPr>
+      <w:r>
+        <w:rPr>
           <w:b/>
           <w:bCs/>
           <w:color w:val="12355B"/>
@@ -118,7 +181,7 @@
     </w:p>
     <w:p>
       <w:pPr>
-        <w:spacing w:after="60"/>
+        <w:spacing w:after="160"/>
       </w:pPr>
       <w:r>
         <w:rPr>
@@ -130,22 +193,55 @@
     </w:p>
     <w:p>
       <w:pPr>
-        <w:spacing w:after="60"/>
-      </w:pPr>
-      <w:r>
-        <w:rPr>
-          <w:i/>
-          <w:iCs/>
-          <w:color w:val="5F6F80"/>
-          <w:sz w:val="19"/>
-          <w:szCs w:val="19"/>
-        </w:rPr>
-        <w:t xml:space="preserve">x + 5 = 12 — both sides equal 12 when x = 7</w:t>
-      </w:r>
-    </w:p>
-    <w:p>
-      <w:pPr>
-        <w:spacing w:after="60"/>
+        <w:keepNext/>
+        <w:spacing w:after="20" w:before="120"/>
+        <w:jc w:val="center"/>
+      </w:pPr>
+      <w:r>
+        <w:drawing>
+          <wp:inline distT="0" distB="0" distL="0" distR="0">
+            <wp:extent cx="1238250" cy="933450"/>
+            <wp:effectExtent t="0" r="0" b="0" l="0"/>
+            <wp:docPr id="1" name="" descr="" title=""/>
+            <wp:cNvGraphicFramePr>
+              <a:graphicFrameLocks xmlns:a="http://schemas.openxmlformats.org/drawingml/2006/main" noChangeAspect="1"/>
+            </wp:cNvGraphicFramePr>
+            <a:graphic xmlns:a="http://schemas.openxmlformats.org/drawingml/2006/main">
+              <a:graphicData uri="http://schemas.openxmlformats.org/drawingml/2006/picture">
+                <pic:pic xmlns:pic="http://schemas.openxmlformats.org/drawingml/2006/picture">
+                  <pic:nvPicPr>
+                    <pic:cNvPr id="0" name="" descr=""/>
+                    <pic:cNvPicPr>
+                      <a:picLocks noChangeAspect="1" noChangeArrowheads="1"/>
+                    </pic:cNvPicPr>
+                  </pic:nvPicPr>
+                  <pic:blipFill>
+                    <a:blip r:embed="rId9" cstate="none"/>
+                    <a:srcRect/>
+                    <a:stretch>
+                      <a:fillRect/>
+                    </a:stretch>
+                  </pic:blipFill>
+                  <pic:spPr bwMode="auto">
+                    <a:xfrm>
+                      <a:off x="0" y="0"/>
+                      <a:ext cx="1238250" cy="933450"/>
+                    </a:xfrm>
+                    <a:prstGeom prst="rect">
+                      <a:avLst/>
+                    </a:prstGeom>
+                  </pic:spPr>
+                </pic:pic>
+              </a:graphicData>
+            </a:graphic>
+          </wp:inline>
+        </w:drawing>
+      </w:r>
+    </w:p>
+    <w:p>
+      <w:pPr>
+        <w:keepNext/>
+        <w:spacing w:after="20"/>
       </w:pPr>
       <w:r>
         <w:rPr>
@@ -170,7 +266,7 @@
     </w:p>
     <w:p>
       <w:pPr>
-        <w:spacing w:after="60"/>
+        <w:spacing w:after="160"/>
       </w:pPr>
       <w:r>
         <w:rPr>
@@ -182,22 +278,55 @@
     </w:p>
     <w:p>
       <w:pPr>
-        <w:spacing w:after="60"/>
-      </w:pPr>
-      <w:r>
-        <w:rPr>
-          <w:i/>
-          <w:iCs/>
-          <w:color w:val="5F6F80"/>
-          <w:sz w:val="19"/>
-          <w:szCs w:val="19"/>
-        </w:rPr>
-        <w:t xml:space="preserve">Addition undoes subtraction: if x − 3 = 10, add 3 to get x = 13</w:t>
-      </w:r>
-    </w:p>
-    <w:p>
-      <w:pPr>
-        <w:spacing w:after="60"/>
+        <w:keepNext/>
+        <w:spacing w:after="20" w:before="120"/>
+        <w:jc w:val="center"/>
+      </w:pPr>
+      <w:r>
+        <w:drawing>
+          <wp:inline distT="0" distB="0" distL="0" distR="0">
+            <wp:extent cx="1238250" cy="933450"/>
+            <wp:effectExtent t="0" r="0" b="0" l="0"/>
+            <wp:docPr id="1" name="" descr="" title=""/>
+            <wp:cNvGraphicFramePr>
+              <a:graphicFrameLocks xmlns:a="http://schemas.openxmlformats.org/drawingml/2006/main" noChangeAspect="1"/>
+            </wp:cNvGraphicFramePr>
+            <a:graphic xmlns:a="http://schemas.openxmlformats.org/drawingml/2006/main">
+              <a:graphicData uri="http://schemas.openxmlformats.org/drawingml/2006/picture">
+                <pic:pic xmlns:pic="http://schemas.openxmlformats.org/drawingml/2006/picture">
+                  <pic:nvPicPr>
+                    <pic:cNvPr id="0" name="" descr=""/>
+                    <pic:cNvPicPr>
+                      <a:picLocks noChangeAspect="1" noChangeArrowheads="1"/>
+                    </pic:cNvPicPr>
+                  </pic:nvPicPr>
+                  <pic:blipFill>
+                    <a:blip r:embed="rId9" cstate="none"/>
+                    <a:srcRect/>
+                    <a:stretch>
+                      <a:fillRect/>
+                    </a:stretch>
+                  </pic:blipFill>
+                  <pic:spPr bwMode="auto">
+                    <a:xfrm>
+                      <a:off x="0" y="0"/>
+                      <a:ext cx="1238250" cy="933450"/>
+                    </a:xfrm>
+                    <a:prstGeom prst="rect">
+                      <a:avLst/>
+                    </a:prstGeom>
+                  </pic:spPr>
+                </pic:pic>
+              </a:graphicData>
+            </a:graphic>
+          </wp:inline>
+        </w:drawing>
+      </w:r>
+    </w:p>
+    <w:p>
+      <w:pPr>
+        <w:keepNext/>
+        <w:spacing w:after="20"/>
       </w:pPr>
       <w:r>
         <w:rPr>
@@ -222,7 +351,7 @@
     </w:p>
     <w:p>
       <w:pPr>
-        <w:spacing w:after="60"/>
+        <w:spacing w:after="160"/>
       </w:pPr>
       <w:r>
         <w:rPr>
@@ -234,22 +363,55 @@
     </w:p>
     <w:p>
       <w:pPr>
-        <w:spacing w:after="60"/>
-      </w:pPr>
-      <w:r>
-        <w:rPr>
-          <w:i/>
-          <w:iCs/>
-          <w:color w:val="5F6F80"/>
-          <w:sz w:val="19"/>
-          <w:szCs w:val="19"/>
-        </w:rPr>
-        <w:t xml:space="preserve">x + 5 = 12 → subtract 5 from both sides → x = 7 (x is isolated)</w:t>
-      </w:r>
-    </w:p>
-    <w:p>
-      <w:pPr>
-        <w:spacing w:after="60"/>
+        <w:keepNext/>
+        <w:spacing w:after="20" w:before="120"/>
+        <w:jc w:val="center"/>
+      </w:pPr>
+      <w:r>
+        <w:drawing>
+          <wp:inline distT="0" distB="0" distL="0" distR="0">
+            <wp:extent cx="1238250" cy="933450"/>
+            <wp:effectExtent t="0" r="0" b="0" l="0"/>
+            <wp:docPr id="1" name="" descr="" title=""/>
+            <wp:cNvGraphicFramePr>
+              <a:graphicFrameLocks xmlns:a="http://schemas.openxmlformats.org/drawingml/2006/main" noChangeAspect="1"/>
+            </wp:cNvGraphicFramePr>
+            <a:graphic xmlns:a="http://schemas.openxmlformats.org/drawingml/2006/main">
+              <a:graphicData uri="http://schemas.openxmlformats.org/drawingml/2006/picture">
+                <pic:pic xmlns:pic="http://schemas.openxmlformats.org/drawingml/2006/picture">
+                  <pic:nvPicPr>
+                    <pic:cNvPr id="0" name="" descr=""/>
+                    <pic:cNvPicPr>
+                      <a:picLocks noChangeAspect="1" noChangeArrowheads="1"/>
+                    </pic:cNvPicPr>
+                  </pic:nvPicPr>
+                  <pic:blipFill>
+                    <a:blip r:embed="rId9" cstate="none"/>
+                    <a:srcRect/>
+                    <a:stretch>
+                      <a:fillRect/>
+                    </a:stretch>
+                  </pic:blipFill>
+                  <pic:spPr bwMode="auto">
+                    <a:xfrm>
+                      <a:off x="0" y="0"/>
+                      <a:ext cx="1238250" cy="933450"/>
+                    </a:xfrm>
+                    <a:prstGeom prst="rect">
+                      <a:avLst/>
+                    </a:prstGeom>
+                  </pic:spPr>
+                </pic:pic>
+              </a:graphicData>
+            </a:graphic>
+          </wp:inline>
+        </w:drawing>
+      </w:r>
+    </w:p>
+    <w:p>
+      <w:pPr>
+        <w:keepNext/>
+        <w:spacing w:after="20"/>
       </w:pPr>
       <w:r>
         <w:rPr>
@@ -274,7 +436,7 @@
     </w:p>
     <w:p>
       <w:pPr>
-        <w:spacing w:after="60"/>
+        <w:spacing w:after="160"/>
       </w:pPr>
       <w:r>
         <w:rPr>
@@ -282,21 +444,6 @@
           <w:szCs w:val="21"/>
         </w:rPr>
         <w:t xml:space="preserve">The number that makes the equation true.</w:t>
-      </w:r>
-    </w:p>
-    <w:p>
-      <w:pPr>
-        <w:spacing w:after="60"/>
-      </w:pPr>
-      <w:r>
-        <w:rPr>
-          <w:i/>
-          <w:iCs/>
-          <w:color w:val="5F6F80"/>
-          <w:sz w:val="19"/>
-          <w:szCs w:val="19"/>
-        </w:rPr>
-        <w:t xml:space="preserve">x = 7 is the solution to x + 5 = 12 because 7 + 5 = 12 ✓</w:t>
       </w:r>
     </w:p>
     <w:p>

--- a/lessons/7-2/downloads/7-2-notes.docx
+++ b/lessons/7-2/downloads/7-2-notes.docx
@@ -444,6 +444,176 @@
           <w:szCs w:val="21"/>
         </w:rPr>
         <w:t xml:space="preserve">The number that makes the equation true.</w:t>
+      </w:r>
+    </w:p>
+    <w:p>
+      <w:pPr>
+        <w:keepNext/>
+        <w:spacing w:after="20" w:before="120"/>
+        <w:jc w:val="center"/>
+      </w:pPr>
+      <w:r>
+        <w:drawing>
+          <wp:inline distT="0" distB="0" distL="0" distR="0">
+            <wp:extent cx="1238250" cy="933450"/>
+            <wp:effectExtent t="0" r="0" b="0" l="0"/>
+            <wp:docPr id="1" name="" descr="" title=""/>
+            <wp:cNvGraphicFramePr>
+              <a:graphicFrameLocks xmlns:a="http://schemas.openxmlformats.org/drawingml/2006/main" noChangeAspect="1"/>
+            </wp:cNvGraphicFramePr>
+            <a:graphic xmlns:a="http://schemas.openxmlformats.org/drawingml/2006/main">
+              <a:graphicData uri="http://schemas.openxmlformats.org/drawingml/2006/picture">
+                <pic:pic xmlns:pic="http://schemas.openxmlformats.org/drawingml/2006/picture">
+                  <pic:nvPicPr>
+                    <pic:cNvPr id="0" name="" descr=""/>
+                    <pic:cNvPicPr>
+                      <a:picLocks noChangeAspect="1" noChangeArrowheads="1"/>
+                    </pic:cNvPicPr>
+                  </pic:nvPicPr>
+                  <pic:blipFill>
+                    <a:blip r:embed="rId10" cstate="none"/>
+                    <a:srcRect/>
+                    <a:stretch>
+                      <a:fillRect/>
+                    </a:stretch>
+                  </pic:blipFill>
+                  <pic:spPr bwMode="auto">
+                    <a:xfrm>
+                      <a:off x="0" y="0"/>
+                      <a:ext cx="1238250" cy="933450"/>
+                    </a:xfrm>
+                    <a:prstGeom prst="rect">
+                      <a:avLst/>
+                    </a:prstGeom>
+                  </pic:spPr>
+                </pic:pic>
+              </a:graphicData>
+            </a:graphic>
+          </wp:inline>
+        </w:drawing>
+      </w:r>
+    </w:p>
+    <w:p>
+      <w:pPr>
+        <w:keepNext/>
+        <w:spacing w:after="20"/>
+      </w:pPr>
+      <w:r>
+        <w:rPr>
+          <w:b/>
+          <w:bCs/>
+          <w:color w:val="12355B"/>
+          <w:sz w:val="23"/>
+          <w:szCs w:val="23"/>
+        </w:rPr>
+        <w:t xml:space="preserve">One-step equation</w:t>
+      </w:r>
+      <w:r>
+        <w:rPr>
+          <w:i/>
+          <w:iCs/>
+          <w:color w:val="5F6F80"/>
+          <w:sz w:val="20"/>
+          <w:szCs w:val="20"/>
+        </w:rPr>
+        <w:t xml:space="preserve">  ·  Ecuación de un paso</w:t>
+      </w:r>
+    </w:p>
+    <w:p>
+      <w:pPr>
+        <w:spacing w:after="160"/>
+      </w:pPr>
+      <w:r>
+        <w:rPr>
+          <w:sz w:val="21"/>
+          <w:szCs w:val="21"/>
+        </w:rPr>
+        <w:t xml:space="preserve">An equation you can solve in a single step using one inverse operation.</w:t>
+      </w:r>
+    </w:p>
+    <w:p>
+      <w:pPr>
+        <w:keepNext/>
+        <w:spacing w:after="20" w:before="120"/>
+        <w:jc w:val="center"/>
+      </w:pPr>
+      <w:r>
+        <w:drawing>
+          <wp:inline distT="0" distB="0" distL="0" distR="0">
+            <wp:extent cx="1238250" cy="933450"/>
+            <wp:effectExtent t="0" r="0" b="0" l="0"/>
+            <wp:docPr id="1" name="" descr="" title=""/>
+            <wp:cNvGraphicFramePr>
+              <a:graphicFrameLocks xmlns:a="http://schemas.openxmlformats.org/drawingml/2006/main" noChangeAspect="1"/>
+            </wp:cNvGraphicFramePr>
+            <a:graphic xmlns:a="http://schemas.openxmlformats.org/drawingml/2006/main">
+              <a:graphicData uri="http://schemas.openxmlformats.org/drawingml/2006/picture">
+                <pic:pic xmlns:pic="http://schemas.openxmlformats.org/drawingml/2006/picture">
+                  <pic:nvPicPr>
+                    <pic:cNvPr id="0" name="" descr=""/>
+                    <pic:cNvPicPr>
+                      <a:picLocks noChangeAspect="1" noChangeArrowheads="1"/>
+                    </pic:cNvPicPr>
+                  </pic:nvPicPr>
+                  <pic:blipFill>
+                    <a:blip r:embed="rId10" cstate="none"/>
+                    <a:srcRect/>
+                    <a:stretch>
+                      <a:fillRect/>
+                    </a:stretch>
+                  </pic:blipFill>
+                  <pic:spPr bwMode="auto">
+                    <a:xfrm>
+                      <a:off x="0" y="0"/>
+                      <a:ext cx="1238250" cy="933450"/>
+                    </a:xfrm>
+                    <a:prstGeom prst="rect">
+                      <a:avLst/>
+                    </a:prstGeom>
+                  </pic:spPr>
+                </pic:pic>
+              </a:graphicData>
+            </a:graphic>
+          </wp:inline>
+        </w:drawing>
+      </w:r>
+    </w:p>
+    <w:p>
+      <w:pPr>
+        <w:keepNext/>
+        <w:spacing w:after="20"/>
+      </w:pPr>
+      <w:r>
+        <w:rPr>
+          <w:b/>
+          <w:bCs/>
+          <w:color w:val="12355B"/>
+          <w:sz w:val="23"/>
+          <w:szCs w:val="23"/>
+        </w:rPr>
+        <w:t xml:space="preserve">Balance</w:t>
+      </w:r>
+      <w:r>
+        <w:rPr>
+          <w:i/>
+          <w:iCs/>
+          <w:color w:val="5F6F80"/>
+          <w:sz w:val="20"/>
+          <w:szCs w:val="20"/>
+        </w:rPr>
+        <w:t xml:space="preserve">  ·  Equilibrio</w:t>
+      </w:r>
+    </w:p>
+    <w:p>
+      <w:pPr>
+        <w:spacing w:after="160"/>
+      </w:pPr>
+      <w:r>
+        <w:rPr>
+          <w:sz w:val="21"/>
+          <w:szCs w:val="21"/>
+        </w:rPr>
+        <w:t xml:space="preserve">Keeping both sides of an equation equal by doing the same thing to each side.</w:t>
       </w:r>
     </w:p>
     <w:p>

--- a/lessons/7-2/downloads/7-2-notes.docx
+++ b/lessons/7-2/downloads/7-2-notes.docx
@@ -1377,7 +1377,7 @@
           <w:sz w:val="24"/>
           <w:szCs w:val="24"/>
         </w:rPr>
-        <w:t xml:space="preserve">Try the Model</w:t>
+        <w:t xml:space="preserve">Solved Example</w:t>
       </w:r>
       <w:r>
         <w:rPr>
@@ -1387,90 +1387,152 @@
           <w:sz w:val="19"/>
           <w:szCs w:val="19"/>
         </w:rPr>
-        <w:t xml:space="preserve">   step through it together</w:t>
-      </w:r>
-    </w:p>
-    <w:p>
-      <w:pPr>
-        <w:spacing w:after="80"/>
-      </w:pPr>
-      <w:r>
-        <w:rPr>
-          <w:sz w:val="21"/>
-          <w:szCs w:val="21"/>
-        </w:rPr>
-        <w:t xml:space="preserve">Use the balance scale to solve n + 23 = 58. What must you do to both sides to isolate n?</w:t>
-      </w:r>
-    </w:p>
-    <w:p>
-      <w:pPr>
+        <w:t xml:space="preserve">   I Do — watch each step</w:t>
+      </w:r>
+    </w:p>
+    <w:p>
+      <w:pPr>
+        <w:keepNext/>
         <w:spacing w:after="40"/>
       </w:pPr>
       <w:r>
-        <w:t xml:space="preserve"/>
-      </w:r>
-    </w:p>
-    <w:tbl>
-      <w:tblPr>
-        <w:tblW w:type="pct" w:w="100%"/>
-        <w:tblBorders>
-          <w:top w:val="single" w:color="C7D2DD" w:sz="6"/>
-          <w:left w:val="single" w:color="C7D2DD" w:sz="6"/>
-          <w:bottom w:val="single" w:color="C7D2DD" w:sz="6"/>
-          <w:right w:val="single" w:color="C7D2DD" w:sz="6"/>
-          <w:insideH w:val="single" w:color="auto" w:sz="4"/>
-          <w:insideV w:val="single" w:color="auto" w:sz="4"/>
-        </w:tblBorders>
-      </w:tblPr>
-      <w:tblGrid>
-        <w:gridCol w:w="100"/>
-      </w:tblGrid>
-      <w:tr>
-        <w:tc>
-          <w:tcPr>
-            <w:shd w:fill="E6F4F3" w:color="auto" w:val="clear"/>
-            <w:tcMar>
-              <w:top w:type="dxa" w:w="60"/>
-              <w:left w:type="dxa" w:w="120"/>
-              <w:bottom w:type="dxa" w:w="60"/>
-              <w:right w:type="dxa" w:w="120"/>
-            </w:tcMar>
-          </w:tcPr>
-          <w:p>
-            <w:pPr>
-              <w:spacing w:after="0" w:line="320"/>
-            </w:pPr>
-            <w:r>
-              <w:t xml:space="preserve"/>
-            </w:r>
-          </w:p>
-          <w:p>
-            <w:pPr>
-              <w:spacing w:after="0" w:line="320"/>
-            </w:pPr>
-            <w:r>
-              <w:t xml:space="preserve"/>
-            </w:r>
-          </w:p>
-          <w:p>
-            <w:pPr>
-              <w:spacing w:after="0" w:line="320"/>
-            </w:pPr>
-            <w:r>
-              <w:t xml:space="preserve"/>
-            </w:r>
-          </w:p>
-          <w:p>
-            <w:pPr>
-              <w:spacing w:after="0" w:line="320"/>
-            </w:pPr>
-            <w:r>
-              <w:t xml:space="preserve"/>
-            </w:r>
-          </w:p>
-        </w:tc>
-      </w:tr>
-    </w:tbl>
+        <w:rPr>
+          <w:b/>
+          <w:bCs/>
+          <w:color w:val="12355B"/>
+          <w:sz w:val="21"/>
+          <w:szCs w:val="21"/>
+        </w:rPr>
+        <w:t xml:space="preserve">Problem:  </w:t>
+      </w:r>
+      <w:r>
+        <w:rPr>
+          <w:sz w:val="21"/>
+          <w:szCs w:val="21"/>
+        </w:rPr>
+        <w:t xml:space="preserve">Solve: x + 9 = 15</w:t>
+      </w:r>
+    </w:p>
+    <w:p>
+      <w:pPr>
+        <w:spacing w:after="30"/>
+        <w:ind w:left="420"/>
+      </w:pPr>
+      <w:r>
+        <w:rPr>
+          <w:sz w:val="20"/>
+          <w:szCs w:val="20"/>
+        </w:rPr>
+        <w:t xml:space="preserve">A)  x = 6</w:t>
+      </w:r>
+    </w:p>
+    <w:p>
+      <w:pPr>
+        <w:spacing w:after="30"/>
+        <w:ind w:left="420"/>
+      </w:pPr>
+      <w:r>
+        <w:rPr>
+          <w:sz w:val="20"/>
+          <w:szCs w:val="20"/>
+        </w:rPr>
+        <w:t xml:space="preserve">B)  x = 24</w:t>
+      </w:r>
+    </w:p>
+    <w:p>
+      <w:pPr>
+        <w:spacing w:after="30"/>
+        <w:ind w:left="420"/>
+      </w:pPr>
+      <w:r>
+        <w:rPr>
+          <w:sz w:val="20"/>
+          <w:szCs w:val="20"/>
+        </w:rPr>
+        <w:t xml:space="preserve">C)  x = 9</w:t>
+      </w:r>
+    </w:p>
+    <w:p>
+      <w:pPr>
+        <w:spacing w:after="30"/>
+        <w:ind w:left="420"/>
+      </w:pPr>
+      <w:r>
+        <w:rPr>
+          <w:sz w:val="20"/>
+          <w:szCs w:val="20"/>
+        </w:rPr>
+        <w:t xml:space="preserve">D)  x = 15</w:t>
+      </w:r>
+    </w:p>
+    <w:p>
+      <w:pPr>
+        <w:spacing w:after="20" w:before="50"/>
+      </w:pPr>
+      <w:r>
+        <w:rPr>
+          <w:b/>
+          <w:bCs/>
+          <w:color w:val="1FA6A2"/>
+          <w:sz w:val="21"/>
+          <w:szCs w:val="21"/>
+        </w:rPr>
+        <w:t xml:space="preserve">Step 1:  </w:t>
+      </w:r>
+      <w:r>
+        <w:rPr>
+          <w:sz w:val="21"/>
+          <w:szCs w:val="21"/>
+        </w:rPr>
+        <w:t xml:space="preserve">Subtract 9 from both sides: x = 15 − 9 = 6.</w:t>
+      </w:r>
+    </w:p>
+    <w:p>
+      <w:pPr>
+        <w:spacing w:after="20" w:before="50"/>
+      </w:pPr>
+      <w:r>
+        <w:rPr>
+          <w:b/>
+          <w:bCs/>
+          <w:color w:val="1FA6A2"/>
+          <w:sz w:val="21"/>
+          <w:szCs w:val="21"/>
+        </w:rPr>
+        <w:t xml:space="preserve">Step 2:  </w:t>
+      </w:r>
+      <w:r>
+        <w:rPr>
+          <w:sz w:val="21"/>
+          <w:szCs w:val="21"/>
+        </w:rPr>
+        <w:t xml:space="preserve">Check: 6 + 9 = 15 ✓</w:t>
+      </w:r>
+    </w:p>
+    <w:p>
+      <w:pPr>
+        <w:spacing w:after="40" w:before="60"/>
+      </w:pPr>
+      <w:r>
+        <w:rPr>
+          <w:b/>
+          <w:bCs/>
+          <w:color w:val="12355B"/>
+          <w:sz w:val="21"/>
+          <w:szCs w:val="21"/>
+        </w:rPr>
+        <w:t xml:space="preserve">Answer:  </w:t>
+      </w:r>
+      <w:r>
+        <w:rPr>
+          <w:b/>
+          <w:bCs/>
+          <w:sz w:val="21"/>
+          <w:szCs w:val="21"/>
+        </w:rPr>
+        <w:t xml:space="preserve">A. x = 6</w:t>
+      </w:r>
+    </w:p>
     <w:p>
       <w:pPr>
         <w:pStyle w:val="Heading1"/>
@@ -1515,6 +1577,170 @@
           <w:szCs w:val="19"/>
         </w:rPr>
         <w:t xml:space="preserve">   We Do — work with your class</w:t>
+      </w:r>
+    </w:p>
+    <w:p>
+      <w:pPr>
+        <w:keepNext/>
+        <w:spacing w:after="40" w:before="40"/>
+      </w:pPr>
+      <w:r>
+        <w:rPr>
+          <w:b/>
+          <w:bCs/>
+          <w:color w:val="12355B"/>
+          <w:sz w:val="21"/>
+          <w:szCs w:val="21"/>
+        </w:rPr>
+        <w:t xml:space="preserve">Problem:  </w:t>
+      </w:r>
+      <w:r>
+        <w:rPr>
+          <w:sz w:val="21"/>
+          <w:szCs w:val="21"/>
+        </w:rPr>
+        <w:t xml:space="preserve">Solve: y − 7 = 20</w:t>
+      </w:r>
+    </w:p>
+    <w:p>
+      <w:pPr>
+        <w:spacing w:after="30"/>
+        <w:ind w:left="420"/>
+      </w:pPr>
+      <w:r>
+        <w:rPr>
+          <w:sz w:val="20"/>
+          <w:szCs w:val="20"/>
+        </w:rPr>
+        <w:t xml:space="preserve">A)  y = 27</w:t>
+      </w:r>
+    </w:p>
+    <w:p>
+      <w:pPr>
+        <w:spacing w:after="30"/>
+        <w:ind w:left="420"/>
+      </w:pPr>
+      <w:r>
+        <w:rPr>
+          <w:sz w:val="20"/>
+          <w:szCs w:val="20"/>
+        </w:rPr>
+        <w:t xml:space="preserve">B)  y = 13</w:t>
+      </w:r>
+    </w:p>
+    <w:p>
+      <w:pPr>
+        <w:spacing w:after="30"/>
+        <w:ind w:left="420"/>
+      </w:pPr>
+      <w:r>
+        <w:rPr>
+          <w:sz w:val="20"/>
+          <w:szCs w:val="20"/>
+        </w:rPr>
+        <w:t xml:space="preserve">C)  y = 7</w:t>
+      </w:r>
+    </w:p>
+    <w:p>
+      <w:pPr>
+        <w:spacing w:after="30"/>
+        <w:ind w:left="420"/>
+      </w:pPr>
+      <w:r>
+        <w:rPr>
+          <w:sz w:val="20"/>
+          <w:szCs w:val="20"/>
+        </w:rPr>
+        <w:t xml:space="preserve">D)  y = 140</w:t>
+      </w:r>
+    </w:p>
+    <w:p>
+      <w:pPr>
+        <w:keepNext/>
+        <w:spacing w:after="0" w:before="50"/>
+      </w:pPr>
+      <w:r>
+        <w:rPr>
+          <w:b/>
+          <w:bCs/>
+          <w:color w:val="6B4FA0"/>
+          <w:sz w:val="21"/>
+          <w:szCs w:val="21"/>
+        </w:rPr>
+        <w:t xml:space="preserve">Step 1:</w:t>
+      </w:r>
+    </w:p>
+    <w:p>
+      <w:pPr>
+        <w:pBdr>
+          <w:bottom w:val="single" w:color="AFBECC" w:sz="6"/>
+        </w:pBdr>
+        <w:spacing w:after="30" w:before="150"/>
+      </w:pPr>
+      <w:r>
+        <w:t xml:space="preserve"/>
+      </w:r>
+    </w:p>
+    <w:p>
+      <w:pPr>
+        <w:keepNext/>
+        <w:spacing w:after="0" w:before="50"/>
+      </w:pPr>
+      <w:r>
+        <w:rPr>
+          <w:b/>
+          <w:bCs/>
+          <w:color w:val="6B4FA0"/>
+          <w:sz w:val="21"/>
+          <w:szCs w:val="21"/>
+        </w:rPr>
+        <w:t xml:space="preserve">Step 2:</w:t>
+      </w:r>
+    </w:p>
+    <w:p>
+      <w:pPr>
+        <w:pBdr>
+          <w:bottom w:val="single" w:color="AFBECC" w:sz="6"/>
+        </w:pBdr>
+        <w:spacing w:after="30" w:before="150"/>
+      </w:pPr>
+      <w:r>
+        <w:t xml:space="preserve"/>
+      </w:r>
+    </w:p>
+    <w:p>
+      <w:pPr>
+        <w:keepNext/>
+        <w:spacing w:after="0" w:before="60"/>
+      </w:pPr>
+      <w:r>
+        <w:rPr>
+          <w:b/>
+          <w:bCs/>
+          <w:color w:val="12355B"/>
+          <w:sz w:val="21"/>
+          <w:szCs w:val="21"/>
+        </w:rPr>
+        <w:t xml:space="preserve">Answer:</w:t>
+      </w:r>
+    </w:p>
+    <w:p>
+      <w:pPr>
+        <w:pBdr>
+          <w:bottom w:val="single" w:color="AFBECC" w:sz="6"/>
+        </w:pBdr>
+        <w:spacing w:after="30" w:before="150"/>
+      </w:pPr>
+      <w:r>
+        <w:t xml:space="preserve"/>
+      </w:r>
+    </w:p>
+    <w:p>
+      <w:pPr>
+        <w:spacing w:after="80"/>
+      </w:pPr>
+      <w:r>
+        <w:t xml:space="preserve"/>
       </w:r>
     </w:p>
     <w:tbl>
@@ -2034,7 +2260,7 @@
           <w:sz w:val="21"/>
           <w:szCs w:val="21"/>
         </w:rPr>
-        <w:t xml:space="preserve">Solve: x + 9 = 15</w:t>
+        <w:t xml:space="preserve">Solve: n + 15 = 42</w:t>
       </w:r>
     </w:p>
     <w:p>
@@ -2047,7 +2273,7 @@
           <w:sz w:val="20"/>
           <w:szCs w:val="20"/>
         </w:rPr>
-        <w:t xml:space="preserve">A)  x = 6</w:t>
+        <w:t xml:space="preserve">A)  n = 27</w:t>
       </w:r>
     </w:p>
     <w:p>
@@ -2060,7 +2286,7 @@
           <w:sz w:val="20"/>
           <w:szCs w:val="20"/>
         </w:rPr>
-        <w:t xml:space="preserve">B)  x = 24</w:t>
+        <w:t xml:space="preserve">B)  n = 57</w:t>
       </w:r>
     </w:p>
     <w:p>
@@ -2073,7 +2299,7 @@
           <w:sz w:val="20"/>
           <w:szCs w:val="20"/>
         </w:rPr>
-        <w:t xml:space="preserve">C)  x = 9</w:t>
+        <w:t xml:space="preserve">C)  n = 15</w:t>
       </w:r>
     </w:p>
     <w:p>
@@ -2086,7 +2312,7 @@
           <w:sz w:val="20"/>
           <w:szCs w:val="20"/>
         </w:rPr>
-        <w:t xml:space="preserve">D)  x = 15</w:t>
+        <w:t xml:space="preserve">D)  n = 42</w:t>
       </w:r>
     </w:p>
     <w:p>
@@ -2164,7 +2390,7 @@
           <w:sz w:val="21"/>
           <w:szCs w:val="21"/>
         </w:rPr>
-        <w:t xml:space="preserve">Solve: y − 7 = 20</w:t>
+        <w:t xml:space="preserve">Solve: m − 11 = 25</w:t>
       </w:r>
     </w:p>
     <w:p>
@@ -2177,7 +2403,7 @@
           <w:sz w:val="20"/>
           <w:szCs w:val="20"/>
         </w:rPr>
-        <w:t xml:space="preserve">A)  y = 27</w:t>
+        <w:t xml:space="preserve">A)  m = 36</w:t>
       </w:r>
     </w:p>
     <w:p>
@@ -2190,7 +2416,7 @@
           <w:sz w:val="20"/>
           <w:szCs w:val="20"/>
         </w:rPr>
-        <w:t xml:space="preserve">B)  y = 13</w:t>
+        <w:t xml:space="preserve">B)  m = 14</w:t>
       </w:r>
     </w:p>
     <w:p>
@@ -2203,7 +2429,7 @@
           <w:sz w:val="20"/>
           <w:szCs w:val="20"/>
         </w:rPr>
-        <w:t xml:space="preserve">C)  y = 7</w:t>
+        <w:t xml:space="preserve">C)  m = 25</w:t>
       </w:r>
     </w:p>
     <w:p>
@@ -2216,7 +2442,7 @@
           <w:sz w:val="20"/>
           <w:szCs w:val="20"/>
         </w:rPr>
-        <w:t xml:space="preserve">D)  y = 140</w:t>
+        <w:t xml:space="preserve">D)  m = 275</w:t>
       </w:r>
     </w:p>
     <w:p>
@@ -2294,7 +2520,7 @@
           <w:sz w:val="21"/>
           <w:szCs w:val="21"/>
         </w:rPr>
-        <w:t xml:space="preserve">Solve: n + 15 = 42</w:t>
+        <w:t xml:space="preserve">A shirt costs $d. After a $15 discount, it costs $38. What is d?</w:t>
       </w:r>
     </w:p>
     <w:p>
@@ -2307,7 +2533,7 @@
           <w:sz w:val="20"/>
           <w:szCs w:val="20"/>
         </w:rPr>
-        <w:t xml:space="preserve">A)  n = 27</w:t>
+        <w:t xml:space="preserve">A)  $53</w:t>
       </w:r>
     </w:p>
     <w:p>
@@ -2320,7 +2546,7 @@
           <w:sz w:val="20"/>
           <w:szCs w:val="20"/>
         </w:rPr>
-        <w:t xml:space="preserve">B)  n = 57</w:t>
+        <w:t xml:space="preserve">B)  $23</w:t>
       </w:r>
     </w:p>
     <w:p>
@@ -2333,7 +2559,7 @@
           <w:sz w:val="20"/>
           <w:szCs w:val="20"/>
         </w:rPr>
-        <w:t xml:space="preserve">C)  n = 15</w:t>
+        <w:t xml:space="preserve">C)  $38</w:t>
       </w:r>
     </w:p>
     <w:p>
@@ -2346,7 +2572,7 @@
           <w:sz w:val="20"/>
           <w:szCs w:val="20"/>
         </w:rPr>
-        <w:t xml:space="preserve">D)  n = 42</w:t>
+        <w:t xml:space="preserve">D)  $45</w:t>
       </w:r>
     </w:p>
     <w:p>
@@ -2424,7 +2650,7 @@
           <w:sz w:val="21"/>
           <w:szCs w:val="21"/>
         </w:rPr>
-        <w:t xml:space="preserve">Solve: m − 11 = 25</w:t>
+        <w:t xml:space="preserve">Solve: x + 9 = 15.</w:t>
       </w:r>
     </w:p>
     <w:p>
@@ -2437,7 +2663,7 @@
           <w:sz w:val="20"/>
           <w:szCs w:val="20"/>
         </w:rPr>
-        <w:t xml:space="preserve">A)  m = 36</w:t>
+        <w:t xml:space="preserve">A)  x = 6</w:t>
       </w:r>
     </w:p>
     <w:p>
@@ -2450,7 +2676,7 @@
           <w:sz w:val="20"/>
           <w:szCs w:val="20"/>
         </w:rPr>
-        <w:t xml:space="preserve">B)  m = 14</w:t>
+        <w:t xml:space="preserve">B)  x = 24</w:t>
       </w:r>
     </w:p>
     <w:p>
@@ -2463,7 +2689,7 @@
           <w:sz w:val="20"/>
           <w:szCs w:val="20"/>
         </w:rPr>
-        <w:t xml:space="preserve">C)  m = 25</w:t>
+        <w:t xml:space="preserve">C)  x = 6.6</w:t>
       </w:r>
     </w:p>
     <w:p>
@@ -2476,7 +2702,7 @@
           <w:sz w:val="20"/>
           <w:szCs w:val="20"/>
         </w:rPr>
-        <w:t xml:space="preserve">D)  m = 275</w:t>
+        <w:t xml:space="preserve">D)  x = 135</w:t>
       </w:r>
     </w:p>
     <w:p>
@@ -3189,6 +3415,64 @@
           <w:sz w:val="24"/>
           <w:szCs w:val="24"/>
         </w:rPr>
+        <w:t xml:space="preserve">Worked Notes (I Do / We Do)</w:t>
+      </w:r>
+    </w:p>
+    <w:p>
+      <w:pPr>
+        <w:spacing w:after="80"/>
+      </w:pPr>
+      <w:r>
+        <w:rPr>
+          <w:b/>
+          <w:bCs/>
+          <w:sz w:val="21"/>
+          <w:szCs w:val="21"/>
+        </w:rPr>
+        <w:t xml:space="preserve">I Do:  </w:t>
+      </w:r>
+      <w:r>
+        <w:rPr>
+          <w:sz w:val="21"/>
+          <w:szCs w:val="21"/>
+        </w:rPr>
+        <w:t xml:space="preserve">A. x = 6</w:t>
+      </w:r>
+    </w:p>
+    <w:p>
+      <w:pPr>
+        <w:spacing w:after="80"/>
+      </w:pPr>
+      <w:r>
+        <w:rPr>
+          <w:b/>
+          <w:bCs/>
+          <w:sz w:val="21"/>
+          <w:szCs w:val="21"/>
+        </w:rPr>
+        <w:t xml:space="preserve">We Do:  </w:t>
+      </w:r>
+      <w:r>
+        <w:rPr>
+          <w:sz w:val="21"/>
+          <w:szCs w:val="21"/>
+        </w:rPr>
+        <w:t xml:space="preserve">A. y = 27</w:t>
+      </w:r>
+    </w:p>
+    <w:p>
+      <w:pPr>
+        <w:pStyle w:val="Heading2"/>
+        <w:spacing w:after="80" w:before="180"/>
+      </w:pPr>
+      <w:r>
+        <w:rPr>
+          <w:b/>
+          <w:bCs/>
+          <w:color w:val="12355B"/>
+          <w:sz w:val="24"/>
+          <w:szCs w:val="24"/>
+        </w:rPr>
         <w:t xml:space="preserve">Independent Practice</w:t>
       </w:r>
     </w:p>
@@ -3210,7 +3494,7 @@
           <w:sz w:val="21"/>
           <w:szCs w:val="21"/>
         </w:rPr>
-        <w:t xml:space="preserve">A)  x = 6</w:t>
+        <w:t xml:space="preserve">A)  n = 27</w:t>
       </w:r>
       <w:r>
         <w:rPr>
@@ -3220,7 +3504,7 @@
           <w:sz w:val="19"/>
           <w:szCs w:val="19"/>
         </w:rPr>
-        <w:t xml:space="preserve">  — Subtract 9 from both sides: x = 15 − 9 = 6. Check: 6 + 9 = 15 ✓</w:t>
+        <w:t xml:space="preserve">  — Subtract 15 from both sides: n = 42 − 15 = 27. Check: 27 + 15 = 42 ✓</w:t>
       </w:r>
     </w:p>
     <w:p>
@@ -3241,7 +3525,7 @@
           <w:sz w:val="21"/>
           <w:szCs w:val="21"/>
         </w:rPr>
-        <w:t xml:space="preserve">A)  y = 27</w:t>
+        <w:t xml:space="preserve">A)  m = 36</w:t>
       </w:r>
       <w:r>
         <w:rPr>
@@ -3251,7 +3535,7 @@
           <w:sz w:val="19"/>
           <w:szCs w:val="19"/>
         </w:rPr>
-        <w:t xml:space="preserve">  — Add 7 to both sides: y = 20 + 7 = 27. Check: 27 − 7 = 20 ✓</w:t>
+        <w:t xml:space="preserve">  — Add 11 to both sides: m = 25 + 11 = 36. Check: 36 − 11 = 25 ✓</w:t>
       </w:r>
     </w:p>
     <w:p>
@@ -3272,7 +3556,7 @@
           <w:sz w:val="21"/>
           <w:szCs w:val="21"/>
         </w:rPr>
-        <w:t xml:space="preserve">A)  n = 27</w:t>
+        <w:t xml:space="preserve">A)  $53</w:t>
       </w:r>
       <w:r>
         <w:rPr>
@@ -3282,7 +3566,7 @@
           <w:sz w:val="19"/>
           <w:szCs w:val="19"/>
         </w:rPr>
-        <w:t xml:space="preserve">  — Subtract 15 from both sides: n = 42 − 15 = 27. Check: 27 + 15 = 42 ✓</w:t>
+        <w:t xml:space="preserve">  — d − 15 = 38 → d = 38 + 15 = 53.</w:t>
       </w:r>
     </w:p>
     <w:p>
@@ -3303,7 +3587,7 @@
           <w:sz w:val="21"/>
           <w:szCs w:val="21"/>
         </w:rPr>
-        <w:t xml:space="preserve">A)  m = 36</w:t>
+        <w:t xml:space="preserve">A)  x = 6</w:t>
       </w:r>
       <w:r>
         <w:rPr>
@@ -3313,7 +3597,7 @@
           <w:sz w:val="19"/>
           <w:szCs w:val="19"/>
         </w:rPr>
-        <w:t xml:space="preserve">  — Add 11 to both sides: m = 25 + 11 = 36. Check: 36 − 11 = 25 ✓</w:t>
+        <w:t xml:space="preserve">  — Subtract 9 from both sides: x = 15 − 9 = 6.</w:t>
       </w:r>
     </w:p>
     <w:p>

--- a/lessons/7-2/downloads/7-2-notes.docx
+++ b/lessons/7-2/downloads/7-2-notes.docx
@@ -1177,6 +1177,238 @@
     <w:p>
       <w:pPr>
         <w:pStyle w:val="Heading1"/>
+        <w:pBdr>
+          <w:bottom w:val="single" w:color="1FA6A2" w:sz="14" w:space="6"/>
+        </w:pBdr>
+        <w:spacing w:after="140" w:before="260"/>
+      </w:pPr>
+      <w:r>
+        <w:rPr>
+          <w:b/>
+          <w:bCs/>
+          <w:color w:val="12355B"/>
+          <w:sz w:val="30"/>
+          <w:szCs w:val="30"/>
+        </w:rPr>
+        <w:t xml:space="preserve">Guided Notes</w:t>
+      </w:r>
+    </w:p>
+    <w:p>
+      <w:pPr>
+        <w:spacing w:after="100"/>
+      </w:pPr>
+      <w:r>
+        <w:rPr>
+          <w:i/>
+          <w:iCs/>
+          <w:color w:val="5F6F80"/>
+          <w:sz w:val="19"/>
+          <w:szCs w:val="19"/>
+        </w:rPr>
+        <w:t xml:space="preserve">Fill in each blank as we go. Use the Word Bank to help you.</w:t>
+      </w:r>
+    </w:p>
+    <w:tbl>
+      <w:tblPr>
+        <w:tblW w:type="pct" w:w="100%"/>
+        <w:tblBorders>
+          <w:top w:val="single" w:color="BBD0DE" w:sz="8"/>
+          <w:left w:val="single" w:color="BBD0DE" w:sz="8"/>
+          <w:bottom w:val="single" w:color="BBD0DE" w:sz="8"/>
+          <w:right w:val="single" w:color="BBD0DE" w:sz="8"/>
+          <w:insideH w:val="single" w:color="auto" w:sz="4"/>
+          <w:insideV w:val="single" w:color="auto" w:sz="4"/>
+        </w:tblBorders>
+      </w:tblPr>
+      <w:tblGrid>
+        <w:gridCol w:w="100"/>
+      </w:tblGrid>
+      <w:tr>
+        <w:tc>
+          <w:tcPr>
+            <w:shd w:fill="EEF4F8" w:color="auto" w:val="clear"/>
+            <w:tcMar>
+              <w:top w:type="dxa" w:w="120"/>
+              <w:left w:type="dxa" w:w="180"/>
+              <w:bottom w:type="dxa" w:w="120"/>
+              <w:right w:type="dxa" w:w="180"/>
+            </w:tcMar>
+          </w:tcPr>
+          <w:p>
+            <w:pPr>
+              <w:spacing w:after="40"/>
+            </w:pPr>
+            <w:r>
+              <w:rPr>
+                <w:b/>
+                <w:bCs/>
+                <w:color w:val="1FA6A2"/>
+                <w:sz w:val="18"/>
+                <w:szCs w:val="18"/>
+              </w:rPr>
+              <w:t xml:space="preserve">WORD BANK</w:t>
+            </w:r>
+          </w:p>
+          <w:p>
+            <w:pPr>
+              <w:spacing w:after="80"/>
+            </w:pPr>
+            <w:r>
+              <w:rPr>
+                <w:b/>
+                <w:bCs/>
+                <w:sz w:val="21"/>
+                <w:szCs w:val="21"/>
+              </w:rPr>
+              <w:t xml:space="preserve">Equation      •      Inverse operation      •      Isolate      •      Solution      •      One-step equation      •      Balance</w:t>
+            </w:r>
+          </w:p>
+        </w:tc>
+      </w:tr>
+    </w:tbl>
+    <w:p>
+      <w:pPr>
+        <w:spacing w:after="80"/>
+      </w:pPr>
+      <w:r>
+        <w:t xml:space="preserve"/>
+      </w:r>
+    </w:p>
+    <w:p>
+      <w:pPr>
+        <w:spacing w:after="120" w:before="80"/>
+      </w:pPr>
+      <w:r>
+        <w:rPr>
+          <w:b/>
+          <w:bCs/>
+          <w:color w:val="12355B"/>
+          <w:sz w:val="22"/>
+          <w:szCs w:val="22"/>
+        </w:rPr>
+        <w:t xml:space="preserve">1.  </w:t>
+      </w:r>
+      <w:r>
+        <w:rPr>
+          <w:sz w:val="22"/>
+          <w:szCs w:val="22"/>
+        </w:rPr>
+        <w:t xml:space="preserve">A math sentence with an equal sign showing two equal amounts is an ___.</w:t>
+      </w:r>
+    </w:p>
+    <w:p>
+      <w:pPr>
+        <w:spacing w:after="120" w:before="80"/>
+      </w:pPr>
+      <w:r>
+        <w:rPr>
+          <w:b/>
+          <w:bCs/>
+          <w:color w:val="12355B"/>
+          <w:sz w:val="22"/>
+          <w:szCs w:val="22"/>
+        </w:rPr>
+        <w:t xml:space="preserve">2.  </w:t>
+      </w:r>
+      <w:r>
+        <w:rPr>
+          <w:sz w:val="22"/>
+          <w:szCs w:val="22"/>
+        </w:rPr>
+        <w:t xml:space="preserve">An operation that undoes another, like subtraction undoing addition, is an ___.</w:t>
+      </w:r>
+    </w:p>
+    <w:p>
+      <w:pPr>
+        <w:spacing w:after="120" w:before="80"/>
+      </w:pPr>
+      <w:r>
+        <w:rPr>
+          <w:b/>
+          <w:bCs/>
+          <w:color w:val="12355B"/>
+          <w:sz w:val="22"/>
+          <w:szCs w:val="22"/>
+        </w:rPr>
+        <w:t xml:space="preserve">3.  </w:t>
+      </w:r>
+      <w:r>
+        <w:rPr>
+          <w:sz w:val="22"/>
+          <w:szCs w:val="22"/>
+        </w:rPr>
+        <w:t xml:space="preserve">To get the variable alone on one side of the equation is to ___ it.</w:t>
+      </w:r>
+    </w:p>
+    <w:p>
+      <w:pPr>
+        <w:spacing w:after="120" w:before="80"/>
+      </w:pPr>
+      <w:r>
+        <w:rPr>
+          <w:b/>
+          <w:bCs/>
+          <w:color w:val="12355B"/>
+          <w:sz w:val="22"/>
+          <w:szCs w:val="22"/>
+        </w:rPr>
+        <w:t xml:space="preserve">4.  </w:t>
+      </w:r>
+      <w:r>
+        <w:rPr>
+          <w:sz w:val="22"/>
+          <w:szCs w:val="22"/>
+        </w:rPr>
+        <w:t xml:space="preserve">The value of the variable that makes the equation true is the ___.</w:t>
+      </w:r>
+    </w:p>
+    <w:p>
+      <w:pPr>
+        <w:spacing w:after="120" w:before="80"/>
+      </w:pPr>
+      <w:r>
+        <w:rPr>
+          <w:b/>
+          <w:bCs/>
+          <w:color w:val="12355B"/>
+          <w:sz w:val="22"/>
+          <w:szCs w:val="22"/>
+        </w:rPr>
+        <w:t xml:space="preserve">5.  </w:t>
+      </w:r>
+      <w:r>
+        <w:rPr>
+          <w:sz w:val="22"/>
+          <w:szCs w:val="22"/>
+        </w:rPr>
+        <w:t xml:space="preserve">An equation solved in a single step is a ___.</w:t>
+      </w:r>
+    </w:p>
+    <w:p>
+      <w:pPr>
+        <w:spacing w:after="120" w:before="80"/>
+      </w:pPr>
+      <w:r>
+        <w:rPr>
+          <w:b/>
+          <w:bCs/>
+          <w:color w:val="12355B"/>
+          <w:sz w:val="22"/>
+          <w:szCs w:val="22"/>
+        </w:rPr>
+        <w:t xml:space="preserve">6.  </w:t>
+      </w:r>
+      <w:r>
+        <w:rPr>
+          <w:sz w:val="22"/>
+          <w:szCs w:val="22"/>
+        </w:rPr>
+        <w:t xml:space="preserve">Doing the same thing to both sides to keep them equal keeps the equation in ___.</w:t>
+      </w:r>
+    </w:p>
+    <w:p>
+      <w:pPr>
+        <w:pStyle w:val="Heading1"/>
         <w:pageBreakBefore/>
         <w:pBdr>
           <w:bottom w:val="single" w:color="1FA6A2" w:sz="14" w:space="6"/>
@@ -2179,6 +2411,87 @@
     </w:p>
     <w:p>
       <w:pPr>
+        <w:spacing w:after="40" w:before="80"/>
+      </w:pPr>
+      <w:r>
+        <w:rPr>
+          <w:b/>
+          <w:bCs/>
+          <w:color w:val="12355B"/>
+          <w:sz w:val="21"/>
+          <w:szCs w:val="21"/>
+        </w:rPr>
+        <w:t xml:space="preserve">4. </w:t>
+      </w:r>
+      <w:r>
+        <w:rPr>
+          <w:b/>
+          <w:bCs/>
+          <w:color w:val="6B4FA0"/>
+          <w:sz w:val="19"/>
+          <w:szCs w:val="19"/>
+        </w:rPr>
+        <w:t xml:space="preserve">[Practice] </w:t>
+      </w:r>
+      <w:r>
+        <w:rPr>
+          <w:b/>
+          <w:bCs/>
+          <w:sz w:val="21"/>
+          <w:szCs w:val="21"/>
+        </w:rPr>
+        <w:t xml:space="preserve">During practice on Solve One-Step Addition and Subtraction Equations, what strategy did you use when a problem felt tricky?</w:t>
+      </w:r>
+    </w:p>
+    <w:p>
+      <w:pPr>
+        <w:spacing w:after="60"/>
+      </w:pPr>
+      <w:r>
+        <w:rPr>
+          <w:color w:val="1A2733"/>
+          <w:sz w:val="21"/>
+          <w:szCs w:val="21"/>
+        </w:rPr>
+        <w:t xml:space="preserve">Start with:  I used ___ to undo ___, so the variable equals ___.</w:t>
+      </w:r>
+      <w:r>
+        <w:rPr>
+          <w:i/>
+          <w:iCs/>
+          <w:color w:val="5F6F80"/>
+          <w:sz w:val="19"/>
+          <w:szCs w:val="19"/>
+        </w:rPr>
+        <w:br/>
+        <w:t xml:space="preserve">Usé ___ para deshacer ___, así que la variable es igual a ___.</w:t>
+      </w:r>
+    </w:p>
+    <w:p>
+      <w:pPr>
+        <w:spacing w:after="80"/>
+      </w:pPr>
+      <w:r>
+        <w:rPr>
+          <w:b/>
+          <w:bCs/>
+          <w:color w:val="12355B"/>
+          <w:sz w:val="19"/>
+          <w:szCs w:val="19"/>
+        </w:rPr>
+        <w:t xml:space="preserve">Word bank:  </w:t>
+      </w:r>
+      <w:r>
+        <w:rPr>
+          <w:color w:val="1FA6A2"/>
+          <w:sz w:val="19"/>
+          <w:szCs w:val="19"/>
+        </w:rPr>
+        <w:t xml:space="preserve">Equation,  Inverse operation,  Isolate,  Solution</w:t>
+      </w:r>
+    </w:p>
+    <w:p>
+      <w:pPr>
         <w:pStyle w:val="Heading1"/>
         <w:pageBreakBefore/>
         <w:pBdr>
@@ -2650,7 +2963,7 @@
           <w:sz w:val="21"/>
           <w:szCs w:val="21"/>
         </w:rPr>
-        <w:t xml:space="preserve">Solve: x + 9 = 15.</w:t>
+        <w:t xml:space="preserve">Unlock Card 1: Solve x + 7 = 15.</w:t>
       </w:r>
     </w:p>
     <w:p>
@@ -2663,7 +2976,7 @@
           <w:sz w:val="20"/>
           <w:szCs w:val="20"/>
         </w:rPr>
-        <w:t xml:space="preserve">A)  x = 6</w:t>
+        <w:t xml:space="preserve">A)  x = 8</w:t>
       </w:r>
     </w:p>
     <w:p>
@@ -2676,7 +2989,7 @@
           <w:sz w:val="20"/>
           <w:szCs w:val="20"/>
         </w:rPr>
-        <w:t xml:space="preserve">B)  x = 24</w:t>
+        <w:t xml:space="preserve">B)  x = 22</w:t>
       </w:r>
     </w:p>
     <w:p>
@@ -2689,7 +3002,7 @@
           <w:sz w:val="20"/>
           <w:szCs w:val="20"/>
         </w:rPr>
-        <w:t xml:space="preserve">C)  x = 6.6</w:t>
+        <w:t xml:space="preserve">C)  x = 7</w:t>
       </w:r>
     </w:p>
     <w:p>
@@ -2702,7 +3015,7 @@
           <w:sz w:val="20"/>
           <w:szCs w:val="20"/>
         </w:rPr>
-        <w:t xml:space="preserve">D)  x = 135</w:t>
+        <w:t xml:space="preserve">D)  x = 105</w:t>
       </w:r>
     </w:p>
     <w:p>
@@ -2775,33 +3088,7 @@
           <w:sz w:val="30"/>
           <w:szCs w:val="30"/>
         </w:rPr>
-        <w:t xml:space="preserve">Write About the Math</w:t>
-      </w:r>
-    </w:p>
-    <w:p>
-      <w:pPr>
-        <w:pStyle w:val="Heading2"/>
-        <w:spacing w:after="80" w:before="180"/>
-      </w:pPr>
-      <w:r>
-        <w:rPr>
-          <w:b/>
-          <w:bCs/>
-          <w:color w:val="12355B"/>
-          <w:sz w:val="24"/>
-          <w:szCs w:val="24"/>
-        </w:rPr>
-        <w:t xml:space="preserve">Build Strong Sentences</w:t>
-      </w:r>
-      <w:r>
-        <w:rPr>
-          <w:i/>
-          <w:iCs/>
-          <w:color w:val="B97A12"/>
-          <w:sz w:val="19"/>
-          <w:szCs w:val="19"/>
-        </w:rPr>
-        <w:t xml:space="preserve">   The Writing Revolution</w:t>
+        <w:t xml:space="preserve">Exit Ticket</w:t>
       </w:r>
     </w:p>
     <w:p>
@@ -2816,435 +3103,86 @@
           <w:sz w:val="19"/>
           <w:szCs w:val="19"/>
         </w:rPr>
-        <w:t xml:space="preserve">I can explain my steps using the words equation, inverse operation, isolate, and solution.</w:t>
-      </w:r>
-    </w:p>
-    <w:p>
-      <w:pPr>
-        <w:pStyle w:val="Heading2"/>
-        <w:spacing w:after="80" w:before="180"/>
-      </w:pPr>
-      <w:r>
-        <w:rPr>
-          <w:b/>
-          <w:bCs/>
-          <w:color w:val="12355B"/>
-          <w:sz w:val="24"/>
-          <w:szCs w:val="24"/>
-        </w:rPr>
-        <w:t xml:space="preserve">1. Kernel Sentence</w:t>
-      </w:r>
-      <w:r>
-        <w:rPr>
-          <w:i/>
-          <w:iCs/>
-          <w:color w:val="1FA6A2"/>
-          <w:sz w:val="19"/>
-          <w:szCs w:val="19"/>
-        </w:rPr>
-        <w:t xml:space="preserve">   subject + verb</w:t>
-      </w:r>
-    </w:p>
-    <w:tbl>
-      <w:tblPr>
-        <w:tblW w:type="pct" w:w="100%"/>
-        <w:tblBorders>
-          <w:top w:val="single" w:color="B97A12" w:sz="8"/>
-          <w:left w:val="single" w:color="B97A12" w:sz="8"/>
-          <w:bottom w:val="single" w:color="B97A12" w:sz="8"/>
-          <w:right w:val="single" w:color="B97A12" w:sz="8"/>
-          <w:insideH w:val="single" w:color="auto" w:sz="4"/>
-          <w:insideV w:val="single" w:color="auto" w:sz="4"/>
-        </w:tblBorders>
-      </w:tblPr>
-      <w:tblGrid>
-        <w:gridCol w:w="100"/>
-      </w:tblGrid>
-      <w:tr>
-        <w:tc>
-          <w:tcPr>
-            <w:shd w:fill="FBF3E2" w:color="auto" w:val="clear"/>
-            <w:tcMar>
-              <w:top w:type="dxa" w:w="120"/>
-              <w:left w:type="dxa" w:w="180"/>
-              <w:bottom w:type="dxa" w:w="120"/>
-              <w:right w:type="dxa" w:w="180"/>
-            </w:tcMar>
-          </w:tcPr>
-          <w:p>
-            <w:pPr>
-              <w:spacing w:after="0"/>
-            </w:pPr>
-            <w:r>
-              <w:rPr>
-                <w:b/>
-                <w:bCs/>
-                <w:color w:val="1FA6A2"/>
-                <w:sz w:val="20"/>
-                <w:szCs w:val="20"/>
-              </w:rPr>
-              <w:t xml:space="preserve">Model:  </w:t>
-            </w:r>
-            <w:r>
-              <w:rPr>
-                <w:sz w:val="20"/>
-                <w:szCs w:val="20"/>
-              </w:rPr>
-              <w:t xml:space="preserve">Equation is a math sentence with an equal sign showing both sides are the same.</w:t>
-            </w:r>
-          </w:p>
-        </w:tc>
-      </w:tr>
-    </w:tbl>
+        <w:t xml:space="preserve">Answer on your own. This shows what you learned today.</w:t>
+      </w:r>
+    </w:p>
+    <w:p>
+      <w:pPr>
+        <w:spacing w:after="80" w:before="80"/>
+      </w:pPr>
+      <w:r>
+        <w:rPr>
+          <w:color w:val="B97A12"/>
+          <w:sz w:val="22"/>
+          <w:szCs w:val="22"/>
+        </w:rPr>
+        <w:t xml:space="preserve">★  </w:t>
+      </w:r>
+      <w:r>
+        <w:rPr>
+          <w:b/>
+          <w:bCs/>
+          <w:sz w:val="22"/>
+          <w:szCs w:val="22"/>
+        </w:rPr>
+        <w:t xml:space="preserve">Solve: p + 2.8 = 9.1</w:t>
+      </w:r>
+    </w:p>
+    <w:p>
+      <w:pPr>
+        <w:spacing w:after="60"/>
+        <w:ind w:left="420"/>
+      </w:pPr>
+      <w:r>
+        <w:rPr>
+          <w:sz w:val="21"/>
+          <w:szCs w:val="21"/>
+        </w:rPr>
+        <w:t xml:space="preserve">A)  p = 6.3</w:t>
+      </w:r>
+    </w:p>
+    <w:p>
+      <w:pPr>
+        <w:spacing w:after="60"/>
+        <w:ind w:left="420"/>
+      </w:pPr>
+      <w:r>
+        <w:rPr>
+          <w:sz w:val="21"/>
+          <w:szCs w:val="21"/>
+        </w:rPr>
+        <w:t xml:space="preserve">B)  p = 11.9</w:t>
+      </w:r>
+    </w:p>
+    <w:p>
+      <w:pPr>
+        <w:spacing w:after="60"/>
+        <w:ind w:left="420"/>
+      </w:pPr>
+      <w:r>
+        <w:rPr>
+          <w:sz w:val="21"/>
+          <w:szCs w:val="21"/>
+        </w:rPr>
+        <w:t xml:space="preserve">C)  p = 6.8</w:t>
+      </w:r>
+    </w:p>
+    <w:p>
+      <w:pPr>
+        <w:spacing w:after="60"/>
+        <w:ind w:left="420"/>
+      </w:pPr>
+      <w:r>
+        <w:rPr>
+          <w:sz w:val="21"/>
+          <w:szCs w:val="21"/>
+        </w:rPr>
+        <w:t xml:space="preserve">D)  p = 3.25</w:t>
+      </w:r>
+    </w:p>
     <w:p>
       <w:pPr>
         <w:spacing w:after="40"/>
-      </w:pPr>
-      <w:r>
-        <w:t xml:space="preserve"/>
-      </w:r>
-    </w:p>
-    <w:p>
-      <w:pPr>
-        <w:spacing w:after="60"/>
-      </w:pPr>
-      <w:r>
-        <w:rPr>
-          <w:color w:val="1A2733"/>
-          <w:sz w:val="21"/>
-          <w:szCs w:val="21"/>
-        </w:rPr>
-        <w:t xml:space="preserve">Write a kernel sentence about equation. Use a subject and a verb.</w:t>
-      </w:r>
-      <w:r>
-        <w:rPr>
-          <w:i/>
-          <w:iCs/>
-          <w:color w:val="5F6F80"/>
-          <w:sz w:val="19"/>
-          <w:szCs w:val="19"/>
-        </w:rPr>
-        <w:br/>
-        <w:t xml:space="preserve">Escribe una oración base sobre ecuación. Usa un sujeto y un verbo.</w:t>
-      </w:r>
-    </w:p>
-    <w:p>
-      <w:pPr>
-        <w:pBdr>
-          <w:bottom w:val="single" w:color="AFBECC" w:sz="6"/>
-        </w:pBdr>
-        <w:spacing w:after="30" w:before="150"/>
-      </w:pPr>
-      <w:r>
-        <w:t xml:space="preserve"/>
-      </w:r>
-    </w:p>
-    <w:p>
-      <w:pPr>
-        <w:pBdr>
-          <w:bottom w:val="single" w:color="AFBECC" w:sz="6"/>
-        </w:pBdr>
-        <w:spacing w:after="30" w:before="150"/>
-      </w:pPr>
-      <w:r>
-        <w:t xml:space="preserve"/>
-      </w:r>
-    </w:p>
-    <w:p>
-      <w:pPr>
-        <w:pStyle w:val="Heading2"/>
-        <w:spacing w:after="80" w:before="180"/>
-      </w:pPr>
-      <w:r>
-        <w:rPr>
-          <w:b/>
-          <w:bCs/>
-          <w:color w:val="12355B"/>
-          <w:sz w:val="24"/>
-          <w:szCs w:val="24"/>
-        </w:rPr>
-        <w:t xml:space="preserve">2. Sentence Expansion</w:t>
-      </w:r>
-      <w:r>
-        <w:rPr>
-          <w:i/>
-          <w:iCs/>
-          <w:color w:val="1FA6A2"/>
-          <w:sz w:val="19"/>
-          <w:szCs w:val="19"/>
-        </w:rPr>
-        <w:t xml:space="preserve">   because · but · so</w:t>
-      </w:r>
-    </w:p>
-    <w:p>
-      <w:pPr>
-        <w:spacing w:after="80"/>
-      </w:pPr>
-      <w:r>
-        <w:rPr>
-          <w:b/>
-          <w:bCs/>
-          <w:color w:val="1FA6A2"/>
-          <w:sz w:val="20"/>
-          <w:szCs w:val="20"/>
-        </w:rPr>
-        <w:t xml:space="preserve">Kernel:  </w:t>
-      </w:r>
-      <w:r>
-        <w:rPr>
-          <w:sz w:val="20"/>
-          <w:szCs w:val="20"/>
-        </w:rPr>
-        <w:t xml:space="preserve">Equation matters in math</w:t>
-      </w:r>
-    </w:p>
-    <w:p>
-      <w:pPr>
-        <w:spacing w:after="80"/>
-      </w:pPr>
-      <w:r>
-        <w:rPr>
-          <w:b/>
-          <w:bCs/>
-          <w:color w:val="12355B"/>
-          <w:sz w:val="21"/>
-          <w:szCs w:val="21"/>
-        </w:rPr>
-        <w:t xml:space="preserve">because  </w:t>
-      </w:r>
-      <w:r>
-        <w:rPr>
-          <w:sz w:val="21"/>
-          <w:szCs w:val="21"/>
-        </w:rPr>
-        <w:t xml:space="preserve">Equation matters in math because ___.</w:t>
-      </w:r>
-      <w:r>
-        <w:rPr>
-          <w:i/>
-          <w:iCs/>
-          <w:color w:val="5F6F80"/>
-          <w:sz w:val="19"/>
-          <w:szCs w:val="19"/>
-        </w:rPr>
-        <w:br/>
-        <w:t xml:space="preserve">Ecuación importa en matemáticas porque ___.</w:t>
-      </w:r>
-    </w:p>
-    <w:p>
-      <w:pPr>
-        <w:pBdr>
-          <w:bottom w:val="single" w:color="AFBECC" w:sz="6"/>
-        </w:pBdr>
-        <w:spacing w:after="30" w:before="150"/>
-      </w:pPr>
-      <w:r>
-        <w:t xml:space="preserve"/>
-      </w:r>
-    </w:p>
-    <w:p>
-      <w:pPr>
-        <w:spacing w:after="80"/>
-      </w:pPr>
-      <w:r>
-        <w:rPr>
-          <w:b/>
-          <w:bCs/>
-          <w:color w:val="12355B"/>
-          <w:sz w:val="21"/>
-          <w:szCs w:val="21"/>
-        </w:rPr>
-        <w:t xml:space="preserve">but  </w:t>
-      </w:r>
-      <w:r>
-        <w:rPr>
-          <w:sz w:val="21"/>
-          <w:szCs w:val="21"/>
-        </w:rPr>
-        <w:t xml:space="preserve">Equation matters in math, but ___.</w:t>
-      </w:r>
-      <w:r>
-        <w:rPr>
-          <w:i/>
-          <w:iCs/>
-          <w:color w:val="5F6F80"/>
-          <w:sz w:val="19"/>
-          <w:szCs w:val="19"/>
-        </w:rPr>
-        <w:br/>
-        <w:t xml:space="preserve">Ecuación importa en matemáticas, pero ___.</w:t>
-      </w:r>
-    </w:p>
-    <w:p>
-      <w:pPr>
-        <w:pBdr>
-          <w:bottom w:val="single" w:color="AFBECC" w:sz="6"/>
-        </w:pBdr>
-        <w:spacing w:after="30" w:before="150"/>
-      </w:pPr>
-      <w:r>
-        <w:t xml:space="preserve"/>
-      </w:r>
-    </w:p>
-    <w:p>
-      <w:pPr>
-        <w:spacing w:after="80"/>
-      </w:pPr>
-      <w:r>
-        <w:rPr>
-          <w:b/>
-          <w:bCs/>
-          <w:color w:val="12355B"/>
-          <w:sz w:val="21"/>
-          <w:szCs w:val="21"/>
-        </w:rPr>
-        <w:t xml:space="preserve">so  </w:t>
-      </w:r>
-      <w:r>
-        <w:rPr>
-          <w:sz w:val="21"/>
-          <w:szCs w:val="21"/>
-        </w:rPr>
-        <w:t xml:space="preserve">Equation matters in math, so ___.</w:t>
-      </w:r>
-      <w:r>
-        <w:rPr>
-          <w:i/>
-          <w:iCs/>
-          <w:color w:val="5F6F80"/>
-          <w:sz w:val="19"/>
-          <w:szCs w:val="19"/>
-        </w:rPr>
-        <w:br/>
-        <w:t xml:space="preserve">Ecuación importa en matemáticas, entonces ___.</w:t>
-      </w:r>
-    </w:p>
-    <w:p>
-      <w:pPr>
-        <w:pBdr>
-          <w:bottom w:val="single" w:color="AFBECC" w:sz="6"/>
-        </w:pBdr>
-        <w:spacing w:after="30" w:before="150"/>
-      </w:pPr>
-      <w:r>
-        <w:t xml:space="preserve"/>
-      </w:r>
-    </w:p>
-    <w:p>
-      <w:pPr>
-        <w:pStyle w:val="Heading2"/>
-        <w:spacing w:after="80" w:before="180"/>
-      </w:pPr>
-      <w:r>
-        <w:rPr>
-          <w:b/>
-          <w:bCs/>
-          <w:color w:val="12355B"/>
-          <w:sz w:val="24"/>
-          <w:szCs w:val="24"/>
-        </w:rPr>
-        <w:t xml:space="preserve">3. Explain Your Reasoning</w:t>
-      </w:r>
-      <w:r>
-        <w:rPr>
-          <w:i/>
-          <w:iCs/>
-          <w:color w:val="1FA6A2"/>
-          <w:sz w:val="19"/>
-          <w:szCs w:val="19"/>
-        </w:rPr>
-        <w:t xml:space="preserve">   use a sentence starter</w:t>
-      </w:r>
-    </w:p>
-    <w:p>
-      <w:pPr>
-        <w:spacing w:after="60"/>
-      </w:pPr>
-      <w:r>
-        <w:rPr>
-          <w:color w:val="1A2733"/>
-          <w:sz w:val="21"/>
-          <w:szCs w:val="21"/>
-        </w:rPr>
-        <w:t xml:space="preserve">The variable n is added to ___, so to find n I can ___.</w:t>
-      </w:r>
-      <w:r>
-        <w:rPr>
-          <w:i/>
-          <w:iCs/>
-          <w:color w:val="5F6F80"/>
-          <w:sz w:val="19"/>
-          <w:szCs w:val="19"/>
-        </w:rPr>
-        <w:br/>
-        <w:t xml:space="preserve">La variable n está sumada a ___, así que para hallar n puedo ___.</w:t>
-      </w:r>
-    </w:p>
-    <w:p>
-      <w:pPr>
-        <w:spacing w:after="60"/>
-      </w:pPr>
-      <w:r>
-        <w:rPr>
-          <w:color w:val="1A2733"/>
-          <w:sz w:val="21"/>
-          <w:szCs w:val="21"/>
-        </w:rPr>
-        <w:t xml:space="preserve">I would use ___ to undo the ___.</w:t>
-      </w:r>
-      <w:r>
-        <w:rPr>
-          <w:i/>
-          <w:iCs/>
-          <w:color w:val="5F6F80"/>
-          <w:sz w:val="19"/>
-          <w:szCs w:val="19"/>
-        </w:rPr>
-        <w:br/>
-        <w:t xml:space="preserve">Usaría ___ para deshacer la ___.</w:t>
-      </w:r>
-    </w:p>
-    <w:p>
-      <w:pPr>
-        <w:spacing w:after="60"/>
-      </w:pPr>
-      <w:r>
-        <w:rPr>
-          <w:color w:val="1A2733"/>
-          <w:sz w:val="21"/>
-          <w:szCs w:val="21"/>
-        </w:rPr>
-        <w:t xml:space="preserve">I used ___ to undo ___, so the variable equals ___.</w:t>
-      </w:r>
-      <w:r>
-        <w:rPr>
-          <w:i/>
-          <w:iCs/>
-          <w:color w:val="5F6F80"/>
-          <w:sz w:val="19"/>
-          <w:szCs w:val="19"/>
-        </w:rPr>
-        <w:br/>
-        <w:t xml:space="preserve">Usé ___ para deshacer ___, así que la variable es igual a ___.</w:t>
-      </w:r>
-    </w:p>
-    <w:p>
-      <w:pPr>
-        <w:pBdr>
-          <w:bottom w:val="single" w:color="AFBECC" w:sz="6"/>
-        </w:pBdr>
-        <w:spacing w:after="30" w:before="150"/>
-      </w:pPr>
-      <w:r>
-        <w:t xml:space="preserve"/>
-      </w:r>
-    </w:p>
-    <w:p>
-      <w:pPr>
-        <w:pBdr>
-          <w:bottom w:val="single" w:color="AFBECC" w:sz="6"/>
-        </w:pBdr>
-        <w:spacing w:after="30" w:before="150"/>
       </w:pPr>
       <w:r>
         <w:t xml:space="preserve"/>
@@ -3267,7 +3205,7 @@
           <w:sz w:val="30"/>
           <w:szCs w:val="30"/>
         </w:rPr>
-        <w:t xml:space="preserve">Exit Ticket</w:t>
+        <w:t xml:space="preserve">Answer Key &amp; Teacher Guide</w:t>
       </w:r>
     </w:p>
     <w:p>
@@ -3282,115 +3220,245 @@
           <w:sz w:val="19"/>
           <w:szCs w:val="19"/>
         </w:rPr>
-        <w:t xml:space="preserve">Answer on your own. This shows what you learned today.</w:t>
-      </w:r>
-    </w:p>
-    <w:p>
-      <w:pPr>
-        <w:spacing w:after="80" w:before="80"/>
-      </w:pPr>
-      <w:r>
-        <w:rPr>
-          <w:color w:val="B97A12"/>
-          <w:sz w:val="22"/>
-          <w:szCs w:val="22"/>
-        </w:rPr>
-        <w:t xml:space="preserve">★  </w:t>
-      </w:r>
-      <w:r>
-        <w:rPr>
-          <w:b/>
-          <w:bCs/>
-          <w:sz w:val="22"/>
-          <w:szCs w:val="22"/>
-        </w:rPr>
-        <w:t xml:space="preserve">Solve: p + 2.8 = 9.1</w:t>
-      </w:r>
-    </w:p>
-    <w:p>
-      <w:pPr>
-        <w:spacing w:after="60"/>
-        <w:ind w:left="420"/>
-      </w:pPr>
-      <w:r>
-        <w:rPr>
-          <w:sz w:val="21"/>
-          <w:szCs w:val="21"/>
-        </w:rPr>
-        <w:t xml:space="preserve">A)  p = 6.3</w:t>
-      </w:r>
-    </w:p>
-    <w:p>
-      <w:pPr>
-        <w:spacing w:after="60"/>
-        <w:ind w:left="420"/>
-      </w:pPr>
-      <w:r>
-        <w:rPr>
-          <w:sz w:val="21"/>
-          <w:szCs w:val="21"/>
-        </w:rPr>
-        <w:t xml:space="preserve">B)  p = 11.9</w:t>
-      </w:r>
-    </w:p>
-    <w:p>
-      <w:pPr>
-        <w:spacing w:after="60"/>
-        <w:ind w:left="420"/>
-      </w:pPr>
-      <w:r>
-        <w:rPr>
-          <w:sz w:val="21"/>
-          <w:szCs w:val="21"/>
-        </w:rPr>
-        <w:t xml:space="preserve">C)  p = 6.8</w:t>
-      </w:r>
-    </w:p>
-    <w:p>
-      <w:pPr>
-        <w:spacing w:after="60"/>
-        <w:ind w:left="420"/>
-      </w:pPr>
-      <w:r>
-        <w:rPr>
-          <w:sz w:val="21"/>
-          <w:szCs w:val="21"/>
-        </w:rPr>
-        <w:t xml:space="preserve">D)  p = 3.25</w:t>
-      </w:r>
-    </w:p>
-    <w:p>
-      <w:pPr>
-        <w:spacing w:after="40"/>
-      </w:pPr>
-      <w:r>
-        <w:t xml:space="preserve"/>
-      </w:r>
-    </w:p>
-    <w:p>
-      <w:pPr>
-        <w:pStyle w:val="Heading1"/>
-        <w:pageBreakBefore/>
-        <w:pBdr>
-          <w:bottom w:val="single" w:color="1FA6A2" w:sz="14" w:space="6"/>
-        </w:pBdr>
-        <w:spacing w:after="140" w:before="0"/>
-      </w:pPr>
-      <w:r>
-        <w:rPr>
-          <w:b/>
-          <w:bCs/>
-          <w:color w:val="12355B"/>
-          <w:sz w:val="30"/>
-          <w:szCs w:val="30"/>
-        </w:rPr>
-        <w:t xml:space="preserve">Answer Key &amp; Teacher Guide</w:t>
-      </w:r>
-    </w:p>
-    <w:p>
-      <w:pPr>
-        <w:spacing w:after="100"/>
-      </w:pPr>
+        <w:t xml:space="preserve">Teacher reference — remove or fold back before distributing to students.</w:t>
+      </w:r>
+    </w:p>
+    <w:p>
+      <w:pPr>
+        <w:pStyle w:val="Heading2"/>
+        <w:spacing w:after="80" w:before="180"/>
+      </w:pPr>
+      <w:r>
+        <w:rPr>
+          <w:b/>
+          <w:bCs/>
+          <w:color w:val="12355B"/>
+          <w:sz w:val="24"/>
+          <w:szCs w:val="24"/>
+        </w:rPr>
+        <w:t xml:space="preserve">Guided Notes (Fill-in)</w:t>
+      </w:r>
+    </w:p>
+    <w:p>
+      <w:pPr>
+        <w:spacing w:after="80"/>
+      </w:pPr>
+      <w:r>
+        <w:rPr>
+          <w:b/>
+          <w:bCs/>
+          <w:sz w:val="21"/>
+          <w:szCs w:val="21"/>
+        </w:rPr>
+        <w:t xml:space="preserve">Notes 1:  </w:t>
+      </w:r>
+      <w:r>
+        <w:rPr>
+          <w:sz w:val="21"/>
+          <w:szCs w:val="21"/>
+        </w:rPr>
+        <w:t xml:space="preserve">Equation</w:t>
+      </w:r>
+    </w:p>
+    <w:p>
+      <w:pPr>
+        <w:spacing w:after="80"/>
+      </w:pPr>
+      <w:r>
+        <w:rPr>
+          <w:b/>
+          <w:bCs/>
+          <w:sz w:val="21"/>
+          <w:szCs w:val="21"/>
+        </w:rPr>
+        <w:t xml:space="preserve">Notes 2:  </w:t>
+      </w:r>
+      <w:r>
+        <w:rPr>
+          <w:sz w:val="21"/>
+          <w:szCs w:val="21"/>
+        </w:rPr>
+        <w:t xml:space="preserve">Inverse operation</w:t>
+      </w:r>
+    </w:p>
+    <w:p>
+      <w:pPr>
+        <w:spacing w:after="80"/>
+      </w:pPr>
+      <w:r>
+        <w:rPr>
+          <w:b/>
+          <w:bCs/>
+          <w:sz w:val="21"/>
+          <w:szCs w:val="21"/>
+        </w:rPr>
+        <w:t xml:space="preserve">Notes 3:  </w:t>
+      </w:r>
+      <w:r>
+        <w:rPr>
+          <w:sz w:val="21"/>
+          <w:szCs w:val="21"/>
+        </w:rPr>
+        <w:t xml:space="preserve">Isolate</w:t>
+      </w:r>
+    </w:p>
+    <w:p>
+      <w:pPr>
+        <w:spacing w:after="80"/>
+      </w:pPr>
+      <w:r>
+        <w:rPr>
+          <w:b/>
+          <w:bCs/>
+          <w:sz w:val="21"/>
+          <w:szCs w:val="21"/>
+        </w:rPr>
+        <w:t xml:space="preserve">Notes 4:  </w:t>
+      </w:r>
+      <w:r>
+        <w:rPr>
+          <w:sz w:val="21"/>
+          <w:szCs w:val="21"/>
+        </w:rPr>
+        <w:t xml:space="preserve">Solution</w:t>
+      </w:r>
+    </w:p>
+    <w:p>
+      <w:pPr>
+        <w:spacing w:after="80"/>
+      </w:pPr>
+      <w:r>
+        <w:rPr>
+          <w:b/>
+          <w:bCs/>
+          <w:sz w:val="21"/>
+          <w:szCs w:val="21"/>
+        </w:rPr>
+        <w:t xml:space="preserve">Notes 5:  </w:t>
+      </w:r>
+      <w:r>
+        <w:rPr>
+          <w:sz w:val="21"/>
+          <w:szCs w:val="21"/>
+        </w:rPr>
+        <w:t xml:space="preserve">One-step equation</w:t>
+      </w:r>
+    </w:p>
+    <w:p>
+      <w:pPr>
+        <w:spacing w:after="80"/>
+      </w:pPr>
+      <w:r>
+        <w:rPr>
+          <w:b/>
+          <w:bCs/>
+          <w:sz w:val="21"/>
+          <w:szCs w:val="21"/>
+        </w:rPr>
+        <w:t xml:space="preserve">Notes 6:  </w:t>
+      </w:r>
+      <w:r>
+        <w:rPr>
+          <w:sz w:val="21"/>
+          <w:szCs w:val="21"/>
+        </w:rPr>
+        <w:t xml:space="preserve">Balance</w:t>
+      </w:r>
+    </w:p>
+    <w:p>
+      <w:pPr>
+        <w:pStyle w:val="Heading2"/>
+        <w:spacing w:after="80" w:before="180"/>
+      </w:pPr>
+      <w:r>
+        <w:rPr>
+          <w:b/>
+          <w:bCs/>
+          <w:color w:val="12355B"/>
+          <w:sz w:val="24"/>
+          <w:szCs w:val="24"/>
+        </w:rPr>
+        <w:t xml:space="preserve">Worked Notes (I Do / We Do)</w:t>
+      </w:r>
+    </w:p>
+    <w:p>
+      <w:pPr>
+        <w:spacing w:after="80"/>
+      </w:pPr>
+      <w:r>
+        <w:rPr>
+          <w:b/>
+          <w:bCs/>
+          <w:sz w:val="21"/>
+          <w:szCs w:val="21"/>
+        </w:rPr>
+        <w:t xml:space="preserve">I Do:  </w:t>
+      </w:r>
+      <w:r>
+        <w:rPr>
+          <w:sz w:val="21"/>
+          <w:szCs w:val="21"/>
+        </w:rPr>
+        <w:t xml:space="preserve">A. x = 6</w:t>
+      </w:r>
+    </w:p>
+    <w:p>
+      <w:pPr>
+        <w:spacing w:after="80"/>
+      </w:pPr>
+      <w:r>
+        <w:rPr>
+          <w:b/>
+          <w:bCs/>
+          <w:sz w:val="21"/>
+          <w:szCs w:val="21"/>
+        </w:rPr>
+        <w:t xml:space="preserve">We Do:  </w:t>
+      </w:r>
+      <w:r>
+        <w:rPr>
+          <w:sz w:val="21"/>
+          <w:szCs w:val="21"/>
+        </w:rPr>
+        <w:t xml:space="preserve">A. y = 27</w:t>
+      </w:r>
+    </w:p>
+    <w:p>
+      <w:pPr>
+        <w:pStyle w:val="Heading2"/>
+        <w:spacing w:after="80" w:before="180"/>
+      </w:pPr>
+      <w:r>
+        <w:rPr>
+          <w:b/>
+          <w:bCs/>
+          <w:color w:val="12355B"/>
+          <w:sz w:val="24"/>
+          <w:szCs w:val="24"/>
+        </w:rPr>
+        <w:t xml:space="preserve">Independent Practice</w:t>
+      </w:r>
+    </w:p>
+    <w:p>
+      <w:pPr>
+        <w:spacing w:after="80"/>
+      </w:pPr>
+      <w:r>
+        <w:rPr>
+          <w:b/>
+          <w:bCs/>
+          <w:sz w:val="21"/>
+          <w:szCs w:val="21"/>
+        </w:rPr>
+        <w:t xml:space="preserve">1.  </w:t>
+      </w:r>
+      <w:r>
+        <w:rPr>
+          <w:sz w:val="21"/>
+          <w:szCs w:val="21"/>
+        </w:rPr>
+        <w:t xml:space="preserve">A)  n = 27</w:t>
+      </w:r>
       <w:r>
         <w:rPr>
           <w:i/>
@@ -3399,23 +3467,7 @@
           <w:sz w:val="19"/>
           <w:szCs w:val="19"/>
         </w:rPr>
-        <w:t xml:space="preserve">Teacher reference — remove or fold back before distributing to students.</w:t>
-      </w:r>
-    </w:p>
-    <w:p>
-      <w:pPr>
-        <w:pStyle w:val="Heading2"/>
-        <w:spacing w:after="80" w:before="180"/>
-      </w:pPr>
-      <w:r>
-        <w:rPr>
-          <w:b/>
-          <w:bCs/>
-          <w:color w:val="12355B"/>
-          <w:sz w:val="24"/>
-          <w:szCs w:val="24"/>
-        </w:rPr>
-        <w:t xml:space="preserve">Worked Notes (I Do / We Do)</w:t>
+        <w:t xml:space="preserve">  — Subtract 15 from both sides: n = 42 − 15 = 27. Check: 27 + 15 = 42 ✓</w:t>
       </w:r>
     </w:p>
     <w:p>
@@ -3429,72 +3481,14 @@
           <w:sz w:val="21"/>
           <w:szCs w:val="21"/>
         </w:rPr>
-        <w:t xml:space="preserve">I Do:  </w:t>
-      </w:r>
-      <w:r>
-        <w:rPr>
-          <w:sz w:val="21"/>
-          <w:szCs w:val="21"/>
-        </w:rPr>
-        <w:t xml:space="preserve">A. x = 6</w:t>
-      </w:r>
-    </w:p>
-    <w:p>
-      <w:pPr>
-        <w:spacing w:after="80"/>
-      </w:pPr>
-      <w:r>
-        <w:rPr>
-          <w:b/>
-          <w:bCs/>
-          <w:sz w:val="21"/>
-          <w:szCs w:val="21"/>
-        </w:rPr>
-        <w:t xml:space="preserve">We Do:  </w:t>
-      </w:r>
-      <w:r>
-        <w:rPr>
-          <w:sz w:val="21"/>
-          <w:szCs w:val="21"/>
-        </w:rPr>
-        <w:t xml:space="preserve">A. y = 27</w:t>
-      </w:r>
-    </w:p>
-    <w:p>
-      <w:pPr>
-        <w:pStyle w:val="Heading2"/>
-        <w:spacing w:after="80" w:before="180"/>
-      </w:pPr>
-      <w:r>
-        <w:rPr>
-          <w:b/>
-          <w:bCs/>
-          <w:color w:val="12355B"/>
-          <w:sz w:val="24"/>
-          <w:szCs w:val="24"/>
-        </w:rPr>
-        <w:t xml:space="preserve">Independent Practice</w:t>
-      </w:r>
-    </w:p>
-    <w:p>
-      <w:pPr>
-        <w:spacing w:after="80"/>
-      </w:pPr>
-      <w:r>
-        <w:rPr>
-          <w:b/>
-          <w:bCs/>
-          <w:sz w:val="21"/>
-          <w:szCs w:val="21"/>
-        </w:rPr>
-        <w:t xml:space="preserve">1.  </w:t>
-      </w:r>
-      <w:r>
-        <w:rPr>
-          <w:sz w:val="21"/>
-          <w:szCs w:val="21"/>
-        </w:rPr>
-        <w:t xml:space="preserve">A)  n = 27</w:t>
+        <w:t xml:space="preserve">2.  </w:t>
+      </w:r>
+      <w:r>
+        <w:rPr>
+          <w:sz w:val="21"/>
+          <w:szCs w:val="21"/>
+        </w:rPr>
+        <w:t xml:space="preserve">A)  m = 36</w:t>
       </w:r>
       <w:r>
         <w:rPr>
@@ -3504,7 +3498,7 @@
           <w:sz w:val="19"/>
           <w:szCs w:val="19"/>
         </w:rPr>
-        <w:t xml:space="preserve">  — Subtract 15 from both sides: n = 42 − 15 = 27. Check: 27 + 15 = 42 ✓</w:t>
+        <w:t xml:space="preserve">  — Add 11 to both sides: m = 25 + 11 = 36. Check: 36 − 11 = 25 ✓</w:t>
       </w:r>
     </w:p>
     <w:p>
@@ -3518,14 +3512,14 @@
           <w:sz w:val="21"/>
           <w:szCs w:val="21"/>
         </w:rPr>
-        <w:t xml:space="preserve">2.  </w:t>
-      </w:r>
-      <w:r>
-        <w:rPr>
-          <w:sz w:val="21"/>
-          <w:szCs w:val="21"/>
-        </w:rPr>
-        <w:t xml:space="preserve">A)  m = 36</w:t>
+        <w:t xml:space="preserve">3.  </w:t>
+      </w:r>
+      <w:r>
+        <w:rPr>
+          <w:sz w:val="21"/>
+          <w:szCs w:val="21"/>
+        </w:rPr>
+        <w:t xml:space="preserve">A)  $53</w:t>
       </w:r>
       <w:r>
         <w:rPr>
@@ -3535,7 +3529,7 @@
           <w:sz w:val="19"/>
           <w:szCs w:val="19"/>
         </w:rPr>
-        <w:t xml:space="preserve">  — Add 11 to both sides: m = 25 + 11 = 36. Check: 36 − 11 = 25 ✓</w:t>
+        <w:t xml:space="preserve">  — d − 15 = 38 → d = 38 + 15 = 53.</w:t>
       </w:r>
     </w:p>
     <w:p>
@@ -3549,14 +3543,14 @@
           <w:sz w:val="21"/>
           <w:szCs w:val="21"/>
         </w:rPr>
-        <w:t xml:space="preserve">3.  </w:t>
-      </w:r>
-      <w:r>
-        <w:rPr>
-          <w:sz w:val="21"/>
-          <w:szCs w:val="21"/>
-        </w:rPr>
-        <w:t xml:space="preserve">A)  $53</w:t>
+        <w:t xml:space="preserve">4.  </w:t>
+      </w:r>
+      <w:r>
+        <w:rPr>
+          <w:sz w:val="21"/>
+          <w:szCs w:val="21"/>
+        </w:rPr>
+        <w:t xml:space="preserve">A)  x = 8</w:t>
       </w:r>
       <w:r>
         <w:rPr>
@@ -3566,7 +3560,23 @@
           <w:sz w:val="19"/>
           <w:szCs w:val="19"/>
         </w:rPr>
-        <w:t xml:space="preserve">  — d − 15 = 38 → d = 38 + 15 = 53.</w:t>
+        <w:t xml:space="preserve">  — Subtract 7 from both sides: x = 15 − 7 = 8. Check: 8 + 7 = 15 ✓</w:t>
+      </w:r>
+    </w:p>
+    <w:p>
+      <w:pPr>
+        <w:pStyle w:val="Heading2"/>
+        <w:spacing w:after="80" w:before="180"/>
+      </w:pPr>
+      <w:r>
+        <w:rPr>
+          <w:b/>
+          <w:bCs/>
+          <w:color w:val="12355B"/>
+          <w:sz w:val="24"/>
+          <w:szCs w:val="24"/>
+        </w:rPr>
+        <w:t xml:space="preserve">Exit Ticket</w:t>
       </w:r>
     </w:p>
     <w:p>
@@ -3575,19 +3585,10 @@
       </w:pPr>
       <w:r>
         <w:rPr>
-          <w:b/>
-          <w:bCs/>
-          <w:sz w:val="21"/>
-          <w:szCs w:val="21"/>
-        </w:rPr>
-        <w:t xml:space="preserve">4.  </w:t>
-      </w:r>
-      <w:r>
-        <w:rPr>
-          <w:sz w:val="21"/>
-          <w:szCs w:val="21"/>
-        </w:rPr>
-        <w:t xml:space="preserve">A)  x = 6</w:t>
+          <w:sz w:val="21"/>
+          <w:szCs w:val="21"/>
+        </w:rPr>
+        <w:t xml:space="preserve">A)  p = 6.3</w:t>
       </w:r>
       <w:r>
         <w:rPr>
@@ -3597,173 +3598,7 @@
           <w:sz w:val="19"/>
           <w:szCs w:val="19"/>
         </w:rPr>
-        <w:t xml:space="preserve">  — Subtract 9 from both sides: x = 15 − 9 = 6.</w:t>
-      </w:r>
-    </w:p>
-    <w:p>
-      <w:pPr>
-        <w:pStyle w:val="Heading2"/>
-        <w:spacing w:after="80" w:before="180"/>
-      </w:pPr>
-      <w:r>
-        <w:rPr>
-          <w:b/>
-          <w:bCs/>
-          <w:color w:val="12355B"/>
-          <w:sz w:val="24"/>
-          <w:szCs w:val="24"/>
-        </w:rPr>
-        <w:t xml:space="preserve">Exit Ticket</w:t>
-      </w:r>
-    </w:p>
-    <w:p>
-      <w:pPr>
-        <w:spacing w:after="80"/>
-      </w:pPr>
-      <w:r>
-        <w:rPr>
-          <w:sz w:val="21"/>
-          <w:szCs w:val="21"/>
-        </w:rPr>
-        <w:t xml:space="preserve">A)  p = 6.3</w:t>
-      </w:r>
-      <w:r>
-        <w:rPr>
-          <w:i/>
-          <w:iCs/>
-          <w:color w:val="5F6F80"/>
-          <w:sz w:val="19"/>
-          <w:szCs w:val="19"/>
-        </w:rPr>
         <w:t xml:space="preserve">  — Subtract 2.8 from both sides: p = 9.1 − 2.8 = 6.3. Check: 6.3 + 2.8 = 9.1 ✓</w:t>
-      </w:r>
-    </w:p>
-    <w:p>
-      <w:pPr>
-        <w:pStyle w:val="Heading2"/>
-        <w:spacing w:after="80" w:before="180"/>
-      </w:pPr>
-      <w:r>
-        <w:rPr>
-          <w:b/>
-          <w:bCs/>
-          <w:color w:val="12355B"/>
-          <w:sz w:val="24"/>
-          <w:szCs w:val="24"/>
-        </w:rPr>
-        <w:t xml:space="preserve">Writing (TWR) — what to look for</w:t>
-      </w:r>
-    </w:p>
-    <w:p>
-      <w:pPr>
-        <w:spacing w:after="80"/>
-      </w:pPr>
-      <w:r>
-        <w:rPr>
-          <w:sz w:val="20"/>
-          <w:szCs w:val="20"/>
-        </w:rPr>
-        <w:t xml:space="preserve">Kernel sentence: a complete sentence needs a subject and a verb. Example: Equation is a math sentence with an equal sign showing both sides are the same.</w:t>
-      </w:r>
-    </w:p>
-    <w:p>
-      <w:pPr>
-        <w:spacing w:after="80"/>
-      </w:pPr>
-      <w:r>
-        <w:rPr>
-          <w:sz w:val="20"/>
-          <w:szCs w:val="20"/>
-        </w:rPr>
-        <w:t xml:space="preserve">Expansion: because = reason, but = contrast/exception, so = result. Answers vary; each must keep the kernel idea.</w:t>
-      </w:r>
-    </w:p>
-    <w:p>
-      <w:pPr>
-        <w:pStyle w:val="Heading2"/>
-        <w:spacing w:after="80" w:before="180"/>
-      </w:pPr>
-      <w:r>
-        <w:rPr>
-          <w:b/>
-          <w:bCs/>
-          <w:color w:val="12355B"/>
-          <w:sz w:val="24"/>
-          <w:szCs w:val="24"/>
-        </w:rPr>
-        <w:t xml:space="preserve">Turn &amp; Talk — listen for</w:t>
-      </w:r>
-    </w:p>
-    <w:p>
-      <w:pPr>
-        <w:spacing w:after="80"/>
-      </w:pPr>
-      <w:r>
-        <w:rPr>
-          <w:b/>
-          <w:bCs/>
-          <w:sz w:val="19"/>
-          <w:szCs w:val="19"/>
-        </w:rPr>
-        <w:t xml:space="preserve">1.  </w:t>
-      </w:r>
-      <w:r>
-        <w:rPr>
-          <w:i/>
-          <w:iCs/>
-          <w:color w:val="5F6F80"/>
-          <w:sz w:val="19"/>
-          <w:szCs w:val="19"/>
-        </w:rPr>
-        <w:t xml:space="preserve">Students recognize 23 is added to n and that subtracting 23 (the inverse operation) from both sides will isolate n.</w:t>
-      </w:r>
-    </w:p>
-    <w:p>
-      <w:pPr>
-        <w:spacing w:after="80"/>
-      </w:pPr>
-      <w:r>
-        <w:rPr>
-          <w:b/>
-          <w:bCs/>
-          <w:sz w:val="19"/>
-          <w:szCs w:val="19"/>
-        </w:rPr>
-        <w:t xml:space="preserve">2.  </w:t>
-      </w:r>
-      <w:r>
-        <w:rPr>
-          <w:i/>
-          <w:iCs/>
-          <w:color w:val="5F6F80"/>
-          <w:sz w:val="19"/>
-          <w:szCs w:val="19"/>
-        </w:rPr>
-        <w:t xml:space="preserve">Students subtract 23 from both sides to get n = 35 and explain that doing the same to both sides keeps the equation balanced and the solution true.</w:t>
-      </w:r>
-    </w:p>
-    <w:p>
-      <w:pPr>
-        <w:spacing w:after="80"/>
-      </w:pPr>
-      <w:r>
-        <w:rPr>
-          <w:b/>
-          <w:bCs/>
-          <w:sz w:val="19"/>
-          <w:szCs w:val="19"/>
-        </w:rPr>
-        <w:t xml:space="preserve">3.  </w:t>
-      </w:r>
-      <w:r>
-        <w:rPr>
-          <w:i/>
-          <w:iCs/>
-          <w:color w:val="5F6F80"/>
-          <w:sz w:val="19"/>
-          <w:szCs w:val="19"/>
-        </w:rPr>
-        <w:t xml:space="preserve">Students give a realistic context (money saved, distance left, missing count) and connect it to isolating a variable using an inverse operation.</w:t>
       </w:r>
     </w:p>
     <w:sectPr>

--- a/lessons/7-2/downloads/7-2-notes.docx
+++ b/lessons/7-2/downloads/7-2-notes.docx
@@ -3186,419 +3186,6 @@
       </w:pPr>
       <w:r>
         <w:t xml:space="preserve"/>
-      </w:r>
-    </w:p>
-    <w:p>
-      <w:pPr>
-        <w:pStyle w:val="Heading1"/>
-        <w:pageBreakBefore/>
-        <w:pBdr>
-          <w:bottom w:val="single" w:color="1FA6A2" w:sz="14" w:space="6"/>
-        </w:pBdr>
-        <w:spacing w:after="140" w:before="0"/>
-      </w:pPr>
-      <w:r>
-        <w:rPr>
-          <w:b/>
-          <w:bCs/>
-          <w:color w:val="12355B"/>
-          <w:sz w:val="30"/>
-          <w:szCs w:val="30"/>
-        </w:rPr>
-        <w:t xml:space="preserve">Answer Key &amp; Teacher Guide</w:t>
-      </w:r>
-    </w:p>
-    <w:p>
-      <w:pPr>
-        <w:spacing w:after="100"/>
-      </w:pPr>
-      <w:r>
-        <w:rPr>
-          <w:i/>
-          <w:iCs/>
-          <w:color w:val="5F6F80"/>
-          <w:sz w:val="19"/>
-          <w:szCs w:val="19"/>
-        </w:rPr>
-        <w:t xml:space="preserve">Teacher reference — remove or fold back before distributing to students.</w:t>
-      </w:r>
-    </w:p>
-    <w:p>
-      <w:pPr>
-        <w:pStyle w:val="Heading2"/>
-        <w:spacing w:after="80" w:before="180"/>
-      </w:pPr>
-      <w:r>
-        <w:rPr>
-          <w:b/>
-          <w:bCs/>
-          <w:color w:val="12355B"/>
-          <w:sz w:val="24"/>
-          <w:szCs w:val="24"/>
-        </w:rPr>
-        <w:t xml:space="preserve">Guided Notes (Fill-in)</w:t>
-      </w:r>
-    </w:p>
-    <w:p>
-      <w:pPr>
-        <w:spacing w:after="80"/>
-      </w:pPr>
-      <w:r>
-        <w:rPr>
-          <w:b/>
-          <w:bCs/>
-          <w:sz w:val="21"/>
-          <w:szCs w:val="21"/>
-        </w:rPr>
-        <w:t xml:space="preserve">Notes 1:  </w:t>
-      </w:r>
-      <w:r>
-        <w:rPr>
-          <w:sz w:val="21"/>
-          <w:szCs w:val="21"/>
-        </w:rPr>
-        <w:t xml:space="preserve">Equation</w:t>
-      </w:r>
-    </w:p>
-    <w:p>
-      <w:pPr>
-        <w:spacing w:after="80"/>
-      </w:pPr>
-      <w:r>
-        <w:rPr>
-          <w:b/>
-          <w:bCs/>
-          <w:sz w:val="21"/>
-          <w:szCs w:val="21"/>
-        </w:rPr>
-        <w:t xml:space="preserve">Notes 2:  </w:t>
-      </w:r>
-      <w:r>
-        <w:rPr>
-          <w:sz w:val="21"/>
-          <w:szCs w:val="21"/>
-        </w:rPr>
-        <w:t xml:space="preserve">Inverse operation</w:t>
-      </w:r>
-    </w:p>
-    <w:p>
-      <w:pPr>
-        <w:spacing w:after="80"/>
-      </w:pPr>
-      <w:r>
-        <w:rPr>
-          <w:b/>
-          <w:bCs/>
-          <w:sz w:val="21"/>
-          <w:szCs w:val="21"/>
-        </w:rPr>
-        <w:t xml:space="preserve">Notes 3:  </w:t>
-      </w:r>
-      <w:r>
-        <w:rPr>
-          <w:sz w:val="21"/>
-          <w:szCs w:val="21"/>
-        </w:rPr>
-        <w:t xml:space="preserve">Isolate</w:t>
-      </w:r>
-    </w:p>
-    <w:p>
-      <w:pPr>
-        <w:spacing w:after="80"/>
-      </w:pPr>
-      <w:r>
-        <w:rPr>
-          <w:b/>
-          <w:bCs/>
-          <w:sz w:val="21"/>
-          <w:szCs w:val="21"/>
-        </w:rPr>
-        <w:t xml:space="preserve">Notes 4:  </w:t>
-      </w:r>
-      <w:r>
-        <w:rPr>
-          <w:sz w:val="21"/>
-          <w:szCs w:val="21"/>
-        </w:rPr>
-        <w:t xml:space="preserve">Solution</w:t>
-      </w:r>
-    </w:p>
-    <w:p>
-      <w:pPr>
-        <w:spacing w:after="80"/>
-      </w:pPr>
-      <w:r>
-        <w:rPr>
-          <w:b/>
-          <w:bCs/>
-          <w:sz w:val="21"/>
-          <w:szCs w:val="21"/>
-        </w:rPr>
-        <w:t xml:space="preserve">Notes 5:  </w:t>
-      </w:r>
-      <w:r>
-        <w:rPr>
-          <w:sz w:val="21"/>
-          <w:szCs w:val="21"/>
-        </w:rPr>
-        <w:t xml:space="preserve">One-step equation</w:t>
-      </w:r>
-    </w:p>
-    <w:p>
-      <w:pPr>
-        <w:spacing w:after="80"/>
-      </w:pPr>
-      <w:r>
-        <w:rPr>
-          <w:b/>
-          <w:bCs/>
-          <w:sz w:val="21"/>
-          <w:szCs w:val="21"/>
-        </w:rPr>
-        <w:t xml:space="preserve">Notes 6:  </w:t>
-      </w:r>
-      <w:r>
-        <w:rPr>
-          <w:sz w:val="21"/>
-          <w:szCs w:val="21"/>
-        </w:rPr>
-        <w:t xml:space="preserve">Balance</w:t>
-      </w:r>
-    </w:p>
-    <w:p>
-      <w:pPr>
-        <w:pStyle w:val="Heading2"/>
-        <w:spacing w:after="80" w:before="180"/>
-      </w:pPr>
-      <w:r>
-        <w:rPr>
-          <w:b/>
-          <w:bCs/>
-          <w:color w:val="12355B"/>
-          <w:sz w:val="24"/>
-          <w:szCs w:val="24"/>
-        </w:rPr>
-        <w:t xml:space="preserve">Worked Notes (I Do / We Do)</w:t>
-      </w:r>
-    </w:p>
-    <w:p>
-      <w:pPr>
-        <w:spacing w:after="80"/>
-      </w:pPr>
-      <w:r>
-        <w:rPr>
-          <w:b/>
-          <w:bCs/>
-          <w:sz w:val="21"/>
-          <w:szCs w:val="21"/>
-        </w:rPr>
-        <w:t xml:space="preserve">I Do:  </w:t>
-      </w:r>
-      <w:r>
-        <w:rPr>
-          <w:sz w:val="21"/>
-          <w:szCs w:val="21"/>
-        </w:rPr>
-        <w:t xml:space="preserve">A. x = 6</w:t>
-      </w:r>
-    </w:p>
-    <w:p>
-      <w:pPr>
-        <w:spacing w:after="80"/>
-      </w:pPr>
-      <w:r>
-        <w:rPr>
-          <w:b/>
-          <w:bCs/>
-          <w:sz w:val="21"/>
-          <w:szCs w:val="21"/>
-        </w:rPr>
-        <w:t xml:space="preserve">We Do:  </w:t>
-      </w:r>
-      <w:r>
-        <w:rPr>
-          <w:sz w:val="21"/>
-          <w:szCs w:val="21"/>
-        </w:rPr>
-        <w:t xml:space="preserve">A. y = 27</w:t>
-      </w:r>
-    </w:p>
-    <w:p>
-      <w:pPr>
-        <w:pStyle w:val="Heading2"/>
-        <w:spacing w:after="80" w:before="180"/>
-      </w:pPr>
-      <w:r>
-        <w:rPr>
-          <w:b/>
-          <w:bCs/>
-          <w:color w:val="12355B"/>
-          <w:sz w:val="24"/>
-          <w:szCs w:val="24"/>
-        </w:rPr>
-        <w:t xml:space="preserve">Independent Practice</w:t>
-      </w:r>
-    </w:p>
-    <w:p>
-      <w:pPr>
-        <w:spacing w:after="80"/>
-      </w:pPr>
-      <w:r>
-        <w:rPr>
-          <w:b/>
-          <w:bCs/>
-          <w:sz w:val="21"/>
-          <w:szCs w:val="21"/>
-        </w:rPr>
-        <w:t xml:space="preserve">1.  </w:t>
-      </w:r>
-      <w:r>
-        <w:rPr>
-          <w:sz w:val="21"/>
-          <w:szCs w:val="21"/>
-        </w:rPr>
-        <w:t xml:space="preserve">A)  n = 27</w:t>
-      </w:r>
-      <w:r>
-        <w:rPr>
-          <w:i/>
-          <w:iCs/>
-          <w:color w:val="5F6F80"/>
-          <w:sz w:val="19"/>
-          <w:szCs w:val="19"/>
-        </w:rPr>
-        <w:t xml:space="preserve">  — Subtract 15 from both sides: n = 42 − 15 = 27. Check: 27 + 15 = 42 ✓</w:t>
-      </w:r>
-    </w:p>
-    <w:p>
-      <w:pPr>
-        <w:spacing w:after="80"/>
-      </w:pPr>
-      <w:r>
-        <w:rPr>
-          <w:b/>
-          <w:bCs/>
-          <w:sz w:val="21"/>
-          <w:szCs w:val="21"/>
-        </w:rPr>
-        <w:t xml:space="preserve">2.  </w:t>
-      </w:r>
-      <w:r>
-        <w:rPr>
-          <w:sz w:val="21"/>
-          <w:szCs w:val="21"/>
-        </w:rPr>
-        <w:t xml:space="preserve">A)  m = 36</w:t>
-      </w:r>
-      <w:r>
-        <w:rPr>
-          <w:i/>
-          <w:iCs/>
-          <w:color w:val="5F6F80"/>
-          <w:sz w:val="19"/>
-          <w:szCs w:val="19"/>
-        </w:rPr>
-        <w:t xml:space="preserve">  — Add 11 to both sides: m = 25 + 11 = 36. Check: 36 − 11 = 25 ✓</w:t>
-      </w:r>
-    </w:p>
-    <w:p>
-      <w:pPr>
-        <w:spacing w:after="80"/>
-      </w:pPr>
-      <w:r>
-        <w:rPr>
-          <w:b/>
-          <w:bCs/>
-          <w:sz w:val="21"/>
-          <w:szCs w:val="21"/>
-        </w:rPr>
-        <w:t xml:space="preserve">3.  </w:t>
-      </w:r>
-      <w:r>
-        <w:rPr>
-          <w:sz w:val="21"/>
-          <w:szCs w:val="21"/>
-        </w:rPr>
-        <w:t xml:space="preserve">A)  $53</w:t>
-      </w:r>
-      <w:r>
-        <w:rPr>
-          <w:i/>
-          <w:iCs/>
-          <w:color w:val="5F6F80"/>
-          <w:sz w:val="19"/>
-          <w:szCs w:val="19"/>
-        </w:rPr>
-        <w:t xml:space="preserve">  — d − 15 = 38 → d = 38 + 15 = 53.</w:t>
-      </w:r>
-    </w:p>
-    <w:p>
-      <w:pPr>
-        <w:spacing w:after="80"/>
-      </w:pPr>
-      <w:r>
-        <w:rPr>
-          <w:b/>
-          <w:bCs/>
-          <w:sz w:val="21"/>
-          <w:szCs w:val="21"/>
-        </w:rPr>
-        <w:t xml:space="preserve">4.  </w:t>
-      </w:r>
-      <w:r>
-        <w:rPr>
-          <w:sz w:val="21"/>
-          <w:szCs w:val="21"/>
-        </w:rPr>
-        <w:t xml:space="preserve">A)  x = 8</w:t>
-      </w:r>
-      <w:r>
-        <w:rPr>
-          <w:i/>
-          <w:iCs/>
-          <w:color w:val="5F6F80"/>
-          <w:sz w:val="19"/>
-          <w:szCs w:val="19"/>
-        </w:rPr>
-        <w:t xml:space="preserve">  — Subtract 7 from both sides: x = 15 − 7 = 8. Check: 8 + 7 = 15 ✓</w:t>
-      </w:r>
-    </w:p>
-    <w:p>
-      <w:pPr>
-        <w:pStyle w:val="Heading2"/>
-        <w:spacing w:after="80" w:before="180"/>
-      </w:pPr>
-      <w:r>
-        <w:rPr>
-          <w:b/>
-          <w:bCs/>
-          <w:color w:val="12355B"/>
-          <w:sz w:val="24"/>
-          <w:szCs w:val="24"/>
-        </w:rPr>
-        <w:t xml:space="preserve">Exit Ticket</w:t>
-      </w:r>
-    </w:p>
-    <w:p>
-      <w:pPr>
-        <w:spacing w:after="80"/>
-      </w:pPr>
-      <w:r>
-        <w:rPr>
-          <w:sz w:val="21"/>
-          <w:szCs w:val="21"/>
-        </w:rPr>
-        <w:t xml:space="preserve">A)  p = 6.3</w:t>
-      </w:r>
-      <w:r>
-        <w:rPr>
-          <w:i/>
-          <w:iCs/>
-          <w:color w:val="5F6F80"/>
-          <w:sz w:val="19"/>
-          <w:szCs w:val="19"/>
-        </w:rPr>
-        <w:t xml:space="preserve">  — Subtract 2.8 from both sides: p = 9.1 − 2.8 = 6.3. Check: 6.3 + 2.8 = 9.1 ✓</w:t>
       </w:r>
     </w:p>
     <w:sectPr>

--- a/lessons/7-2/downloads/7-2-notes.docx
+++ b/lessons/7-2/downloads/7-2-notes.docx
@@ -14,7 +14,7 @@
           <w:sz w:val="18"/>
           <w:szCs w:val="18"/>
         </w:rPr>
-        <w:t xml:space="preserve">UNIT 7  ·  LESSON 2      STANDARD 6.EE.7</w:t>
+        <w:t xml:space="preserve">UNIT 7  ·  LESSON 2      STANDARD 6.AT.8</w:t>
       </w:r>
     </w:p>
     <w:p>
@@ -921,7 +921,7 @@
                           </pic:cNvPicPr>
                         </pic:nvPicPr>
                         <pic:blipFill>
-                          <a:blip r:embed="rId10" cstate="none"/>
+                          <a:blip r:embed="rId9" cstate="none"/>
                           <a:srcRect/>
                           <a:stretch>
                             <a:fillRect/>
@@ -1075,7 +1075,7 @@
                           </pic:cNvPicPr>
                         </pic:nvPicPr>
                         <pic:blipFill>
-                          <a:blip r:embed="rId10" cstate="none"/>
+                          <a:blip r:embed="rId9" cstate="none"/>
                           <a:srcRect/>
                           <a:stretch>
                             <a:fillRect/>
@@ -2553,6 +2553,32 @@
     </w:p>
     <w:p>
       <w:pPr>
+        <w:pStyle w:val="Heading2"/>
+        <w:spacing w:after="80" w:before="180"/>
+      </w:pPr>
+      <w:r>
+        <w:rPr>
+          <w:b/>
+          <w:bCs/>
+          <w:color w:val="12355B"/>
+          <w:sz w:val="24"/>
+          <w:szCs w:val="24"/>
+        </w:rPr>
+        <w:t xml:space="preserve">Level 1 Support</w:t>
+      </w:r>
+      <w:r>
+        <w:rPr>
+          <w:i/>
+          <w:iCs/>
+          <w:color w:val="1FA6A2"/>
+          <w:sz w:val="19"/>
+          <w:szCs w:val="19"/>
+        </w:rPr>
+        <w:t xml:space="preserve">   extra scaffolding</w:t>
+      </w:r>
+    </w:p>
+    <w:p>
+      <w:pPr>
         <w:keepNext/>
         <w:spacing w:after="60" w:before="160"/>
       </w:pPr>
@@ -2813,6 +2839,32 @@
     </w:tbl>
     <w:p>
       <w:pPr>
+        <w:pStyle w:val="Heading2"/>
+        <w:spacing w:after="80" w:before="180"/>
+      </w:pPr>
+      <w:r>
+        <w:rPr>
+          <w:b/>
+          <w:bCs/>
+          <w:color w:val="12355B"/>
+          <w:sz w:val="24"/>
+          <w:szCs w:val="24"/>
+        </w:rPr>
+        <w:t xml:space="preserve">On Level</w:t>
+      </w:r>
+      <w:r>
+        <w:rPr>
+          <w:i/>
+          <w:iCs/>
+          <w:color w:val="12355B"/>
+          <w:sz w:val="19"/>
+          <w:szCs w:val="19"/>
+        </w:rPr>
+        <w:t xml:space="preserve">   grade-level practice</w:t>
+      </w:r>
+    </w:p>
+    <w:p>
+      <w:pPr>
         <w:keepNext/>
         <w:spacing w:after="60" w:before="160"/>
       </w:pPr>
@@ -2943,136 +2995,6 @@
     </w:tbl>
     <w:p>
       <w:pPr>
-        <w:keepNext/>
-        <w:spacing w:after="60" w:before="160"/>
-      </w:pPr>
-      <w:r>
-        <w:rPr>
-          <w:b/>
-          <w:bCs/>
-          <w:color w:val="12355B"/>
-          <w:sz w:val="22"/>
-          <w:szCs w:val="22"/>
-        </w:rPr>
-        <w:t xml:space="preserve">4.  </w:t>
-      </w:r>
-      <w:r>
-        <w:rPr>
-          <w:b/>
-          <w:bCs/>
-          <w:sz w:val="21"/>
-          <w:szCs w:val="21"/>
-        </w:rPr>
-        <w:t xml:space="preserve">Unlock Card 1: Solve x + 7 = 15.</w:t>
-      </w:r>
-    </w:p>
-    <w:p>
-      <w:pPr>
-        <w:spacing w:after="40"/>
-        <w:ind w:left="420"/>
-      </w:pPr>
-      <w:r>
-        <w:rPr>
-          <w:sz w:val="20"/>
-          <w:szCs w:val="20"/>
-        </w:rPr>
-        <w:t xml:space="preserve">A)  x = 8</w:t>
-      </w:r>
-    </w:p>
-    <w:p>
-      <w:pPr>
-        <w:spacing w:after="40"/>
-        <w:ind w:left="420"/>
-      </w:pPr>
-      <w:r>
-        <w:rPr>
-          <w:sz w:val="20"/>
-          <w:szCs w:val="20"/>
-        </w:rPr>
-        <w:t xml:space="preserve">B)  x = 22</w:t>
-      </w:r>
-    </w:p>
-    <w:p>
-      <w:pPr>
-        <w:spacing w:after="40"/>
-        <w:ind w:left="420"/>
-      </w:pPr>
-      <w:r>
-        <w:rPr>
-          <w:sz w:val="20"/>
-          <w:szCs w:val="20"/>
-        </w:rPr>
-        <w:t xml:space="preserve">C)  x = 7</w:t>
-      </w:r>
-    </w:p>
-    <w:p>
-      <w:pPr>
-        <w:spacing w:after="40"/>
-        <w:ind w:left="420"/>
-      </w:pPr>
-      <w:r>
-        <w:rPr>
-          <w:sz w:val="20"/>
-          <w:szCs w:val="20"/>
-        </w:rPr>
-        <w:t xml:space="preserve">D)  x = 105</w:t>
-      </w:r>
-    </w:p>
-    <w:p>
-      <w:pPr>
-        <w:spacing w:after="20"/>
-      </w:pPr>
-      <w:r>
-        <w:t xml:space="preserve"/>
-      </w:r>
-    </w:p>
-    <w:tbl>
-      <w:tblPr>
-        <w:tblW w:type="pct" w:w="100%"/>
-        <w:tblBorders>
-          <w:top w:val="single" w:color="C7D2DD" w:sz="6"/>
-          <w:left w:val="single" w:color="C7D2DD" w:sz="6"/>
-          <w:bottom w:val="single" w:color="C7D2DD" w:sz="6"/>
-          <w:right w:val="single" w:color="C7D2DD" w:sz="6"/>
-          <w:insideH w:val="single" w:color="auto" w:sz="4"/>
-          <w:insideV w:val="single" w:color="auto" w:sz="4"/>
-        </w:tblBorders>
-      </w:tblPr>
-      <w:tblGrid>
-        <w:gridCol w:w="100"/>
-      </w:tblGrid>
-      <w:tr>
-        <w:tc>
-          <w:tcPr>
-            <w:shd w:fill="FBF3E2" w:color="auto" w:val="clear"/>
-            <w:tcMar>
-              <w:top w:type="dxa" w:w="60"/>
-              <w:left w:type="dxa" w:w="120"/>
-              <w:bottom w:type="dxa" w:w="60"/>
-              <w:right w:type="dxa" w:w="120"/>
-            </w:tcMar>
-          </w:tcPr>
-          <w:p>
-            <w:pPr>
-              <w:spacing w:after="0" w:line="320"/>
-            </w:pPr>
-            <w:r>
-              <w:t xml:space="preserve"/>
-            </w:r>
-          </w:p>
-          <w:p>
-            <w:pPr>
-              <w:spacing w:after="0" w:line="320"/>
-            </w:pPr>
-            <w:r>
-              <w:t xml:space="preserve"/>
-            </w:r>
-          </w:p>
-        </w:tc>
-      </w:tr>
-    </w:tbl>
-    <w:p>
-      <w:pPr>
         <w:pStyle w:val="Heading1"/>
         <w:pageBreakBefore/>
         <w:pBdr>
@@ -3164,7 +3086,7 @@
           <w:sz w:val="21"/>
           <w:szCs w:val="21"/>
         </w:rPr>
-        <w:t xml:space="preserve">C)  p = 6.8</w:t>
+        <w:t xml:space="preserve">C)  p = 7.7</w:t>
       </w:r>
     </w:p>
     <w:p>

--- a/lessons/7-2/downloads/7-2-notes.docx
+++ b/lessons/7-2/downloads/7-2-notes.docx
@@ -1404,6 +1404,1302 @@
           <w:szCs w:val="22"/>
         </w:rPr>
         <w:t xml:space="preserve">Doing the same thing to both sides to keep them equal keeps the equation in ___.</w:t>
+      </w:r>
+    </w:p>
+    <w:p>
+      <w:pPr>
+        <w:pStyle w:val="Heading1"/>
+        <w:pageBreakBefore/>
+        <w:pBdr>
+          <w:bottom w:val="single" w:color="1FA6A2" w:sz="14" w:space="6"/>
+        </w:pBdr>
+        <w:spacing w:after="140" w:before="0"/>
+      </w:pPr>
+      <w:r>
+        <w:rPr>
+          <w:b/>
+          <w:bCs/>
+          <w:color w:val="12355B"/>
+          <w:sz w:val="30"/>
+          <w:szCs w:val="30"/>
+        </w:rPr>
+        <w:t xml:space="preserve">Write About the Math</w:t>
+      </w:r>
+    </w:p>
+    <w:p>
+      <w:pPr>
+        <w:spacing w:after="100"/>
+      </w:pPr>
+      <w:r>
+        <w:rPr>
+          <w:i/>
+          <w:iCs/>
+          <w:color w:val="5F6F80"/>
+          <w:sz w:val="19"/>
+          <w:szCs w:val="19"/>
+        </w:rPr>
+        <w:t xml:space="preserve">Use the support level you need. Every level answers the same math question.</w:t>
+      </w:r>
+    </w:p>
+    <w:p>
+      <w:pPr>
+        <w:pStyle w:val="Heading2"/>
+        <w:spacing w:after="80" w:before="180"/>
+      </w:pPr>
+      <w:r>
+        <w:rPr>
+          <w:b/>
+          <w:bCs/>
+          <w:color w:val="12355B"/>
+          <w:sz w:val="24"/>
+          <w:szCs w:val="24"/>
+        </w:rPr>
+        <w:t xml:space="preserve">1. Understand the Question</w:t>
+      </w:r>
+      <w:r>
+        <w:rPr>
+          <w:i/>
+          <w:iCs/>
+          <w:color w:val="B97A12"/>
+          <w:sz w:val="19"/>
+          <w:szCs w:val="19"/>
+        </w:rPr>
+        <w:t xml:space="preserve">   explain</w:t>
+      </w:r>
+    </w:p>
+    <w:tbl>
+      <w:tblPr>
+        <w:tblW w:type="pct" w:w="100%"/>
+        <w:tblBorders>
+          <w:top w:val="single" w:color="1FA6A2" w:sz="8"/>
+          <w:left w:val="single" w:color="1FA6A2" w:sz="8"/>
+          <w:bottom w:val="single" w:color="1FA6A2" w:sz="8"/>
+          <w:right w:val="single" w:color="1FA6A2" w:sz="8"/>
+          <w:insideH w:val="single" w:color="auto" w:sz="4"/>
+          <w:insideV w:val="single" w:color="auto" w:sz="4"/>
+        </w:tblBorders>
+      </w:tblPr>
+      <w:tblGrid>
+        <w:gridCol w:w="100"/>
+      </w:tblGrid>
+      <w:tr>
+        <w:tc>
+          <w:tcPr>
+            <w:shd w:fill="E6F4F3" w:color="auto" w:val="clear"/>
+            <w:tcMar>
+              <w:top w:type="dxa" w:w="120"/>
+              <w:left w:type="dxa" w:w="180"/>
+              <w:bottom w:type="dxa" w:w="120"/>
+              <w:right w:type="dxa" w:w="180"/>
+            </w:tcMar>
+          </w:tcPr>
+          <w:p>
+            <w:pPr>
+              <w:spacing w:after="60"/>
+            </w:pPr>
+            <w:r>
+              <w:rPr>
+                <w:color w:val="1A2733"/>
+                <w:sz w:val="21"/>
+                <w:szCs w:val="21"/>
+              </w:rPr>
+              <w:t xml:space="preserve">What inverse operation did you use to solve n + 23 = 58, and why must you do it to BOTH sides of the balance?</w:t>
+            </w:r>
+          </w:p>
+          <w:p>
+            <w:pPr>
+              <w:spacing w:after="0"/>
+            </w:pPr>
+            <w:r>
+              <w:rPr>
+                <w:b/>
+                <w:bCs/>
+                <w:color w:val="12355B"/>
+                <w:sz w:val="20"/>
+                <w:szCs w:val="20"/>
+              </w:rPr>
+              <w:t xml:space="preserve">Your job:  </w:t>
+            </w:r>
+            <w:r>
+              <w:rPr>
+                <w:sz w:val="20"/>
+                <w:szCs w:val="20"/>
+              </w:rPr>
+              <w:t xml:space="preserve">Answer the question. Use math evidence. Explain how the evidence proves your answer.</w:t>
+            </w:r>
+            <w:r>
+              <w:rPr>
+                <w:i/>
+                <w:iCs/>
+                <w:color w:val="5F6F80"/>
+                <w:sz w:val="18"/>
+                <w:szCs w:val="18"/>
+              </w:rPr>
+              <w:br/>
+              <w:t xml:space="preserve">Responde la pregunta. Usa evidencia matemática. Explica cómo la evidencia demuestra tu respuesta.</w:t>
+            </w:r>
+          </w:p>
+        </w:tc>
+      </w:tr>
+    </w:tbl>
+    <w:p>
+      <w:pPr>
+        <w:pStyle w:val="Heading2"/>
+        <w:spacing w:after="80" w:before="180"/>
+      </w:pPr>
+      <w:r>
+        <w:rPr>
+          <w:b/>
+          <w:bCs/>
+          <w:color w:val="12355B"/>
+          <w:sz w:val="24"/>
+          <w:szCs w:val="24"/>
+        </w:rPr>
+        <w:t xml:space="preserve">2. Plan Your Math Words</w:t>
+      </w:r>
+      <w:r>
+        <w:rPr>
+          <w:i/>
+          <w:iCs/>
+          <w:color w:val="1FA6A2"/>
+          <w:sz w:val="19"/>
+          <w:szCs w:val="19"/>
+        </w:rPr>
+        <w:t xml:space="preserve">   check at least two</w:t>
+      </w:r>
+    </w:p>
+    <w:p>
+      <w:pPr>
+        <w:spacing w:after="60"/>
+      </w:pPr>
+      <w:r>
+        <w:rPr>
+          <w:b/>
+          <w:bCs/>
+          <w:color w:val="1FA6A2"/>
+          <w:sz w:val="22"/>
+          <w:szCs w:val="22"/>
+        </w:rPr>
+        <w:t xml:space="preserve">☐  </w:t>
+      </w:r>
+      <w:r>
+        <w:rPr>
+          <w:b/>
+          <w:bCs/>
+          <w:color w:val="12355B"/>
+          <w:sz w:val="20"/>
+          <w:szCs w:val="20"/>
+        </w:rPr>
+        <w:t xml:space="preserve">Equation — </w:t>
+      </w:r>
+      <w:r>
+        <w:rPr>
+          <w:sz w:val="20"/>
+          <w:szCs w:val="20"/>
+        </w:rPr>
+        <w:t xml:space="preserve">A math sentence with an equal sign showing both sides are the same.</w:t>
+      </w:r>
+      <w:r>
+        <w:rPr>
+          <w:i/>
+          <w:iCs/>
+          <w:color w:val="5F6F80"/>
+          <w:sz w:val="18"/>
+          <w:szCs w:val="18"/>
+        </w:rPr>
+        <w:br/>
+        <w:t xml:space="preserve">Ecuación — Una oración matemática con un signo igual que muestra que ambos lados son iguales.</w:t>
+      </w:r>
+    </w:p>
+    <w:p>
+      <w:pPr>
+        <w:spacing w:after="60"/>
+      </w:pPr>
+      <w:r>
+        <w:rPr>
+          <w:b/>
+          <w:bCs/>
+          <w:color w:val="1FA6A2"/>
+          <w:sz w:val="22"/>
+          <w:szCs w:val="22"/>
+        </w:rPr>
+        <w:t xml:space="preserve">☐  </w:t>
+      </w:r>
+      <w:r>
+        <w:rPr>
+          <w:b/>
+          <w:bCs/>
+          <w:color w:val="12355B"/>
+          <w:sz w:val="20"/>
+          <w:szCs w:val="20"/>
+        </w:rPr>
+        <w:t xml:space="preserve">Inverse operation — </w:t>
+      </w:r>
+      <w:r>
+        <w:rPr>
+          <w:sz w:val="20"/>
+          <w:szCs w:val="20"/>
+        </w:rPr>
+        <w:t xml:space="preserve">Two math actions that undo each other, like × and ÷.</w:t>
+      </w:r>
+      <w:r>
+        <w:rPr>
+          <w:i/>
+          <w:iCs/>
+          <w:color w:val="5F6F80"/>
+          <w:sz w:val="18"/>
+          <w:szCs w:val="18"/>
+        </w:rPr>
+        <w:br/>
+        <w:t xml:space="preserve">Operación inversa — Dos operaciones que se deshacen entre sí, como × y ÷.</w:t>
+      </w:r>
+    </w:p>
+    <w:p>
+      <w:pPr>
+        <w:spacing w:after="60"/>
+      </w:pPr>
+      <w:r>
+        <w:rPr>
+          <w:b/>
+          <w:bCs/>
+          <w:color w:val="1FA6A2"/>
+          <w:sz w:val="22"/>
+          <w:szCs w:val="22"/>
+        </w:rPr>
+        <w:t xml:space="preserve">☐  </w:t>
+      </w:r>
+      <w:r>
+        <w:rPr>
+          <w:b/>
+          <w:bCs/>
+          <w:color w:val="12355B"/>
+          <w:sz w:val="20"/>
+          <w:szCs w:val="20"/>
+        </w:rPr>
+        <w:t xml:space="preserve">Isolate — </w:t>
+      </w:r>
+      <w:r>
+        <w:rPr>
+          <w:sz w:val="20"/>
+          <w:szCs w:val="20"/>
+        </w:rPr>
+        <w:t xml:space="preserve">To get the letter by itself on one side.</w:t>
+      </w:r>
+      <w:r>
+        <w:rPr>
+          <w:i/>
+          <w:iCs/>
+          <w:color w:val="5F6F80"/>
+          <w:sz w:val="18"/>
+          <w:szCs w:val="18"/>
+        </w:rPr>
+        <w:br/>
+        <w:t xml:space="preserve">Despejar — Dejar la letra sola en un lado.</w:t>
+      </w:r>
+    </w:p>
+    <w:p>
+      <w:pPr>
+        <w:spacing w:after="60"/>
+      </w:pPr>
+      <w:r>
+        <w:rPr>
+          <w:b/>
+          <w:bCs/>
+          <w:color w:val="1FA6A2"/>
+          <w:sz w:val="22"/>
+          <w:szCs w:val="22"/>
+        </w:rPr>
+        <w:t xml:space="preserve">☐  </w:t>
+      </w:r>
+      <w:r>
+        <w:rPr>
+          <w:b/>
+          <w:bCs/>
+          <w:color w:val="12355B"/>
+          <w:sz w:val="20"/>
+          <w:szCs w:val="20"/>
+        </w:rPr>
+        <w:t xml:space="preserve">Solution — </w:t>
+      </w:r>
+      <w:r>
+        <w:rPr>
+          <w:sz w:val="20"/>
+          <w:szCs w:val="20"/>
+        </w:rPr>
+        <w:t xml:space="preserve">The number that makes the equation true.</w:t>
+      </w:r>
+      <w:r>
+        <w:rPr>
+          <w:i/>
+          <w:iCs/>
+          <w:color w:val="5F6F80"/>
+          <w:sz w:val="18"/>
+          <w:szCs w:val="18"/>
+        </w:rPr>
+        <w:br/>
+        <w:t xml:space="preserve">Solución — El número que hace verdadera la ecuación.</w:t>
+      </w:r>
+    </w:p>
+    <w:p>
+      <w:pPr>
+        <w:spacing w:after="60"/>
+      </w:pPr>
+      <w:r>
+        <w:rPr>
+          <w:b/>
+          <w:bCs/>
+          <w:color w:val="1FA6A2"/>
+          <w:sz w:val="22"/>
+          <w:szCs w:val="22"/>
+        </w:rPr>
+        <w:t xml:space="preserve">☐  </w:t>
+      </w:r>
+      <w:r>
+        <w:rPr>
+          <w:b/>
+          <w:bCs/>
+          <w:color w:val="12355B"/>
+          <w:sz w:val="20"/>
+          <w:szCs w:val="20"/>
+        </w:rPr>
+        <w:t xml:space="preserve">One-step equation — </w:t>
+      </w:r>
+      <w:r>
+        <w:rPr>
+          <w:sz w:val="20"/>
+          <w:szCs w:val="20"/>
+        </w:rPr>
+        <w:t xml:space="preserve">An equation you can solve in a single step using one inverse operation.</w:t>
+      </w:r>
+      <w:r>
+        <w:rPr>
+          <w:i/>
+          <w:iCs/>
+          <w:color w:val="5F6F80"/>
+          <w:sz w:val="18"/>
+          <w:szCs w:val="18"/>
+        </w:rPr>
+        <w:br/>
+        <w:t xml:space="preserve">Ecuación de un paso — Una ecuación que puedes resolver en un solo paso usando una operación inversa.</w:t>
+      </w:r>
+    </w:p>
+    <w:tbl>
+      <w:tblPr>
+        <w:tblW w:type="pct" w:w="100%"/>
+        <w:tblBorders>
+          <w:top w:val="single" w:color="1FA6A2" w:sz="8"/>
+          <w:left w:val="single" w:color="1FA6A2" w:sz="8"/>
+          <w:bottom w:val="single" w:color="1FA6A2" w:sz="8"/>
+          <w:right w:val="single" w:color="1FA6A2" w:sz="8"/>
+          <w:insideH w:val="single" w:color="auto" w:sz="4"/>
+          <w:insideV w:val="single" w:color="auto" w:sz="4"/>
+        </w:tblBorders>
+      </w:tblPr>
+      <w:tblGrid>
+        <w:gridCol w:w="100"/>
+      </w:tblGrid>
+      <w:tr>
+        <w:tc>
+          <w:tcPr>
+            <w:shd w:fill="F7FFFD" w:color="auto" w:val="clear"/>
+            <w:tcMar>
+              <w:top w:type="dxa" w:w="120"/>
+              <w:left w:type="dxa" w:w="180"/>
+              <w:bottom w:type="dxa" w:w="120"/>
+              <w:right w:type="dxa" w:w="180"/>
+            </w:tcMar>
+          </w:tcPr>
+          <w:p>
+            <w:pPr>
+              <w:spacing w:after="50"/>
+            </w:pPr>
+            <w:r>
+              <w:rPr>
+                <w:b/>
+                <w:bCs/>
+                <w:color w:val="1FA6A2"/>
+                <w:sz w:val="20"/>
+                <w:szCs w:val="20"/>
+              </w:rPr>
+              <w:t xml:space="preserve">Say it first:  </w:t>
+            </w:r>
+            <w:r>
+              <w:rPr>
+                <w:sz w:val="20"/>
+                <w:szCs w:val="20"/>
+              </w:rPr>
+              <w:t xml:space="preserve">Say your idea to a partner or quietly to yourself before you write.</w:t>
+            </w:r>
+          </w:p>
+          <w:p>
+            <w:pPr>
+              <w:spacing w:after="60"/>
+            </w:pPr>
+            <w:r>
+              <w:rPr>
+                <w:color w:val="1A2733"/>
+                <w:sz w:val="21"/>
+                <w:szCs w:val="21"/>
+              </w:rPr>
+              <w:t xml:space="preserve">I used ___ to undo ___, so the variable equals ___.</w:t>
+            </w:r>
+            <w:r>
+              <w:rPr>
+                <w:i/>
+                <w:iCs/>
+                <w:color w:val="5F6F80"/>
+                <w:sz w:val="19"/>
+                <w:szCs w:val="19"/>
+              </w:rPr>
+              <w:br/>
+              <w:t xml:space="preserve">Usé ___ para deshacer ___, así que la variable es igual a ___.</w:t>
+            </w:r>
+          </w:p>
+        </w:tc>
+      </w:tr>
+    </w:tbl>
+    <w:p>
+      <w:pPr>
+        <w:pStyle w:val="Heading2"/>
+        <w:spacing w:after="80" w:before="180"/>
+      </w:pPr>
+      <w:r>
+        <w:rPr>
+          <w:b/>
+          <w:bCs/>
+          <w:color w:val="12355B"/>
+          <w:sz w:val="24"/>
+          <w:szCs w:val="24"/>
+        </w:rPr>
+        <w:t xml:space="preserve">3. Build Your Explanation</w:t>
+      </w:r>
+      <w:r>
+        <w:rPr>
+          <w:i/>
+          <w:iCs/>
+          <w:color w:val="B97A12"/>
+          <w:sz w:val="19"/>
+          <w:szCs w:val="19"/>
+        </w:rPr>
+        <w:t xml:space="preserve">   choose your support</w:t>
+      </w:r>
+    </w:p>
+    <w:tbl>
+      <w:tblPr>
+        <w:tblW w:type="pct" w:w="100%"/>
+        <w:tblBorders>
+          <w:top w:val="single" w:color="BBD0DE" w:sz="8"/>
+          <w:left w:val="single" w:color="BBD0DE" w:sz="8"/>
+          <w:bottom w:val="single" w:color="BBD0DE" w:sz="8"/>
+          <w:right w:val="single" w:color="BBD0DE" w:sz="8"/>
+          <w:insideH w:val="single" w:color="auto" w:sz="4"/>
+          <w:insideV w:val="single" w:color="auto" w:sz="4"/>
+        </w:tblBorders>
+      </w:tblPr>
+      <w:tblGrid>
+        <w:gridCol w:w="100"/>
+      </w:tblGrid>
+      <w:tr>
+        <w:tc>
+          <w:tcPr>
+            <w:shd w:fill="EEF4F8" w:color="auto" w:val="clear"/>
+            <w:tcMar>
+              <w:top w:type="dxa" w:w="120"/>
+              <w:left w:type="dxa" w:w="180"/>
+              <w:bottom w:type="dxa" w:w="120"/>
+              <w:right w:type="dxa" w:w="180"/>
+            </w:tcMar>
+          </w:tcPr>
+          <w:p>
+            <w:pPr>
+              <w:spacing w:after="50"/>
+            </w:pPr>
+            <w:r>
+              <w:rPr>
+                <w:i/>
+                <w:iCs/>
+                <w:color w:val="5F6F80"/>
+                <w:sz w:val="19"/>
+                <w:szCs w:val="19"/>
+              </w:rPr>
+              <w:t xml:space="preserve">This model shows the parts of an explanation. It does not answer your writing question.</w:t>
+            </w:r>
+          </w:p>
+          <w:p>
+            <w:pPr>
+              <w:spacing w:after="80"/>
+            </w:pPr>
+            <w:r>
+              <w:rPr>
+                <w:b/>
+                <w:bCs/>
+                <w:color w:val="12355B"/>
+                <w:sz w:val="19"/>
+                <w:szCs w:val="19"/>
+              </w:rPr>
+              <w:t xml:space="preserve">Claim:  </w:t>
+            </w:r>
+            <w:r>
+              <w:rPr>
+                <w:sz w:val="19"/>
+                <w:szCs w:val="19"/>
+              </w:rPr>
+              <w:t xml:space="preserve">I can undo the addition to get the variable by itself.</w:t>
+            </w:r>
+          </w:p>
+          <w:p>
+            <w:pPr>
+              <w:spacing w:after="80"/>
+            </w:pPr>
+            <w:r>
+              <w:rPr>
+                <w:b/>
+                <w:bCs/>
+                <w:color w:val="12355B"/>
+                <w:sz w:val="19"/>
+                <w:szCs w:val="19"/>
+              </w:rPr>
+              <w:t xml:space="preserve">Evidence:  </w:t>
+            </w:r>
+            <w:r>
+              <w:rPr>
+                <w:sz w:val="19"/>
+                <w:szCs w:val="19"/>
+              </w:rPr>
+              <w:t xml:space="preserve">Students recognize 23 is added to n and that subtracting 23 (the inverse operation) from both sides will isolate n.</w:t>
+            </w:r>
+          </w:p>
+          <w:p>
+            <w:pPr>
+              <w:spacing w:after="80"/>
+            </w:pPr>
+            <w:r>
+              <w:rPr>
+                <w:b/>
+                <w:bCs/>
+                <w:color w:val="12355B"/>
+                <w:sz w:val="19"/>
+                <w:szCs w:val="19"/>
+              </w:rPr>
+              <w:t xml:space="preserve">Reasoning:  </w:t>
+            </w:r>
+            <w:r>
+              <w:rPr>
+                <w:sz w:val="19"/>
+                <w:szCs w:val="19"/>
+              </w:rPr>
+              <w:t xml:space="preserve">This evidence connects the definition of equation to the mathematical claim.</w:t>
+            </w:r>
+          </w:p>
+        </w:tc>
+      </w:tr>
+    </w:tbl>
+    <w:p>
+      <w:pPr>
+        <w:pStyle w:val="Heading2"/>
+        <w:spacing w:after="80" w:before="180"/>
+      </w:pPr>
+      <w:r>
+        <w:rPr>
+          <w:b/>
+          <w:bCs/>
+          <w:color w:val="12355B"/>
+          <w:sz w:val="24"/>
+          <w:szCs w:val="24"/>
+        </w:rPr>
+        <w:t xml:space="preserve">Start</w:t>
+      </w:r>
+      <w:r>
+        <w:rPr>
+          <w:i/>
+          <w:iCs/>
+          <w:color w:val="1FA6A2"/>
+          <w:sz w:val="19"/>
+          <w:szCs w:val="19"/>
+        </w:rPr>
+        <w:t xml:space="preserve">   Most language support</w:t>
+      </w:r>
+    </w:p>
+    <w:p>
+      <w:pPr>
+        <w:spacing w:after="60"/>
+      </w:pPr>
+      <w:r>
+        <w:rPr>
+          <w:color w:val="1A2733"/>
+          <w:sz w:val="21"/>
+          <w:szCs w:val="21"/>
+        </w:rPr>
+        <w:t xml:space="preserve">Complete the frames. Use the word bank.</w:t>
+      </w:r>
+      <w:r>
+        <w:rPr>
+          <w:i/>
+          <w:iCs/>
+          <w:color w:val="5F6F80"/>
+          <w:sz w:val="19"/>
+          <w:szCs w:val="19"/>
+        </w:rPr>
+        <w:br/>
+        <w:t xml:space="preserve">Completa las oraciones. Usa el banco de palabras.</w:t>
+      </w:r>
+    </w:p>
+    <w:p>
+      <w:pPr>
+        <w:spacing w:after="60"/>
+      </w:pPr>
+      <w:r>
+        <w:rPr>
+          <w:color w:val="1A2733"/>
+          <w:sz w:val="21"/>
+          <w:szCs w:val="21"/>
+        </w:rPr>
+        <w:t xml:space="preserve">I used ___ to undo ___, so the variable equals ___.</w:t>
+      </w:r>
+      <w:r>
+        <w:rPr>
+          <w:i/>
+          <w:iCs/>
+          <w:color w:val="5F6F80"/>
+          <w:sz w:val="19"/>
+          <w:szCs w:val="19"/>
+        </w:rPr>
+        <w:br/>
+        <w:t xml:space="preserve">Usé ___ para deshacer ___, así que la variable es igual a ___.</w:t>
+      </w:r>
+    </w:p>
+    <w:p>
+      <w:pPr>
+        <w:spacing w:after="60"/>
+      </w:pPr>
+      <w:r>
+        <w:rPr>
+          <w:color w:val="1A2733"/>
+          <w:sz w:val="21"/>
+          <w:szCs w:val="21"/>
+        </w:rPr>
+        <w:t xml:space="preserve">I do it to both sides because ___.</w:t>
+      </w:r>
+      <w:r>
+        <w:rPr>
+          <w:i/>
+          <w:iCs/>
+          <w:color w:val="5F6F80"/>
+          <w:sz w:val="19"/>
+          <w:szCs w:val="19"/>
+        </w:rPr>
+        <w:br/>
+        <w:t xml:space="preserve">Lo hago en ambos lados porque ___.</w:t>
+      </w:r>
+    </w:p>
+    <w:tbl>
+      <w:tblPr>
+        <w:tblW w:type="pct" w:w="100%"/>
+        <w:tblBorders>
+          <w:top w:val="single" w:color="C7D2DD" w:sz="6"/>
+          <w:left w:val="single" w:color="C7D2DD" w:sz="6"/>
+          <w:bottom w:val="single" w:color="C7D2DD" w:sz="6"/>
+          <w:right w:val="single" w:color="C7D2DD" w:sz="6"/>
+          <w:insideH w:val="single" w:color="auto" w:sz="4"/>
+          <w:insideV w:val="single" w:color="auto" w:sz="4"/>
+        </w:tblBorders>
+      </w:tblPr>
+      <w:tblGrid>
+        <w:gridCol w:w="100"/>
+      </w:tblGrid>
+      <w:tr>
+        <w:tc>
+          <w:tcPr>
+            <w:shd w:fill="FBF3E2" w:color="auto" w:val="clear"/>
+            <w:tcMar>
+              <w:top w:type="dxa" w:w="60"/>
+              <w:left w:type="dxa" w:w="120"/>
+              <w:bottom w:type="dxa" w:w="60"/>
+              <w:right w:type="dxa" w:w="120"/>
+            </w:tcMar>
+          </w:tcPr>
+          <w:p>
+            <w:pPr>
+              <w:spacing w:after="0" w:line="320"/>
+            </w:pPr>
+            <w:r>
+              <w:t xml:space="preserve"/>
+            </w:r>
+          </w:p>
+          <w:p>
+            <w:pPr>
+              <w:spacing w:after="0" w:line="320"/>
+            </w:pPr>
+            <w:r>
+              <w:t xml:space="preserve"/>
+            </w:r>
+          </w:p>
+          <w:p>
+            <w:pPr>
+              <w:spacing w:after="0" w:line="320"/>
+            </w:pPr>
+            <w:r>
+              <w:t xml:space="preserve"/>
+            </w:r>
+          </w:p>
+        </w:tc>
+      </w:tr>
+    </w:tbl>
+    <w:p>
+      <w:pPr>
+        <w:pStyle w:val="Heading2"/>
+        <w:spacing w:after="80" w:before="180"/>
+      </w:pPr>
+      <w:r>
+        <w:rPr>
+          <w:b/>
+          <w:bCs/>
+          <w:color w:val="12355B"/>
+          <w:sz w:val="24"/>
+          <w:szCs w:val="24"/>
+        </w:rPr>
+        <w:t xml:space="preserve">Build</w:t>
+      </w:r>
+      <w:r>
+        <w:rPr>
+          <w:i/>
+          <w:iCs/>
+          <w:color w:val="B97A12"/>
+          <w:sz w:val="19"/>
+          <w:szCs w:val="19"/>
+        </w:rPr>
+        <w:t xml:space="preserve">   Some language support</w:t>
+      </w:r>
+    </w:p>
+    <w:p>
+      <w:pPr>
+        <w:spacing w:after="60"/>
+      </w:pPr>
+      <w:r>
+        <w:rPr>
+          <w:color w:val="1A2733"/>
+          <w:sz w:val="21"/>
+          <w:szCs w:val="21"/>
+        </w:rPr>
+        <w:t xml:space="preserve">Write two connected sentences. Use because, so, or but.</w:t>
+      </w:r>
+      <w:r>
+        <w:rPr>
+          <w:i/>
+          <w:iCs/>
+          <w:color w:val="5F6F80"/>
+          <w:sz w:val="19"/>
+          <w:szCs w:val="19"/>
+        </w:rPr>
+        <w:br/>
+        <w:t xml:space="preserve">Escribe dos oraciones conectadas. Usa porque, entonces o pero.</w:t>
+      </w:r>
+    </w:p>
+    <w:p>
+      <w:pPr>
+        <w:spacing w:after="60"/>
+      </w:pPr>
+      <w:r>
+        <w:rPr>
+          <w:color w:val="1A2733"/>
+          <w:sz w:val="21"/>
+          <w:szCs w:val="21"/>
+        </w:rPr>
+        <w:t xml:space="preserve">My claim is ___.</w:t>
+      </w:r>
+      <w:r>
+        <w:rPr>
+          <w:i/>
+          <w:iCs/>
+          <w:color w:val="5F6F80"/>
+          <w:sz w:val="19"/>
+          <w:szCs w:val="19"/>
+        </w:rPr>
+        <w:br/>
+        <w:t xml:space="preserve">Mi afirmación es ___.</w:t>
+      </w:r>
+    </w:p>
+    <w:p>
+      <w:pPr>
+        <w:spacing w:after="60"/>
+      </w:pPr>
+      <w:r>
+        <w:rPr>
+          <w:color w:val="1A2733"/>
+          <w:sz w:val="21"/>
+          <w:szCs w:val="21"/>
+        </w:rPr>
+        <w:t xml:space="preserve">I know because ___.</w:t>
+      </w:r>
+      <w:r>
+        <w:rPr>
+          <w:i/>
+          <w:iCs/>
+          <w:color w:val="5F6F80"/>
+          <w:sz w:val="19"/>
+          <w:szCs w:val="19"/>
+        </w:rPr>
+        <w:br/>
+        <w:t xml:space="preserve">Lo sé porque ___.</w:t>
+      </w:r>
+    </w:p>
+    <w:p>
+      <w:pPr>
+        <w:spacing w:after="60"/>
+      </w:pPr>
+      <w:r>
+        <w:rPr>
+          <w:color w:val="1A2733"/>
+          <w:sz w:val="21"/>
+          <w:szCs w:val="21"/>
+        </w:rPr>
+        <w:t xml:space="preserve">So ___.</w:t>
+      </w:r>
+      <w:r>
+        <w:rPr>
+          <w:i/>
+          <w:iCs/>
+          <w:color w:val="5F6F80"/>
+          <w:sz w:val="19"/>
+          <w:szCs w:val="19"/>
+        </w:rPr>
+        <w:br/>
+        <w:t xml:space="preserve">Entonces ___.</w:t>
+      </w:r>
+    </w:p>
+    <w:tbl>
+      <w:tblPr>
+        <w:tblW w:type="pct" w:w="100%"/>
+        <w:tblBorders>
+          <w:top w:val="single" w:color="C7D2DD" w:sz="6"/>
+          <w:left w:val="single" w:color="C7D2DD" w:sz="6"/>
+          <w:bottom w:val="single" w:color="C7D2DD" w:sz="6"/>
+          <w:right w:val="single" w:color="C7D2DD" w:sz="6"/>
+          <w:insideH w:val="single" w:color="auto" w:sz="4"/>
+          <w:insideV w:val="single" w:color="auto" w:sz="4"/>
+        </w:tblBorders>
+      </w:tblPr>
+      <w:tblGrid>
+        <w:gridCol w:w="100"/>
+      </w:tblGrid>
+      <w:tr>
+        <w:tc>
+          <w:tcPr>
+            <w:shd w:fill="FBF3E2" w:color="auto" w:val="clear"/>
+            <w:tcMar>
+              <w:top w:type="dxa" w:w="60"/>
+              <w:left w:type="dxa" w:w="120"/>
+              <w:bottom w:type="dxa" w:w="60"/>
+              <w:right w:type="dxa" w:w="120"/>
+            </w:tcMar>
+          </w:tcPr>
+          <w:p>
+            <w:pPr>
+              <w:spacing w:after="0" w:line="320"/>
+            </w:pPr>
+            <w:r>
+              <w:t xml:space="preserve"/>
+            </w:r>
+          </w:p>
+          <w:p>
+            <w:pPr>
+              <w:spacing w:after="0" w:line="320"/>
+            </w:pPr>
+            <w:r>
+              <w:t xml:space="preserve"/>
+            </w:r>
+          </w:p>
+          <w:p>
+            <w:pPr>
+              <w:spacing w:after="0" w:line="320"/>
+            </w:pPr>
+            <w:r>
+              <w:t xml:space="preserve"/>
+            </w:r>
+          </w:p>
+        </w:tc>
+      </w:tr>
+    </w:tbl>
+    <w:p>
+      <w:pPr>
+        <w:pStyle w:val="Heading2"/>
+        <w:spacing w:after="80" w:before="180"/>
+      </w:pPr>
+      <w:r>
+        <w:rPr>
+          <w:b/>
+          <w:bCs/>
+          <w:color w:val="12355B"/>
+          <w:sz w:val="24"/>
+          <w:szCs w:val="24"/>
+        </w:rPr>
+        <w:t xml:space="preserve">Explain</w:t>
+      </w:r>
+      <w:r>
+        <w:rPr>
+          <w:i/>
+          <w:iCs/>
+          <w:color w:val="B97A12"/>
+          <w:sz w:val="19"/>
+          <w:szCs w:val="19"/>
+        </w:rPr>
+        <w:t xml:space="preserve">   Light language support</w:t>
+      </w:r>
+    </w:p>
+    <w:p>
+      <w:pPr>
+        <w:spacing w:after="60"/>
+      </w:pPr>
+      <w:r>
+        <w:rPr>
+          <w:color w:val="1A2733"/>
+          <w:sz w:val="21"/>
+          <w:szCs w:val="21"/>
+        </w:rPr>
+        <w:t xml:space="preserve">Write a claim, give math evidence, and explain your reasoning.</w:t>
+      </w:r>
+      <w:r>
+        <w:rPr>
+          <w:i/>
+          <w:iCs/>
+          <w:color w:val="5F6F80"/>
+          <w:sz w:val="19"/>
+          <w:szCs w:val="19"/>
+        </w:rPr>
+        <w:br/>
+        <w:t xml:space="preserve">Escribe una afirmación, da evidencia matemática y explica tu razonamiento.</w:t>
+      </w:r>
+    </w:p>
+    <w:p>
+      <w:pPr>
+        <w:spacing w:after="60"/>
+      </w:pPr>
+      <w:r>
+        <w:rPr>
+          <w:color w:val="1A2733"/>
+          <w:sz w:val="21"/>
+          <w:szCs w:val="21"/>
+        </w:rPr>
+        <w:t xml:space="preserve">My claim is ___.</w:t>
+      </w:r>
+      <w:r>
+        <w:rPr>
+          <w:i/>
+          <w:iCs/>
+          <w:color w:val="5F6F80"/>
+          <w:sz w:val="19"/>
+          <w:szCs w:val="19"/>
+        </w:rPr>
+        <w:br/>
+        <w:t xml:space="preserve">Mi afirmación es ___.</w:t>
+      </w:r>
+    </w:p>
+    <w:p>
+      <w:pPr>
+        <w:spacing w:after="60"/>
+      </w:pPr>
+      <w:r>
+        <w:rPr>
+          <w:color w:val="1A2733"/>
+          <w:sz w:val="21"/>
+          <w:szCs w:val="21"/>
+        </w:rPr>
+        <w:t xml:space="preserve">My math evidence is ___.</w:t>
+      </w:r>
+      <w:r>
+        <w:rPr>
+          <w:i/>
+          <w:iCs/>
+          <w:color w:val="5F6F80"/>
+          <w:sz w:val="19"/>
+          <w:szCs w:val="19"/>
+        </w:rPr>
+        <w:br/>
+        <w:t xml:space="preserve">Mi evidencia matemática es ___.</w:t>
+      </w:r>
+    </w:p>
+    <w:p>
+      <w:pPr>
+        <w:spacing w:after="60"/>
+      </w:pPr>
+      <w:r>
+        <w:rPr>
+          <w:color w:val="1A2733"/>
+          <w:sz w:val="21"/>
+          <w:szCs w:val="21"/>
+        </w:rPr>
+        <w:t xml:space="preserve">This proves ___ because ___.</w:t>
+      </w:r>
+      <w:r>
+        <w:rPr>
+          <w:i/>
+          <w:iCs/>
+          <w:color w:val="5F6F80"/>
+          <w:sz w:val="19"/>
+          <w:szCs w:val="19"/>
+        </w:rPr>
+        <w:br/>
+        <w:t xml:space="preserve">Esto demuestra ___ porque ___.</w:t>
+      </w:r>
+    </w:p>
+    <w:tbl>
+      <w:tblPr>
+        <w:tblW w:type="pct" w:w="100%"/>
+        <w:tblBorders>
+          <w:top w:val="single" w:color="C7D2DD" w:sz="6"/>
+          <w:left w:val="single" w:color="C7D2DD" w:sz="6"/>
+          <w:bottom w:val="single" w:color="C7D2DD" w:sz="6"/>
+          <w:right w:val="single" w:color="C7D2DD" w:sz="6"/>
+          <w:insideH w:val="single" w:color="auto" w:sz="4"/>
+          <w:insideV w:val="single" w:color="auto" w:sz="4"/>
+        </w:tblBorders>
+      </w:tblPr>
+      <w:tblGrid>
+        <w:gridCol w:w="100"/>
+      </w:tblGrid>
+      <w:tr>
+        <w:tc>
+          <w:tcPr>
+            <w:shd w:fill="FBF3E2" w:color="auto" w:val="clear"/>
+            <w:tcMar>
+              <w:top w:type="dxa" w:w="60"/>
+              <w:left w:type="dxa" w:w="120"/>
+              <w:bottom w:type="dxa" w:w="60"/>
+              <w:right w:type="dxa" w:w="120"/>
+            </w:tcMar>
+          </w:tcPr>
+          <w:p>
+            <w:pPr>
+              <w:spacing w:after="0" w:line="320"/>
+            </w:pPr>
+            <w:r>
+              <w:t xml:space="preserve"/>
+            </w:r>
+          </w:p>
+          <w:p>
+            <w:pPr>
+              <w:spacing w:after="0" w:line="320"/>
+            </w:pPr>
+            <w:r>
+              <w:t xml:space="preserve"/>
+            </w:r>
+          </w:p>
+          <w:p>
+            <w:pPr>
+              <w:spacing w:after="0" w:line="320"/>
+            </w:pPr>
+            <w:r>
+              <w:t xml:space="preserve"/>
+            </w:r>
+          </w:p>
+          <w:p>
+            <w:pPr>
+              <w:spacing w:after="0" w:line="320"/>
+            </w:pPr>
+            <w:r>
+              <w:t xml:space="preserve"/>
+            </w:r>
+          </w:p>
+          <w:p>
+            <w:pPr>
+              <w:spacing w:after="0" w:line="320"/>
+            </w:pPr>
+            <w:r>
+              <w:t xml:space="preserve"/>
+            </w:r>
+          </w:p>
+        </w:tc>
+      </w:tr>
+    </w:tbl>
+    <w:p>
+      <w:pPr>
+        <w:pStyle w:val="Heading2"/>
+        <w:spacing w:after="80" w:before="180"/>
+      </w:pPr>
+      <w:r>
+        <w:rPr>
+          <w:b/>
+          <w:bCs/>
+          <w:color w:val="12355B"/>
+          <w:sz w:val="24"/>
+          <w:szCs w:val="24"/>
+        </w:rPr>
+        <w:t xml:space="preserve">4. Check Your Explanation</w:t>
+      </w:r>
+      <w:r>
+        <w:rPr>
+          <w:i/>
+          <w:iCs/>
+          <w:color w:val="1FA6A2"/>
+          <w:sz w:val="19"/>
+          <w:szCs w:val="19"/>
+        </w:rPr>
+        <w:t xml:space="preserve">   five quick checks</w:t>
+      </w:r>
+    </w:p>
+    <w:p>
+      <w:pPr>
+        <w:spacing w:after="80"/>
+      </w:pPr>
+      <w:r>
+        <w:rPr>
+          <w:b/>
+          <w:bCs/>
+          <w:color w:val="1FA6A2"/>
+          <w:sz w:val="22"/>
+          <w:szCs w:val="22"/>
+        </w:rPr>
+        <w:t xml:space="preserve">☐  </w:t>
+      </w:r>
+      <w:r>
+        <w:rPr>
+          <w:sz w:val="20"/>
+          <w:szCs w:val="20"/>
+        </w:rPr>
+        <w:t xml:space="preserve">I answered the question.</w:t>
+      </w:r>
+      <w:r>
+        <w:rPr>
+          <w:i/>
+          <w:iCs/>
+          <w:color w:val="5F6F80"/>
+          <w:sz w:val="18"/>
+          <w:szCs w:val="18"/>
+        </w:rPr>
+        <w:br/>
+        <w:t xml:space="preserve">Respondí la pregunta.</w:t>
+      </w:r>
+    </w:p>
+    <w:p>
+      <w:pPr>
+        <w:spacing w:after="80"/>
+      </w:pPr>
+      <w:r>
+        <w:rPr>
+          <w:b/>
+          <w:bCs/>
+          <w:color w:val="1FA6A2"/>
+          <w:sz w:val="22"/>
+          <w:szCs w:val="22"/>
+        </w:rPr>
+        <w:t xml:space="preserve">☐  </w:t>
+      </w:r>
+      <w:r>
+        <w:rPr>
+          <w:sz w:val="20"/>
+          <w:szCs w:val="20"/>
+        </w:rPr>
+        <w:t xml:space="preserve">I used math evidence: numbers, an equation, a model, or a comparison.</w:t>
+      </w:r>
+      <w:r>
+        <w:rPr>
+          <w:i/>
+          <w:iCs/>
+          <w:color w:val="5F6F80"/>
+          <w:sz w:val="18"/>
+          <w:szCs w:val="18"/>
+        </w:rPr>
+        <w:br/>
+        <w:t xml:space="preserve">Usé evidencia matemática: números, una ecuación, un modelo o una comparación.</w:t>
+      </w:r>
+    </w:p>
+    <w:p>
+      <w:pPr>
+        <w:spacing w:after="80"/>
+      </w:pPr>
+      <w:r>
+        <w:rPr>
+          <w:b/>
+          <w:bCs/>
+          <w:color w:val="1FA6A2"/>
+          <w:sz w:val="22"/>
+          <w:szCs w:val="22"/>
+        </w:rPr>
+        <w:t xml:space="preserve">☐  </w:t>
+      </w:r>
+      <w:r>
+        <w:rPr>
+          <w:sz w:val="20"/>
+          <w:szCs w:val="20"/>
+        </w:rPr>
+        <w:t xml:space="preserve">I explained how the evidence proves my answer.</w:t>
+      </w:r>
+      <w:r>
+        <w:rPr>
+          <w:i/>
+          <w:iCs/>
+          <w:color w:val="5F6F80"/>
+          <w:sz w:val="18"/>
+          <w:szCs w:val="18"/>
+        </w:rPr>
+        <w:br/>
+        <w:t xml:space="preserve">Expliqué cómo la evidencia demuestra mi respuesta.</w:t>
+      </w:r>
+    </w:p>
+    <w:p>
+      <w:pPr>
+        <w:spacing w:after="80"/>
+      </w:pPr>
+      <w:r>
+        <w:rPr>
+          <w:b/>
+          <w:bCs/>
+          <w:color w:val="1FA6A2"/>
+          <w:sz w:val="22"/>
+          <w:szCs w:val="22"/>
+        </w:rPr>
+        <w:t xml:space="preserve">☐  </w:t>
+      </w:r>
+      <w:r>
+        <w:rPr>
+          <w:sz w:val="20"/>
+          <w:szCs w:val="20"/>
+        </w:rPr>
+        <w:t xml:space="preserve">I used at least two math words.</w:t>
+      </w:r>
+      <w:r>
+        <w:rPr>
+          <w:i/>
+          <w:iCs/>
+          <w:color w:val="5F6F80"/>
+          <w:sz w:val="18"/>
+          <w:szCs w:val="18"/>
+        </w:rPr>
+        <w:br/>
+        <w:t xml:space="preserve">Usé por lo menos dos palabras matemáticas.</w:t>
+      </w:r>
+    </w:p>
+    <w:p>
+      <w:pPr>
+        <w:spacing w:after="80"/>
+      </w:pPr>
+      <w:r>
+        <w:rPr>
+          <w:b/>
+          <w:bCs/>
+          <w:color w:val="1FA6A2"/>
+          <w:sz w:val="22"/>
+          <w:szCs w:val="22"/>
+        </w:rPr>
+        <w:t xml:space="preserve">☐  </w:t>
+      </w:r>
+      <w:r>
+        <w:rPr>
+          <w:sz w:val="20"/>
+          <w:szCs w:val="20"/>
+        </w:rPr>
+        <w:t xml:space="preserve">I reread complete sentences and punctuation.</w:t>
+      </w:r>
+      <w:r>
+        <w:rPr>
+          <w:i/>
+          <w:iCs/>
+          <w:color w:val="5F6F80"/>
+          <w:sz w:val="18"/>
+          <w:szCs w:val="18"/>
+        </w:rPr>
+        <w:br/>
+        <w:t xml:space="preserve">Volví a leer mis oraciones completas y la puntuación.</w:t>
       </w:r>
     </w:p>
     <w:p>

--- a/lessons/7-2/downloads/7-2-notes.docx
+++ b/lessons/7-2/downloads/7-2-notes.docx
@@ -1447,7 +1447,7 @@
           <w:sz w:val="22"/>
           <w:szCs w:val="22"/>
         </w:rPr>
-        <w:t xml:space="preserve">__________  —  Fractions, decimals, and integers placed by value on a number line.</w:t>
+        <w:t xml:space="preserve">Fractions, decimals and integers placed by value sit on the ___ ___.</w:t>
       </w:r>
     </w:p>
     <w:p>

--- a/lessons/7-2/downloads/7-2-notes.docx
+++ b/lessons/7-2/downloads/7-2-notes.docx
@@ -219,10 +219,12 @@
     <w:p>
       <w:pPr>
         <w:pStyle w:val="Heading1"/>
+        <w:keepNext/>
+        <w:keepLines/>
         <w:pBdr>
           <w:bottom w:val="single" w:color="1FA6A2" w:sz="14" w:space="6"/>
         </w:pBdr>
-        <w:spacing w:after="140" w:before="260"/>
+        <w:spacing w:after="140" w:before="300"/>
       </w:pPr>
       <w:r>
         <w:rPr>
@@ -1331,10 +1333,12 @@
     <w:p>
       <w:pPr>
         <w:pStyle w:val="Heading1"/>
+        <w:keepNext/>
+        <w:keepLines/>
         <w:pBdr>
           <w:bottom w:val="single" w:color="1FA6A2" w:sz="14" w:space="6"/>
         </w:pBdr>
-        <w:spacing w:after="140" w:before="260"/>
+        <w:spacing w:after="140" w:before="300"/>
       </w:pPr>
       <w:r>
         <w:rPr>
@@ -1430,7 +1434,8 @@
     </w:p>
     <w:p>
       <w:pPr>
-        <w:spacing w:after="120" w:before="80"/>
+        <w:keepLines/>
+        <w:spacing w:after="260" w:before="200"/>
       </w:pPr>
       <w:r>
         <w:rPr>
@@ -1447,56 +1452,41 @@
           <w:sz w:val="22"/>
           <w:szCs w:val="22"/>
         </w:rPr>
-        <w:t xml:space="preserve">Fractions, decimals and integers placed by value sit on the ___ ___.</w:t>
-      </w:r>
-    </w:p>
-    <w:p>
-      <w:pPr>
-        <w:spacing w:after="120" w:before="80"/>
-      </w:pPr>
-      <w:r>
-        <w:rPr>
-          <w:b/>
-          <w:bCs/>
-          <w:color w:val="12355B"/>
+        <w:t xml:space="preserve">Fractions, decimals and integers placed by value sit on the </w:t>
+      </w:r>
+      <w:r>
+        <w:rPr>
           <w:sz w:val="22"/>
           <w:szCs w:val="22"/>
         </w:rPr>
-        <w:t xml:space="preserve">2.  </w:t>
+        <w:t xml:space="preserve">________________</w:t>
       </w:r>
       <w:r>
         <w:rPr>
           <w:sz w:val="22"/>
           <w:szCs w:val="22"/>
         </w:rPr>
-        <w:t xml:space="preserve">Any number that can be written as a fraction, including integers and decimals, is a ___.</w:t>
-      </w:r>
-    </w:p>
-    <w:p>
-      <w:pPr>
-        <w:spacing w:after="120" w:before="80"/>
-      </w:pPr>
-      <w:r>
-        <w:rPr>
-          <w:b/>
-          <w:bCs/>
-          <w:color w:val="12355B"/>
+        <w:t xml:space="preserve"> </w:t>
+      </w:r>
+      <w:r>
+        <w:rPr>
           <w:sz w:val="22"/>
           <w:szCs w:val="22"/>
         </w:rPr>
-        <w:t xml:space="preserve">3.  </w:t>
+        <w:t xml:space="preserve">________________</w:t>
       </w:r>
       <w:r>
         <w:rPr>
           <w:sz w:val="22"/>
           <w:szCs w:val="22"/>
         </w:rPr>
-        <w:t xml:space="preserve">A number that shows part of a whole, like 3/5, is a ___.</w:t>
-      </w:r>
-    </w:p>
-    <w:p>
-      <w:pPr>
-        <w:spacing w:after="120" w:before="80"/>
+        <w:t xml:space="preserve">.</w:t>
+      </w:r>
+    </w:p>
+    <w:p>
+      <w:pPr>
+        <w:keepLines/>
+        <w:spacing w:after="260" w:before="200"/>
       </w:pPr>
       <w:r>
         <w:rPr>
@@ -1506,41 +1496,34 @@
           <w:sz w:val="22"/>
           <w:szCs w:val="22"/>
         </w:rPr>
-        <w:t xml:space="preserve">4.  </w:t>
+        <w:t xml:space="preserve">2.  </w:t>
       </w:r>
       <w:r>
         <w:rPr>
           <w:sz w:val="22"/>
           <w:szCs w:val="22"/>
         </w:rPr>
-        <w:t xml:space="preserve">A number that uses a point to show parts of a whole is a ___.</w:t>
-      </w:r>
-    </w:p>
-    <w:p>
-      <w:pPr>
-        <w:spacing w:after="120" w:before="80"/>
-      </w:pPr>
-      <w:r>
-        <w:rPr>
-          <w:b/>
-          <w:bCs/>
-          <w:color w:val="12355B"/>
+        <w:t xml:space="preserve">Any number that can be written as a fraction, including integers and decimals, is a </w:t>
+      </w:r>
+      <w:r>
+        <w:rPr>
           <w:sz w:val="22"/>
           <w:szCs w:val="22"/>
         </w:rPr>
-        <w:t xml:space="preserve">5.  </w:t>
+        <w:t xml:space="preserve">________________</w:t>
       </w:r>
       <w:r>
         <w:rPr>
           <w:sz w:val="22"/>
           <w:szCs w:val="22"/>
         </w:rPr>
-        <w:t xml:space="preserve">A line with numbers in order used to place and compare values is a ___.</w:t>
-      </w:r>
-    </w:p>
-    <w:p>
-      <w:pPr>
-        <w:spacing w:after="120" w:before="80"/>
+        <w:t xml:space="preserve">.</w:t>
+      </w:r>
+    </w:p>
+    <w:p>
+      <w:pPr>
+        <w:keepLines/>
+        <w:spacing w:after="260" w:before="200"/>
       </w:pPr>
       <w:r>
         <w:rPr>
@@ -1550,46 +1533,187 @@
           <w:sz w:val="22"/>
           <w:szCs w:val="22"/>
         </w:rPr>
-        <w:t xml:space="preserve">6.  </w:t>
+        <w:t xml:space="preserve">3.  </w:t>
       </w:r>
       <w:r>
         <w:rPr>
           <w:sz w:val="22"/>
           <w:szCs w:val="22"/>
         </w:rPr>
-        <w:t xml:space="preserve">Numbers that name the same value, like 1/2 and 0.5, are ___.</w:t>
-      </w:r>
-    </w:p>
-    <w:p>
-      <w:pPr>
-        <w:spacing w:after="120" w:before="80"/>
-      </w:pPr>
-      <w:r>
-        <w:rPr>
-          <w:b/>
-          <w:bCs/>
-          <w:color w:val="12355B"/>
+        <w:t xml:space="preserve">A number that shows part of a whole, like 3/5, is a </w:t>
+      </w:r>
+      <w:r>
+        <w:rPr>
           <w:sz w:val="22"/>
           <w:szCs w:val="22"/>
         </w:rPr>
-        <w:t xml:space="preserve">7.  </w:t>
+        <w:t xml:space="preserve">________________</w:t>
       </w:r>
       <w:r>
         <w:rPr>
           <w:sz w:val="22"/>
           <w:szCs w:val="22"/>
         </w:rPr>
-        <w:t xml:space="preserve">A whole number or its opposite is an ___.</w:t>
+        <w:t xml:space="preserve">.</w:t>
+      </w:r>
+    </w:p>
+    <w:p>
+      <w:pPr>
+        <w:keepLines/>
+        <w:spacing w:after="260" w:before="200"/>
+      </w:pPr>
+      <w:r>
+        <w:rPr>
+          <w:b/>
+          <w:bCs/>
+          <w:color w:val="12355B"/>
+          <w:sz w:val="22"/>
+          <w:szCs w:val="22"/>
+        </w:rPr>
+        <w:t xml:space="preserve">4.  </w:t>
+      </w:r>
+      <w:r>
+        <w:rPr>
+          <w:sz w:val="22"/>
+          <w:szCs w:val="22"/>
+        </w:rPr>
+        <w:t xml:space="preserve">A number that uses a point to show parts of a whole is a </w:t>
+      </w:r>
+      <w:r>
+        <w:rPr>
+          <w:sz w:val="22"/>
+          <w:szCs w:val="22"/>
+        </w:rPr>
+        <w:t xml:space="preserve">________________</w:t>
+      </w:r>
+      <w:r>
+        <w:rPr>
+          <w:sz w:val="22"/>
+          <w:szCs w:val="22"/>
+        </w:rPr>
+        <w:t xml:space="preserve">.</w:t>
+      </w:r>
+    </w:p>
+    <w:p>
+      <w:pPr>
+        <w:keepLines/>
+        <w:spacing w:after="260" w:before="200"/>
+      </w:pPr>
+      <w:r>
+        <w:rPr>
+          <w:b/>
+          <w:bCs/>
+          <w:color w:val="12355B"/>
+          <w:sz w:val="22"/>
+          <w:szCs w:val="22"/>
+        </w:rPr>
+        <w:t xml:space="preserve">5.  </w:t>
+      </w:r>
+      <w:r>
+        <w:rPr>
+          <w:sz w:val="22"/>
+          <w:szCs w:val="22"/>
+        </w:rPr>
+        <w:t xml:space="preserve">A line with numbers in order used to place and compare values is a </w:t>
+      </w:r>
+      <w:r>
+        <w:rPr>
+          <w:sz w:val="22"/>
+          <w:szCs w:val="22"/>
+        </w:rPr>
+        <w:t xml:space="preserve">________________</w:t>
+      </w:r>
+      <w:r>
+        <w:rPr>
+          <w:sz w:val="22"/>
+          <w:szCs w:val="22"/>
+        </w:rPr>
+        <w:t xml:space="preserve">.</w:t>
+      </w:r>
+    </w:p>
+    <w:p>
+      <w:pPr>
+        <w:keepLines/>
+        <w:spacing w:after="260" w:before="200"/>
+      </w:pPr>
+      <w:r>
+        <w:rPr>
+          <w:b/>
+          <w:bCs/>
+          <w:color w:val="12355B"/>
+          <w:sz w:val="22"/>
+          <w:szCs w:val="22"/>
+        </w:rPr>
+        <w:t xml:space="preserve">6.  </w:t>
+      </w:r>
+      <w:r>
+        <w:rPr>
+          <w:sz w:val="22"/>
+          <w:szCs w:val="22"/>
+        </w:rPr>
+        <w:t xml:space="preserve">Numbers that name the same value, like 1/2 and 0.5, are </w:t>
+      </w:r>
+      <w:r>
+        <w:rPr>
+          <w:sz w:val="22"/>
+          <w:szCs w:val="22"/>
+        </w:rPr>
+        <w:t xml:space="preserve">________________</w:t>
+      </w:r>
+      <w:r>
+        <w:rPr>
+          <w:sz w:val="22"/>
+          <w:szCs w:val="22"/>
+        </w:rPr>
+        <w:t xml:space="preserve">.</w:t>
+      </w:r>
+    </w:p>
+    <w:p>
+      <w:pPr>
+        <w:keepLines/>
+        <w:spacing w:after="260" w:before="200"/>
+      </w:pPr>
+      <w:r>
+        <w:rPr>
+          <w:b/>
+          <w:bCs/>
+          <w:color w:val="12355B"/>
+          <w:sz w:val="22"/>
+          <w:szCs w:val="22"/>
+        </w:rPr>
+        <w:t xml:space="preserve">7.  </w:t>
+      </w:r>
+      <w:r>
+        <w:rPr>
+          <w:sz w:val="22"/>
+          <w:szCs w:val="22"/>
+        </w:rPr>
+        <w:t xml:space="preserve">A whole number or its opposite is an </w:t>
+      </w:r>
+      <w:r>
+        <w:rPr>
+          <w:sz w:val="22"/>
+          <w:szCs w:val="22"/>
+        </w:rPr>
+        <w:t xml:space="preserve">________________</w:t>
+      </w:r>
+      <w:r>
+        <w:rPr>
+          <w:sz w:val="22"/>
+          <w:szCs w:val="22"/>
+        </w:rPr>
+        <w:t xml:space="preserve">.</w:t>
       </w:r>
     </w:p>
     <w:p>
       <w:pPr>
         <w:pStyle w:val="Heading1"/>
-        <w:pageBreakBefore/>
+        <w:keepNext/>
+        <w:keepLines/>
         <w:pBdr>
           <w:bottom w:val="single" w:color="1FA6A2" w:sz="14" w:space="6"/>
         </w:pBdr>
-        <w:spacing w:after="140" w:before="0"/>
+        <w:spacing w:after="140" w:before="300"/>
       </w:pPr>
       <w:r>
         <w:rPr>
@@ -2870,11 +2994,12 @@
     <w:p>
       <w:pPr>
         <w:pStyle w:val="Heading1"/>
-        <w:pageBreakBefore/>
+        <w:keepNext/>
+        <w:keepLines/>
         <w:pBdr>
           <w:bottom w:val="single" w:color="1FA6A2" w:sz="14" w:space="6"/>
         </w:pBdr>
-        <w:spacing w:after="140" w:before="0"/>
+        <w:spacing w:after="140" w:before="300"/>
       </w:pPr>
       <w:r>
         <w:rPr>
@@ -3207,11 +3332,12 @@
     <w:p>
       <w:pPr>
         <w:pStyle w:val="Heading1"/>
-        <w:pageBreakBefore/>
+        <w:keepNext/>
+        <w:keepLines/>
         <w:pBdr>
           <w:bottom w:val="single" w:color="1FA6A2" w:sz="14" w:space="6"/>
         </w:pBdr>
-        <w:spacing w:after="140" w:before="0"/>
+        <w:spacing w:after="140" w:before="300"/>
       </w:pPr>
       <w:r>
         <w:rPr>
@@ -4013,11 +4139,12 @@
     <w:p>
       <w:pPr>
         <w:pStyle w:val="Heading1"/>
-        <w:pageBreakBefore/>
+        <w:keepNext/>
+        <w:keepLines/>
         <w:pBdr>
           <w:bottom w:val="single" w:color="1FA6A2" w:sz="14" w:space="6"/>
         </w:pBdr>
-        <w:spacing w:after="140" w:before="0"/>
+        <w:spacing w:after="140" w:before="300"/>
       </w:pPr>
       <w:r>
         <w:rPr>
@@ -4932,11 +5059,12 @@
     <w:p>
       <w:pPr>
         <w:pStyle w:val="Heading1"/>
-        <w:pageBreakBefore/>
+        <w:keepNext/>
+        <w:keepLines/>
         <w:pBdr>
           <w:bottom w:val="single" w:color="1FA6A2" w:sz="14" w:space="6"/>
         </w:pBdr>
-        <w:spacing w:after="140" w:before="0"/>
+        <w:spacing w:after="140" w:before="300"/>
       </w:pPr>
       <w:r>
         <w:rPr>

--- a/lessons/7-2/downloads/7-2-notes.docx
+++ b/lessons/7-2/downloads/7-2-notes.docx
@@ -375,7 +375,7 @@
                 <w:sz w:val="21"/>
                 <w:szCs w:val="21"/>
               </w:rPr>
-              <w:t xml:space="preserve">Fractions, decimals, and integers placed by value on a number line.</w:t>
+              <w:t xml:space="preserve">Every rational number has one exact spot on the number line. Writing it as a fraction, a decimal, or an integer does not change where it sits.</w:t>
             </w:r>
           </w:p>
           <w:p>
@@ -400,7 +400,7 @@
                 <w:sz w:val="18"/>
                 <w:szCs w:val="18"/>
               </w:rPr>
-              <w:t xml:space="preserve">−1/2 and −0.5 name the same point.</w:t>
+              <w:t xml:space="preserve">−3/2 = −1.5 and 1/2 = 0.5 each sit at one exact point.</w:t>
             </w:r>
           </w:p>
         </w:tc>
@@ -529,7 +529,7 @@
                 <w:sz w:val="21"/>
                 <w:szCs w:val="21"/>
               </w:rPr>
-              <w:t xml:space="preserve">Any number you can write as a fraction. This includes fractions, decimals, and integers.</w:t>
+              <w:t xml:space="preserve">A number that can be written as a fraction of two integers, with a bottom number that is not zero.</w:t>
             </w:r>
           </w:p>
           <w:p>
@@ -554,7 +554,7 @@
                 <w:sz w:val="18"/>
                 <w:szCs w:val="18"/>
               </w:rPr>
-              <w:t xml:space="preserve">1/2 = 0.5, -3/4 = -0.75, 6 = 6/1 — all rational numbers</w:t>
+              <w:t xml:space="preserve">−1/2, 0 and 5/4 each sit at one exact point.</w:t>
             </w:r>
           </w:p>
         </w:tc>
@@ -1452,7 +1452,7 @@
           <w:sz w:val="22"/>
           <w:szCs w:val="22"/>
         </w:rPr>
-        <w:t xml:space="preserve">Fractions, decimals and integers placed by value sit on the </w:t>
+        <w:t xml:space="preserve">A rational number always has one exact spot on the </w:t>
       </w:r>
       <w:r>
         <w:rPr>
@@ -1503,7 +1503,7 @@
           <w:sz w:val="22"/>
           <w:szCs w:val="22"/>
         </w:rPr>
-        <w:t xml:space="preserve">Any number that can be written as a fraction, including integers and decimals, is a </w:t>
+        <w:t xml:space="preserve">A number you can write as a fraction of two integers, with a bottom number that is not zero, is a </w:t>
       </w:r>
       <w:r>
         <w:rPr>
@@ -1724,47 +1724,6 @@
           <w:szCs w:val="30"/>
         </w:rPr>
         <w:t xml:space="preserve">Write About the Math</w:t>
-      </w:r>
-    </w:p>
-    <w:p>
-      <w:pPr>
-        <w:spacing w:after="100"/>
-      </w:pPr>
-      <w:r>
-        <w:rPr>
-          <w:i/>
-          <w:iCs/>
-          <w:color w:val="5F6F80"/>
-          <w:sz w:val="19"/>
-          <w:szCs w:val="19"/>
-        </w:rPr>
-        <w:t xml:space="preserve">Use the support level you need. Every level answers the same math question.</w:t>
-      </w:r>
-    </w:p>
-    <w:p>
-      <w:pPr>
-        <w:pStyle w:val="Heading2"/>
-        <w:spacing w:after="80" w:before="180"/>
-      </w:pPr>
-      <w:r>
-        <w:rPr>
-          <w:b/>
-          <w:bCs/>
-          <w:color w:val="12355B"/>
-          <w:sz w:val="24"/>
-          <w:szCs w:val="24"/>
-        </w:rPr>
-        <w:t xml:space="preserve">1. Understand the Question</w:t>
-      </w:r>
-      <w:r>
-        <w:rPr>
-          <w:i/>
-          <w:iCs/>
-          <w:color w:val="B97A12"/>
-          <w:sz w:val="19"/>
-          <w:szCs w:val="19"/>
-        </w:rPr>
-        <w:t xml:space="preserve">   explain</w:t>
       </w:r>
     </w:p>
     <w:tbl>
@@ -1805,344 +1764,6 @@
               </w:rPr>
               <w:t xml:space="preserve">Put the four readings in order from lowest water to highest. How do the decimals let the keeper say something a whole number could not?</w:t>
             </w:r>
-          </w:p>
-          <w:p>
-            <w:pPr>
-              <w:spacing w:after="0"/>
-            </w:pPr>
-            <w:r>
-              <w:rPr>
-                <w:b/>
-                <w:bCs/>
-                <w:color w:val="12355B"/>
-                <w:sz w:val="20"/>
-                <w:szCs w:val="20"/>
-              </w:rPr>
-              <w:t xml:space="preserve">Your job:  </w:t>
-            </w:r>
-            <w:r>
-              <w:rPr>
-                <w:sz w:val="20"/>
-                <w:szCs w:val="20"/>
-              </w:rPr>
-              <w:t xml:space="preserve">Answer the question. Use math evidence. Explain how the evidence proves your answer.</w:t>
-            </w:r>
-            <w:r>
-              <w:rPr>
-                <w:i/>
-                <w:iCs/>
-                <w:color w:val="5F6F80"/>
-                <w:sz w:val="18"/>
-                <w:szCs w:val="18"/>
-              </w:rPr>
-              <w:br/>
-              <w:t xml:space="preserve">Responde la pregunta. Usa evidencia matemática. Explica cómo la evidencia demuestra tu respuesta.</w:t>
-            </w:r>
-          </w:p>
-        </w:tc>
-      </w:tr>
-    </w:tbl>
-    <w:p>
-      <w:pPr>
-        <w:pStyle w:val="Heading2"/>
-        <w:spacing w:after="80" w:before="180"/>
-      </w:pPr>
-      <w:r>
-        <w:rPr>
-          <w:b/>
-          <w:bCs/>
-          <w:color w:val="12355B"/>
-          <w:sz w:val="24"/>
-          <w:szCs w:val="24"/>
-        </w:rPr>
-        <w:t xml:space="preserve">2. Plan Your Math Words</w:t>
-      </w:r>
-      <w:r>
-        <w:rPr>
-          <w:i/>
-          <w:iCs/>
-          <w:color w:val="1FA6A2"/>
-          <w:sz w:val="19"/>
-          <w:szCs w:val="19"/>
-        </w:rPr>
-        <w:t xml:space="preserve">   check at least two</w:t>
-      </w:r>
-    </w:p>
-    <w:p>
-      <w:pPr>
-        <w:spacing w:after="60"/>
-      </w:pPr>
-      <w:r>
-        <w:rPr>
-          <w:b/>
-          <w:bCs/>
-          <w:color w:val="1FA6A2"/>
-          <w:sz w:val="22"/>
-          <w:szCs w:val="22"/>
-        </w:rPr>
-        <w:t xml:space="preserve">☐  </w:t>
-      </w:r>
-      <w:r>
-        <w:rPr>
-          <w:b/>
-          <w:bCs/>
-          <w:color w:val="12355B"/>
-          <w:sz w:val="20"/>
-          <w:szCs w:val="20"/>
-        </w:rPr>
-        <w:t xml:space="preserve">Rational Numbers on the Number Line — </w:t>
-      </w:r>
-      <w:r>
-        <w:rPr>
-          <w:sz w:val="20"/>
-          <w:szCs w:val="20"/>
-        </w:rPr>
-        <w:t xml:space="preserve">Fractions, decimals, and integers placed by value on a number line.</w:t>
-      </w:r>
-      <w:r>
-        <w:rPr>
-          <w:i/>
-          <w:iCs/>
-          <w:color w:val="5F6F80"/>
-          <w:sz w:val="18"/>
-          <w:szCs w:val="18"/>
-        </w:rPr>
-        <w:br/>
-        <w:t xml:space="preserve">Números racionales en la recta numérica — Fracciones, decimales y enteros ubicados según su valor en una recta numérica.</w:t>
-      </w:r>
-    </w:p>
-    <w:p>
-      <w:pPr>
-        <w:spacing w:after="60"/>
-      </w:pPr>
-      <w:r>
-        <w:rPr>
-          <w:b/>
-          <w:bCs/>
-          <w:color w:val="1FA6A2"/>
-          <w:sz w:val="22"/>
-          <w:szCs w:val="22"/>
-        </w:rPr>
-        <w:t xml:space="preserve">☐  </w:t>
-      </w:r>
-      <w:r>
-        <w:rPr>
-          <w:b/>
-          <w:bCs/>
-          <w:color w:val="12355B"/>
-          <w:sz w:val="20"/>
-          <w:szCs w:val="20"/>
-        </w:rPr>
-        <w:t xml:space="preserve">Rational number — </w:t>
-      </w:r>
-      <w:r>
-        <w:rPr>
-          <w:sz w:val="20"/>
-          <w:szCs w:val="20"/>
-        </w:rPr>
-        <w:t xml:space="preserve">Any number you can write as a fraction. This includes fractions, decimals, and integers.</w:t>
-      </w:r>
-      <w:r>
-        <w:rPr>
-          <w:i/>
-          <w:iCs/>
-          <w:color w:val="5F6F80"/>
-          <w:sz w:val="18"/>
-          <w:szCs w:val="18"/>
-        </w:rPr>
-        <w:br/>
-        <w:t xml:space="preserve">Número racional — Cualquier número que puedes escribir como fracción. Incluye fracciones, decimales y enteros.</w:t>
-      </w:r>
-    </w:p>
-    <w:p>
-      <w:pPr>
-        <w:spacing w:after="60"/>
-      </w:pPr>
-      <w:r>
-        <w:rPr>
-          <w:b/>
-          <w:bCs/>
-          <w:color w:val="1FA6A2"/>
-          <w:sz w:val="22"/>
-          <w:szCs w:val="22"/>
-        </w:rPr>
-        <w:t xml:space="preserve">☐  </w:t>
-      </w:r>
-      <w:r>
-        <w:rPr>
-          <w:b/>
-          <w:bCs/>
-          <w:color w:val="12355B"/>
-          <w:sz w:val="20"/>
-          <w:szCs w:val="20"/>
-        </w:rPr>
-        <w:t xml:space="preserve">Fraction — </w:t>
-      </w:r>
-      <w:r>
-        <w:rPr>
-          <w:sz w:val="20"/>
-          <w:szCs w:val="20"/>
-        </w:rPr>
-        <w:t xml:space="preserve">A number that shows part of a whole, like 3/4.</w:t>
-      </w:r>
-      <w:r>
-        <w:rPr>
-          <w:i/>
-          <w:iCs/>
-          <w:color w:val="5F6F80"/>
-          <w:sz w:val="18"/>
-          <w:szCs w:val="18"/>
-        </w:rPr>
-        <w:br/>
-        <w:t xml:space="preserve">Fracción — Un número que muestra una parte de un todo, como 3/4.</w:t>
-      </w:r>
-    </w:p>
-    <w:p>
-      <w:pPr>
-        <w:spacing w:after="60"/>
-      </w:pPr>
-      <w:r>
-        <w:rPr>
-          <w:b/>
-          <w:bCs/>
-          <w:color w:val="1FA6A2"/>
-          <w:sz w:val="22"/>
-          <w:szCs w:val="22"/>
-        </w:rPr>
-        <w:t xml:space="preserve">☐  </w:t>
-      </w:r>
-      <w:r>
-        <w:rPr>
-          <w:b/>
-          <w:bCs/>
-          <w:color w:val="12355B"/>
-          <w:sz w:val="20"/>
-          <w:szCs w:val="20"/>
-        </w:rPr>
-        <w:t xml:space="preserve">Decimal — </w:t>
-      </w:r>
-      <w:r>
-        <w:rPr>
-          <w:sz w:val="20"/>
-          <w:szCs w:val="20"/>
-        </w:rPr>
-        <w:t xml:space="preserve">A number with a dot, like 0.5, that shows a part less than one.</w:t>
-      </w:r>
-      <w:r>
-        <w:rPr>
-          <w:i/>
-          <w:iCs/>
-          <w:color w:val="5F6F80"/>
-          <w:sz w:val="18"/>
-          <w:szCs w:val="18"/>
-        </w:rPr>
-        <w:br/>
-        <w:t xml:space="preserve">Decimal — Un número con un punto, como 0.5, que muestra una parte menor que uno.</w:t>
-      </w:r>
-    </w:p>
-    <w:p>
-      <w:pPr>
-        <w:spacing w:after="60"/>
-      </w:pPr>
-      <w:r>
-        <w:rPr>
-          <w:b/>
-          <w:bCs/>
-          <w:color w:val="1FA6A2"/>
-          <w:sz w:val="22"/>
-          <w:szCs w:val="22"/>
-        </w:rPr>
-        <w:t xml:space="preserve">☐  </w:t>
-      </w:r>
-      <w:r>
-        <w:rPr>
-          <w:b/>
-          <w:bCs/>
-          <w:color w:val="12355B"/>
-          <w:sz w:val="20"/>
-          <w:szCs w:val="20"/>
-        </w:rPr>
-        <w:t xml:space="preserve">Number line — </w:t>
-      </w:r>
-      <w:r>
-        <w:rPr>
-          <w:sz w:val="20"/>
-          <w:szCs w:val="20"/>
-        </w:rPr>
-        <w:t xml:space="preserve">A straight line where numbers are placed in order; numbers get smaller to the left and larger to the right.</w:t>
-      </w:r>
-      <w:r>
-        <w:rPr>
-          <w:i/>
-          <w:iCs/>
-          <w:color w:val="5F6F80"/>
-          <w:sz w:val="18"/>
-          <w:szCs w:val="18"/>
-        </w:rPr>
-        <w:br/>
-        <w:t xml:space="preserve">Recta numérica — Una recta donde los números se colocan en orden; los números son menores a la izquierda y mayores a la derecha.</w:t>
-      </w:r>
-    </w:p>
-    <w:tbl>
-      <w:tblPr>
-        <w:tblW w:type="pct" w:w="100%"/>
-        <w:tblBorders>
-          <w:top w:val="single" w:color="1FA6A2" w:sz="8"/>
-          <w:left w:val="single" w:color="1FA6A2" w:sz="8"/>
-          <w:bottom w:val="single" w:color="1FA6A2" w:sz="8"/>
-          <w:right w:val="single" w:color="1FA6A2" w:sz="8"/>
-          <w:insideH w:val="single" w:color="auto" w:sz="4"/>
-          <w:insideV w:val="single" w:color="auto" w:sz="4"/>
-        </w:tblBorders>
-      </w:tblPr>
-      <w:tblGrid>
-        <w:gridCol w:w="100"/>
-      </w:tblGrid>
-      <w:tr>
-        <w:tc>
-          <w:tcPr>
-            <w:shd w:fill="F7FFFD" w:color="auto" w:val="clear"/>
-            <w:tcMar>
-              <w:top w:type="dxa" w:w="120"/>
-              <w:left w:type="dxa" w:w="180"/>
-              <w:bottom w:type="dxa" w:w="120"/>
-              <w:right w:type="dxa" w:w="180"/>
-            </w:tcMar>
-          </w:tcPr>
-          <w:p>
-            <w:pPr>
-              <w:spacing w:after="50"/>
-            </w:pPr>
-            <w:r>
-              <w:rPr>
-                <w:b/>
-                <w:bCs/>
-                <w:color w:val="1FA6A2"/>
-                <w:sz w:val="20"/>
-                <w:szCs w:val="20"/>
-              </w:rPr>
-              <w:t xml:space="preserve">Say it first:  </w:t>
-            </w:r>
-            <w:r>
-              <w:rPr>
-                <w:sz w:val="20"/>
-                <w:szCs w:val="20"/>
-              </w:rPr>
-              <w:t xml:space="preserve">Say your idea to a partner or quietly to yourself before you write.</w:t>
-            </w:r>
-          </w:p>
-          <w:p>
-            <w:pPr>
-              <w:spacing w:after="60"/>
-            </w:pPr>
-            <w:r>
-              <w:rPr>
-                <w:color w:val="1A2733"/>
-                <w:sz w:val="21"/>
-                <w:szCs w:val="21"/>
-              </w:rPr>
-              <w:t xml:space="preserve">The lowest reading was ___ and the highest was ___. Tuesday's ___ ft means the water sat 1¼ feet ___ the mark, which is between −1 and ___ on the number line.</w:t>
-            </w:r>
             <w:r>
               <w:rPr>
                 <w:i/>
@@ -2152,7 +1773,7 @@
                 <w:szCs w:val="19"/>
               </w:rPr>
               <w:br/>
-              <w:t xml:space="preserve">Di tu respuesta primero: Mi respuesta es ___ porque ___.</w:t>
+              <w:t xml:space="preserve">Pon las cuatro lecturas en orden del agua más baja a la más alta. ¿Cómo le permiten los decimales al encargado decir algo que un número entero no podría?</w:t>
             </w:r>
           </w:p>
         </w:tc>
@@ -2160,28 +1781,192 @@
     </w:tbl>
     <w:p>
       <w:pPr>
-        <w:pStyle w:val="Heading2"/>
-        <w:spacing w:after="80" w:before="180"/>
-      </w:pPr>
-      <w:r>
-        <w:rPr>
-          <w:b/>
-          <w:bCs/>
-          <w:color w:val="12355B"/>
-          <w:sz w:val="24"/>
-          <w:szCs w:val="24"/>
-        </w:rPr>
-        <w:t xml:space="preserve">3. Build Your Explanation</w:t>
-      </w:r>
+        <w:spacing w:after="100"/>
+      </w:pPr>
       <w:r>
         <w:rPr>
           <w:i/>
           <w:iCs/>
-          <w:color w:val="B97A12"/>
+          <w:color w:val="5F6F80"/>
           <w:sz w:val="19"/>
           <w:szCs w:val="19"/>
         </w:rPr>
-        <w:t xml:space="preserve">   choose your support</w:t>
+        <w:t xml:space="preserve">Say your answer to a partner first. Then write it, using at least two of these words:</w:t>
+      </w:r>
+    </w:p>
+    <w:p>
+      <w:pPr>
+        <w:spacing w:after="40"/>
+      </w:pPr>
+      <w:r>
+        <w:rPr>
+          <w:b/>
+          <w:bCs/>
+          <w:color w:val="1FA6A2"/>
+          <w:sz w:val="22"/>
+          <w:szCs w:val="22"/>
+        </w:rPr>
+        <w:t xml:space="preserve">☐  </w:t>
+      </w:r>
+      <w:r>
+        <w:rPr>
+          <w:b/>
+          <w:bCs/>
+          <w:color w:val="12355B"/>
+          <w:sz w:val="20"/>
+          <w:szCs w:val="20"/>
+        </w:rPr>
+        <w:t xml:space="preserve">Rational number</w:t>
+      </w:r>
+      <w:r>
+        <w:rPr>
+          <w:i/>
+          <w:iCs/>
+          <w:color w:val="5F6F80"/>
+          <w:sz w:val="18"/>
+          <w:szCs w:val="18"/>
+        </w:rPr>
+        <w:t xml:space="preserve">  ·  Número racional</w:t>
+      </w:r>
+    </w:p>
+    <w:p>
+      <w:pPr>
+        <w:spacing w:after="40"/>
+      </w:pPr>
+      <w:r>
+        <w:rPr>
+          <w:b/>
+          <w:bCs/>
+          <w:color w:val="1FA6A2"/>
+          <w:sz w:val="22"/>
+          <w:szCs w:val="22"/>
+        </w:rPr>
+        <w:t xml:space="preserve">☐  </w:t>
+      </w:r>
+      <w:r>
+        <w:rPr>
+          <w:b/>
+          <w:bCs/>
+          <w:color w:val="12355B"/>
+          <w:sz w:val="20"/>
+          <w:szCs w:val="20"/>
+        </w:rPr>
+        <w:t xml:space="preserve">Fraction</w:t>
+      </w:r>
+      <w:r>
+        <w:rPr>
+          <w:i/>
+          <w:iCs/>
+          <w:color w:val="5F6F80"/>
+          <w:sz w:val="18"/>
+          <w:szCs w:val="18"/>
+        </w:rPr>
+        <w:t xml:space="preserve">  ·  Fracción</w:t>
+      </w:r>
+    </w:p>
+    <w:p>
+      <w:pPr>
+        <w:spacing w:after="40"/>
+      </w:pPr>
+      <w:r>
+        <w:rPr>
+          <w:b/>
+          <w:bCs/>
+          <w:color w:val="1FA6A2"/>
+          <w:sz w:val="22"/>
+          <w:szCs w:val="22"/>
+        </w:rPr>
+        <w:t xml:space="preserve">☐  </w:t>
+      </w:r>
+      <w:r>
+        <w:rPr>
+          <w:b/>
+          <w:bCs/>
+          <w:color w:val="12355B"/>
+          <w:sz w:val="20"/>
+          <w:szCs w:val="20"/>
+        </w:rPr>
+        <w:t xml:space="preserve">Decimal</w:t>
+      </w:r>
+      <w:r>
+        <w:rPr>
+          <w:i/>
+          <w:iCs/>
+          <w:color w:val="5F6F80"/>
+          <w:sz w:val="18"/>
+          <w:szCs w:val="18"/>
+        </w:rPr>
+        <w:t xml:space="preserve">  ·  Decimal</w:t>
+      </w:r>
+    </w:p>
+    <w:p>
+      <w:pPr>
+        <w:spacing w:after="40"/>
+      </w:pPr>
+      <w:r>
+        <w:rPr>
+          <w:b/>
+          <w:bCs/>
+          <w:color w:val="1FA6A2"/>
+          <w:sz w:val="22"/>
+          <w:szCs w:val="22"/>
+        </w:rPr>
+        <w:t xml:space="preserve">☐  </w:t>
+      </w:r>
+      <w:r>
+        <w:rPr>
+          <w:b/>
+          <w:bCs/>
+          <w:color w:val="12355B"/>
+          <w:sz w:val="20"/>
+          <w:szCs w:val="20"/>
+        </w:rPr>
+        <w:t xml:space="preserve">Number line</w:t>
+      </w:r>
+      <w:r>
+        <w:rPr>
+          <w:i/>
+          <w:iCs/>
+          <w:color w:val="5F6F80"/>
+          <w:sz w:val="18"/>
+          <w:szCs w:val="18"/>
+        </w:rPr>
+        <w:t xml:space="preserve">  ·  Recta numérica</w:t>
+      </w:r>
+    </w:p>
+    <w:p>
+      <w:pPr>
+        <w:spacing w:after="40"/>
+      </w:pPr>
+      <w:r>
+        <w:rPr>
+          <w:b/>
+          <w:bCs/>
+          <w:color w:val="1FA6A2"/>
+          <w:sz w:val="22"/>
+          <w:szCs w:val="22"/>
+        </w:rPr>
+        <w:t xml:space="preserve">☐  </w:t>
+      </w:r>
+      <w:r>
+        <w:rPr>
+          <w:b/>
+          <w:bCs/>
+          <w:color w:val="12355B"/>
+          <w:sz w:val="20"/>
+          <w:szCs w:val="20"/>
+        </w:rPr>
+        <w:t xml:space="preserve">Equivalent</w:t>
+      </w:r>
+      <w:r>
+        <w:rPr>
+          <w:i/>
+          <w:iCs/>
+          <w:color w:val="5F6F80"/>
+          <w:sz w:val="18"/>
+          <w:szCs w:val="18"/>
+        </w:rPr>
+        <w:t xml:space="preserve">  ·  Equivalente</w:t>
       </w:r>
     </w:p>
     <w:tbl>
@@ -2212,21 +1997,6 @@
           </w:tcPr>
           <w:p>
             <w:pPr>
-              <w:spacing w:after="50"/>
-            </w:pPr>
-            <w:r>
-              <w:rPr>
-                <w:i/>
-                <w:iCs/>
-                <w:color w:val="5F6F80"/>
-                <w:sz w:val="19"/>
-                <w:szCs w:val="19"/>
-              </w:rPr>
-              <w:t xml:space="preserve">This model shows the parts of an explanation. It does not answer your writing question.</w:t>
-            </w:r>
-          </w:p>
-          <w:p>
-            <w:pPr>
               <w:spacing w:after="80"/>
             </w:pPr>
             <w:r>
@@ -2237,58 +2007,14 @@
                 <w:sz w:val="19"/>
                 <w:szCs w:val="19"/>
               </w:rPr>
-              <w:t xml:space="preserve">Claim:  </w:t>
+              <w:t xml:space="preserve">Model:  </w:t>
             </w:r>
             <w:r>
               <w:rPr>
                 <w:sz w:val="19"/>
                 <w:szCs w:val="19"/>
               </w:rPr>
-              <w:t xml:space="preserve">All of these are rational numbers because each one can be ___.</w:t>
-            </w:r>
-          </w:p>
-          <w:p>
-            <w:pPr>
-              <w:spacing w:after="80"/>
-            </w:pPr>
-            <w:r>
-              <w:rPr>
-                <w:b/>
-                <w:bCs/>
-                <w:color w:val="12355B"/>
-                <w:sz w:val="19"/>
-                <w:szCs w:val="19"/>
-              </w:rPr>
-              <w:t xml:space="preserve">Evidence:  </w:t>
-            </w:r>
-            <w:r>
-              <w:rPr>
-                <w:sz w:val="19"/>
-                <w:szCs w:val="19"/>
-              </w:rPr>
-              <w:t xml:space="preserve">Student explains a rational number is any number that can be written as a fraction, including integers and decimals.</w:t>
-            </w:r>
-          </w:p>
-          <w:p>
-            <w:pPr>
-              <w:spacing w:after="80"/>
-            </w:pPr>
-            <w:r>
-              <w:rPr>
-                <w:b/>
-                <w:bCs/>
-                <w:color w:val="12355B"/>
-                <w:sz w:val="19"/>
-                <w:szCs w:val="19"/>
-              </w:rPr>
-              <w:t xml:space="preserve">Reasoning:  </w:t>
-            </w:r>
-            <w:r>
-              <w:rPr>
-                <w:sz w:val="19"/>
-                <w:szCs w:val="19"/>
-              </w:rPr>
-              <w:t xml:space="preserve">This evidence connects the definition of rational number to the mathematical claim.</w:t>
+              <w:t xml:space="preserve">-1 1/2 falls between ___ and ___ because ___. — Student places -1 1/2 between -1 and -2, halfway, reasoning from the value of the fraction part.</w:t>
             </w:r>
           </w:p>
         </w:tc>
@@ -2367,7 +2093,7 @@
           <w:sz w:val="21"/>
           <w:szCs w:val="21"/>
         </w:rPr>
-        <w:t xml:space="preserve">My answer is ___.</w:t>
+        <w:t xml:space="preserve">My answer is ___ because ___.</w:t>
       </w:r>
       <w:r>
         <w:rPr>
@@ -2378,7 +2104,7 @@
           <w:szCs w:val="19"/>
         </w:rPr>
         <w:br/>
-        <w:t xml:space="preserve">Mi respuesta es ___.</w:t>
+        <w:t xml:space="preserve">Mi respuesta es ___ porque ___.</w:t>
       </w:r>
     </w:p>
     <w:tbl>
@@ -2518,7 +2244,7 @@
           <w:sz w:val="21"/>
           <w:szCs w:val="21"/>
         </w:rPr>
-        <w:t xml:space="preserve">I know because ___.</w:t>
+        <w:t xml:space="preserve">My evidence is ___, so ___.</w:t>
       </w:r>
       <w:r>
         <w:rPr>
@@ -2529,31 +2255,7 @@
           <w:szCs w:val="19"/>
         </w:rPr>
         <w:br/>
-        <w:t xml:space="preserve">Lo sé porque ___.</w:t>
-      </w:r>
-    </w:p>
-    <w:p>
-      <w:pPr>
-        <w:spacing w:after="60"/>
-      </w:pPr>
-      <w:r>
-        <w:rPr>
-          <w:color w:val="1A2733"/>
-          <w:sz w:val="21"/>
-          <w:szCs w:val="21"/>
-        </w:rPr>
-        <w:t xml:space="preserve">So ___.</w:t>
-      </w:r>
-      <w:r>
-        <w:rPr>
-          <w:i/>
-          <w:iCs/>
-          <w:color w:val="5F6F80"/>
-          <w:sz w:val="19"/>
-          <w:szCs w:val="19"/>
-        </w:rPr>
-        <w:br/>
-        <w:t xml:space="preserve">Entonces ___.</w:t>
+        <w:t xml:space="preserve">Mi evidencia es ___, entonces ___.</w:t>
       </w:r>
     </w:p>
     <w:tbl>
@@ -2659,78 +2361,6 @@
         <w:t xml:space="preserve">Escribe una afirmación, da evidencia matemática y explica tu razonamiento.</w:t>
       </w:r>
     </w:p>
-    <w:p>
-      <w:pPr>
-        <w:spacing w:after="60"/>
-      </w:pPr>
-      <w:r>
-        <w:rPr>
-          <w:color w:val="1A2733"/>
-          <w:sz w:val="21"/>
-          <w:szCs w:val="21"/>
-        </w:rPr>
-        <w:t xml:space="preserve">My claim is ___.</w:t>
-      </w:r>
-      <w:r>
-        <w:rPr>
-          <w:i/>
-          <w:iCs/>
-          <w:color w:val="5F6F80"/>
-          <w:sz w:val="19"/>
-          <w:szCs w:val="19"/>
-        </w:rPr>
-        <w:br/>
-        <w:t xml:space="preserve">Mi afirmación es ___.</w:t>
-      </w:r>
-    </w:p>
-    <w:p>
-      <w:pPr>
-        <w:spacing w:after="60"/>
-      </w:pPr>
-      <w:r>
-        <w:rPr>
-          <w:color w:val="1A2733"/>
-          <w:sz w:val="21"/>
-          <w:szCs w:val="21"/>
-        </w:rPr>
-        <w:t xml:space="preserve">My math evidence is ___.</w:t>
-      </w:r>
-      <w:r>
-        <w:rPr>
-          <w:i/>
-          <w:iCs/>
-          <w:color w:val="5F6F80"/>
-          <w:sz w:val="19"/>
-          <w:szCs w:val="19"/>
-        </w:rPr>
-        <w:br/>
-        <w:t xml:space="preserve">Mi evidencia matemática es ___.</w:t>
-      </w:r>
-    </w:p>
-    <w:p>
-      <w:pPr>
-        <w:spacing w:after="60"/>
-      </w:pPr>
-      <w:r>
-        <w:rPr>
-          <w:color w:val="1A2733"/>
-          <w:sz w:val="21"/>
-          <w:szCs w:val="21"/>
-        </w:rPr>
-        <w:t xml:space="preserve">This proves ___ because ___.</w:t>
-      </w:r>
-      <w:r>
-        <w:rPr>
-          <w:i/>
-          <w:iCs/>
-          <w:color w:val="5F6F80"/>
-          <w:sz w:val="19"/>
-          <w:szCs w:val="19"/>
-        </w:rPr>
-        <w:br/>
-        <w:t xml:space="preserve">Esto demuestra ___ porque ___.</w:t>
-      </w:r>
-    </w:p>
     <w:tbl>
       <w:tblPr>
         <w:tblW w:type="pct" w:w="100%"/>
@@ -2813,7 +2443,7 @@
           <w:sz w:val="24"/>
           <w:szCs w:val="24"/>
         </w:rPr>
-        <w:t xml:space="preserve">4. Check Your Explanation</w:t>
+        <w:t xml:space="preserve">Check Your Explanation</w:t>
       </w:r>
       <w:r>
         <w:rPr>
@@ -2823,7 +2453,7 @@
           <w:sz w:val="19"/>
           <w:szCs w:val="19"/>
         </w:rPr>
-        <w:t xml:space="preserve">   five quick checks</w:t>
+        <w:t xml:space="preserve">   three quick checks</w:t>
       </w:r>
     </w:p>
     <w:p>
@@ -2847,17 +2477,6 @@
         </w:rPr>
         <w:t xml:space="preserve">I answered the question.</w:t>
       </w:r>
-      <w:r>
-        <w:rPr>
-          <w:i/>
-          <w:iCs/>
-          <w:color w:val="5F6F80"/>
-          <w:sz w:val="18"/>
-          <w:szCs w:val="18"/>
-        </w:rPr>
-        <w:br/>
-        <w:t xml:space="preserve">Respondí la pregunta.</w:t>
-      </w:r>
     </w:p>
     <w:p>
       <w:pPr>
@@ -2878,18 +2497,7 @@
           <w:sz w:val="20"/>
           <w:szCs w:val="20"/>
         </w:rPr>
-        <w:t xml:space="preserve">I used math evidence: numbers, an equation, a model, or a comparison.</w:t>
-      </w:r>
-      <w:r>
-        <w:rPr>
-          <w:i/>
-          <w:iCs/>
-          <w:color w:val="5F6F80"/>
-          <w:sz w:val="18"/>
-          <w:szCs w:val="18"/>
-        </w:rPr>
-        <w:br/>
-        <w:t xml:space="preserve">Usé evidencia matemática: números, una ecuación, un modelo o una comparación.</w:t>
+        <w:t xml:space="preserve">I used math evidence: numbers, an equation, or a model.</w:t>
       </w:r>
     </w:p>
     <w:p>
@@ -2911,84 +2519,7 @@
           <w:sz w:val="20"/>
           <w:szCs w:val="20"/>
         </w:rPr>
-        <w:t xml:space="preserve">I explained how the evidence proves my answer.</w:t>
-      </w:r>
-      <w:r>
-        <w:rPr>
-          <w:i/>
-          <w:iCs/>
-          <w:color w:val="5F6F80"/>
-          <w:sz w:val="18"/>
-          <w:szCs w:val="18"/>
-        </w:rPr>
-        <w:br/>
-        <w:t xml:space="preserve">Expliqué cómo la evidencia demuestra mi respuesta.</w:t>
-      </w:r>
-    </w:p>
-    <w:p>
-      <w:pPr>
-        <w:spacing w:after="80"/>
-      </w:pPr>
-      <w:r>
-        <w:rPr>
-          <w:b/>
-          <w:bCs/>
-          <w:color w:val="1FA6A2"/>
-          <w:sz w:val="22"/>
-          <w:szCs w:val="22"/>
-        </w:rPr>
-        <w:t xml:space="preserve">☐  </w:t>
-      </w:r>
-      <w:r>
-        <w:rPr>
-          <w:sz w:val="20"/>
-          <w:szCs w:val="20"/>
-        </w:rPr>
         <w:t xml:space="preserve">I used at least two math words.</w:t>
-      </w:r>
-      <w:r>
-        <w:rPr>
-          <w:i/>
-          <w:iCs/>
-          <w:color w:val="5F6F80"/>
-          <w:sz w:val="18"/>
-          <w:szCs w:val="18"/>
-        </w:rPr>
-        <w:br/>
-        <w:t xml:space="preserve">Usé por lo menos dos palabras matemáticas.</w:t>
-      </w:r>
-    </w:p>
-    <w:p>
-      <w:pPr>
-        <w:spacing w:after="80"/>
-      </w:pPr>
-      <w:r>
-        <w:rPr>
-          <w:b/>
-          <w:bCs/>
-          <w:color w:val="1FA6A2"/>
-          <w:sz w:val="22"/>
-          <w:szCs w:val="22"/>
-        </w:rPr>
-        <w:t xml:space="preserve">☐  </w:t>
-      </w:r>
-      <w:r>
-        <w:rPr>
-          <w:sz w:val="20"/>
-          <w:szCs w:val="20"/>
-        </w:rPr>
-        <w:t xml:space="preserve">I reread complete sentences and punctuation.</w:t>
-      </w:r>
-      <w:r>
-        <w:rPr>
-          <w:i/>
-          <w:iCs/>
-          <w:color w:val="5F6F80"/>
-          <w:sz w:val="18"/>
-          <w:szCs w:val="18"/>
-        </w:rPr>
-        <w:br/>
-        <w:t xml:space="preserve">Volví a leer mis oraciones completas y la puntuación.</w:t>
       </w:r>
     </w:p>
     <w:p>
@@ -3076,7 +2607,7 @@
                 <w:sz w:val="22"/>
                 <w:szCs w:val="22"/>
               </w:rPr>
-              <w:t xml:space="preserve">Precise Treasure Coordinates</w:t>
+              <w:t xml:space="preserve">Arihi's Plant</w:t>
             </w:r>
           </w:p>
           <w:p>
@@ -3088,7 +2619,7 @@
                 <w:sz w:val="21"/>
                 <w:szCs w:val="21"/>
               </w:rPr>
-              <w:t xml:space="preserve">Captain Vega's advanced treasure map uses precise coordinates — not just whole numbers! One clue says the treasure is at -2.5 on the map (halfway between -2 and -3). Another clue points to 3/4 of the way from 0 to 1. A third clue leads to -1 1/2. To find each treasure, you must plot these exact rational numbers on the number line.</w:t>
+              <w:t xml:space="preserve">Arihi planted a flower. The height and depth of the plant are shown. How do the height of the plant and the depth of the roots compare?</w:t>
             </w:r>
           </w:p>
         </w:tc>
@@ -3762,54 +3293,7 @@
           <w:sz w:val="21"/>
           <w:szCs w:val="21"/>
         </w:rPr>
-        <w:t xml:space="preserve">How can a fraction like 1/2, a decimal like 0.75, and an integer like -3 all be rational numbers?</w:t>
-      </w:r>
-    </w:p>
-    <w:p>
-      <w:pPr>
-        <w:spacing w:after="60"/>
-      </w:pPr>
-      <w:r>
-        <w:rPr>
-          <w:color w:val="1A2733"/>
-          <w:sz w:val="21"/>
-          <w:szCs w:val="21"/>
-        </w:rPr>
-        <w:t xml:space="preserve">Start with:  A rational number is any number you can write as ___.</w:t>
-      </w:r>
-      <w:r>
-        <w:rPr>
-          <w:i/>
-          <w:iCs/>
-          <w:color w:val="5F6F80"/>
-          <w:sz w:val="19"/>
-          <w:szCs w:val="19"/>
-        </w:rPr>
-        <w:br/>
-        <w:t xml:space="preserve">Un numero racional es cualquier numero que puedes escribir como ___.</w:t>
-      </w:r>
-    </w:p>
-    <w:p>
-      <w:pPr>
-        <w:spacing w:after="80"/>
-      </w:pPr>
-      <w:r>
-        <w:rPr>
-          <w:b/>
-          <w:bCs/>
-          <w:color w:val="12355B"/>
-          <w:sz w:val="19"/>
-          <w:szCs w:val="19"/>
-        </w:rPr>
-        <w:t xml:space="preserve">Word bank:  </w:t>
-      </w:r>
-      <w:r>
-        <w:rPr>
-          <w:color w:val="1FA6A2"/>
-          <w:sz w:val="19"/>
-          <w:szCs w:val="19"/>
-        </w:rPr>
-        <w:t xml:space="preserve">rational number,  fraction,  decimal,  integer,  number line</w:t>
+        <w:t xml:space="preserve">The flower is 7/8 foot above the ground and the roots are 7/8 foot below. How are those two distances the same, and how are they different?</w:t>
       </w:r>
     </w:p>
     <w:p>
